--- a/reference/08-agent-builder-policy-agent.docx
+++ b/reference/08-agent-builder-policy-agent.docx
@@ -1696,7 +1696,7 @@
   <w:abstractNum w:abstractNumId="0" w15:restartNumberingAfterBreak="0">
     <w:nsid w:val="0000A990"/>
     <w:multiLevelType w:val="multilevel"/>
-    <w:tmpl w:val="A1E0B012"/>
+    <w:tmpl w:val="92AEC2CE"/>
     <w:lvl w:ilvl="0">
       <w:numFmt w:val="bullet"/>
       <w:lvlText w:val=" "/>
@@ -1773,7 +1773,7 @@
   <w:abstractNum w:abstractNumId="1" w15:restartNumberingAfterBreak="0">
     <w:nsid w:val="0000A991"/>
     <w:multiLevelType w:val="multilevel"/>
-    <w:tmpl w:val="94B66E7E"/>
+    <w:tmpl w:val="73480D68"/>
     <w:lvl w:ilvl="0">
       <w:numFmt w:val="bullet"/>
       <w:lvlText w:val=""/>
@@ -1877,7 +1877,7 @@
   <w:abstractNum w:abstractNumId="2" w15:restartNumberingAfterBreak="0">
     <w:nsid w:val="00A99411"/>
     <w:multiLevelType w:val="multilevel"/>
-    <w:tmpl w:val="A572A9DE"/>
+    <w:tmpl w:val="81FC419A"/>
     <w:lvl w:ilvl="0">
       <w:start w:val="1"/>
       <w:numFmt w:val="decimal"/>
@@ -1960,19 +1960,19 @@
       </w:pPr>
     </w:lvl>
   </w:abstractNum>
-  <w:num w:numId="1" w16cid:durableId="968054098">
+  <w:num w:numId="1" w16cid:durableId="1403602463">
     <w:abstractNumId w:val="0"/>
   </w:num>
-  <w:num w:numId="2" w16cid:durableId="896207958">
+  <w:num w:numId="2" w16cid:durableId="1121995000">
     <w:abstractNumId w:val="1"/>
   </w:num>
-  <w:num w:numId="3" w16cid:durableId="1723141022">
+  <w:num w:numId="3" w16cid:durableId="144008462">
     <w:abstractNumId w:val="1"/>
   </w:num>
-  <w:num w:numId="4" w16cid:durableId="1850752827">
+  <w:num w:numId="4" w16cid:durableId="858398396">
     <w:abstractNumId w:val="1"/>
   </w:num>
-  <w:num w:numId="5" w16cid:durableId="2131782773">
+  <w:num w:numId="5" w16cid:durableId="1186554649">
     <w:abstractNumId w:val="2"/>
     <w:lvlOverride w:ilvl="0">
       <w:startOverride w:val="1"/>
@@ -2002,16 +2002,16 @@
       <w:startOverride w:val="1"/>
     </w:lvlOverride>
   </w:num>
-  <w:num w:numId="6" w16cid:durableId="1858470564">
+  <w:num w:numId="6" w16cid:durableId="1870557601">
     <w:abstractNumId w:val="1"/>
   </w:num>
-  <w:num w:numId="7" w16cid:durableId="1128352799">
+  <w:num w:numId="7" w16cid:durableId="492068686">
     <w:abstractNumId w:val="1"/>
   </w:num>
-  <w:num w:numId="8" w16cid:durableId="1060399589">
+  <w:num w:numId="8" w16cid:durableId="1994796809">
     <w:abstractNumId w:val="1"/>
   </w:num>
-  <w:num w:numId="9" w16cid:durableId="791167092">
+  <w:num w:numId="9" w16cid:durableId="1300265322">
     <w:abstractNumId w:val="1"/>
   </w:num>
 </w:numbering>
@@ -3256,7 +3256,7 @@
     <w:name w:val="header"/>
     <w:basedOn w:val="Normal"/>
     <w:link w:val="HeaderChar"/>
-    <w:rsid w:val="00C43D25"/>
+    <w:rsid w:val="00514D01"/>
     <w:pPr>
       <w:tabs>
         <w:tab w:val="center" w:pos="4513"/>
@@ -3269,7 +3269,7 @@
     <w:name w:val="Header Char"/>
     <w:basedOn w:val="DefaultParagraphFont"/>
     <w:link w:val="Header"/>
-    <w:rsid w:val="00C43D25"/>
+    <w:rsid w:val="00514D01"/>
     <w:rPr>
       <w:rFonts w:ascii="Segoe UI" w:eastAsia="Segoe UI" w:hAnsi="Segoe UI" w:cs="Segoe UI"/>
       <w:color w:val="242424"/>
@@ -3280,7 +3280,7 @@
     <w:name w:val="footer"/>
     <w:basedOn w:val="Normal"/>
     <w:link w:val="FooterChar"/>
-    <w:rsid w:val="00C43D25"/>
+    <w:rsid w:val="00514D01"/>
     <w:pPr>
       <w:tabs>
         <w:tab w:val="center" w:pos="4513"/>
@@ -3293,7 +3293,7 @@
     <w:name w:val="Footer Char"/>
     <w:basedOn w:val="DefaultParagraphFont"/>
     <w:link w:val="Footer"/>
-    <w:rsid w:val="00C43D25"/>
+    <w:rsid w:val="00514D01"/>
     <w:rPr>
       <w:rFonts w:ascii="Segoe UI" w:eastAsia="Segoe UI" w:hAnsi="Segoe UI" w:cs="Segoe UI"/>
       <w:color w:val="242424"/>

--- a/reference/08-agent-builder-policy-agent.docx
+++ b/reference/08-agent-builder-policy-agent.docx
@@ -47,6 +47,62 @@
     </w:p>
     <w:p>
       <w:pPr>
+        <w:pStyle w:val="CalloutMarker"/>
+        <w:spacing w:line="80" w:lineRule="exact"/>
+      </w:pPr>
+    </w:p>
+    <w:p>
+      <w:pPr>
+        <w:pStyle w:val="BodyText"/>
+        <w:pBdr>
+          <w:left w:val="single" w:sz="18" w:space="8" w:color="3B1041"/>
+        </w:pBdr>
+        <w:shd w:val="clear" w:color="auto" w:fill="FBF6FD"/>
+        <w:spacing w:before="30" w:after="30"/>
+        <w:ind w:left="288" w:right="144"/>
+      </w:pPr>
+      <w:r>
+        <w:t>⚠</w:t>
+      </w:r>
+      <w:r>
+        <w:t>️</w:t>
+      </w:r>
+      <w:r>
+        <w:t xml:space="preserve"> </w:t>
+      </w:r>
+      <w:r>
+        <w:rPr>
+          <w:b/>
+          <w:bCs/>
+        </w:rPr>
+        <w:t>Not Cowork.</w:t>
+      </w:r>
+      <w:r>
+        <w:t xml:space="preserve"> Exercise 8 uses </w:t>
+      </w:r>
+      <w:r>
+        <w:rPr>
+          <w:b/>
+          <w:bCs/>
+        </w:rPr>
+        <w:t>Copilot Agent Builder</w:t>
+      </w:r>
+      <w:r>
+        <w:t xml:space="preserve"> (Microsoft 365 Copilot → </w:t>
+      </w:r>
+      <w:r>
+        <w:rPr>
+          <w:b/>
+          <w:bCs/>
+        </w:rPr>
+        <w:t>Create agent</w:t>
+      </w:r>
+      <w:r>
+        <w:t>), a different tool from Cowork. There are no Cowork tasks, side panel, approvals, or skills in this exercise.</w:t>
+      </w:r>
+    </w:p>
+    <w:p>
+      <w:pPr>
         <w:pStyle w:val="Heading2"/>
       </w:pPr>
       <w:bookmarkStart w:id="1" w:name="X8589f99ef0d52b2963dd419508727164f2784bb"/>
@@ -79,7 +135,10 @@
         <w:t>inside Cowork</w:t>
       </w:r>
       <w:r>
-        <w:t xml:space="preserve"> — great for a recurring task </w:t>
+        <w:t xml:space="preserve"> </w:t>
+      </w:r>
+      <w:r>
+        <w:t xml:space="preserve">— great for a recurring task </w:t>
       </w:r>
       <w:r>
         <w:rPr>
@@ -542,10 +601,7 @@
         <w:t>Copilot connectors</w:t>
       </w:r>
       <w:r>
-        <w:t xml:space="preserve"> </w:t>
-      </w:r>
-      <w:r>
-        <w:t>enabled in your tenant.</w:t>
+        <w:t xml:space="preserve"> enabled in your tenant.</w:t>
       </w:r>
     </w:p>
     <w:p>
@@ -683,7 +739,10 @@
         <w:t>desktop and web</w:t>
       </w:r>
       <w:r>
-        <w:t xml:space="preserve"> (Work and Web toolbars). </w:t>
+        <w:t xml:space="preserve"> </w:t>
+      </w:r>
+      <w:r>
+        <w:t xml:space="preserve">(Work and Web toolbars). </w:t>
       </w:r>
       <w:r>
         <w:rPr>
@@ -767,6 +826,7 @@
       <w:bookmarkStart w:id="4" w:name="the-three-tabs"/>
       <w:bookmarkEnd w:id="3"/>
       <w:r>
+        <w:lastRenderedPageBreak/>
         <w:t>The three tabs</w:t>
       </w:r>
     </w:p>
@@ -821,7 +881,6 @@
           <w:b/>
           <w:bCs/>
         </w:rPr>
-        <w:lastRenderedPageBreak/>
         <w:t>Try it</w:t>
       </w:r>
       <w:r>
@@ -851,10 +910,7 @@
         <w:t>Goal:</w:t>
       </w:r>
       <w:r>
-        <w:t xml:space="preserve"> </w:t>
-      </w:r>
-      <w:r>
-        <w:t>stand up a no-code agent that answers employee policy/benefits questions, grounded in the Zava HR documents, and test it.</w:t>
+        <w:t xml:space="preserve"> stand up a no-code agent that answers employee policy/benefits questions, grounded in the Zava HR documents, and test it.</w:t>
       </w:r>
     </w:p>
     <w:p>
@@ -943,10 +999,10 @@
         <w:t>HR Policy Agent</w:t>
       </w:r>
       <w:r>
-        <w:t xml:space="preserve"> that answers employee questions about company policies and benefits — PTO, remote/hybrid work, benefits enrollment, overtime, and the code of conduct — in </w:t>
-      </w:r>
-      <w:r>
-        <w:t>a warm, professional tone. Always cite the source document and remind the reader that HR should confirm. Politely decline questions about individual pay, performance, legal, or medical matters and redirect them to HR."</w:t>
+        <w:t xml:space="preserve"> that answers employee questions about company policies and </w:t>
+      </w:r>
+      <w:r>
+        <w:t>benefits — PTO, remote/hybrid work, benefits enrollment, overtime, and the code of conduct — in a warm, professional tone. Always cite the source document and remind the reader that HR should confirm. Politely decline questions about individual pay, performance, legal, or medical matters and redirect them to HR."</w:t>
       </w:r>
     </w:p>
     <w:p>
@@ -1023,10 +1079,7 @@
         <w:t>source</w:t>
       </w:r>
       <w:r>
-        <w:t xml:space="preserve"> </w:t>
-      </w:r>
-      <w:r>
-        <w:t>→ "confirm with HR"), tone, and the out-of-scope guardrails.</w:t>
+        <w:t xml:space="preserve"> → "confirm with HR"), tone, and the out-of-scope guardrails.</w:t>
       </w:r>
     </w:p>
     <w:p>
@@ -1224,10 +1277,7 @@
         <w:t>4 public websites</w:t>
       </w:r>
       <w:r>
-        <w:t xml:space="preserve">. Uploaded .docx/.pdf/.pptx/.txt files can be </w:t>
-      </w:r>
-      <w:r>
-        <w:t xml:space="preserve">up to 512 MB; Excel files up to 30 MB. See </w:t>
+        <w:t xml:space="preserve">. Uploaded .docx/.pdf/.pptx/.txt files can be up to 512 MB; Excel files up to 30 MB. See </w:t>
       </w:r>
       <w:hyperlink r:id="rId7">
         <w:r>
@@ -1280,6 +1330,7 @@
         </w:numPr>
       </w:pPr>
       <w:r>
+        <w:lastRenderedPageBreak/>
         <w:t>"When is open enrollment and how do I change my plan?"</w:t>
       </w:r>
     </w:p>
@@ -1302,7 +1353,6 @@
       <w:bookmarkStart w:id="10" w:name="step-5--test-on-the-try-it-tab"/>
       <w:bookmarkEnd w:id="9"/>
       <w:r>
-        <w:lastRenderedPageBreak/>
         <w:t>Step 5 — Test on the "Try it" tab</w:t>
       </w:r>
     </w:p>
@@ -1410,10 +1460,10 @@
         <w:t>Before you share an agent with uploaded files:</w:t>
       </w:r>
       <w:r>
-        <w:t xml:space="preserve"> people who get the agent can get answers from those files' content. Only upload documents everyone you share with may read, and check how </w:t>
-      </w:r>
-      <w:r>
-        <w:t xml:space="preserve">sensitivity labels and encryption apply (some protected files can't be used as embedded knowledge). For real HR policies, point to the </w:t>
+        <w:t xml:space="preserve"> people who get the agent can get answers from </w:t>
+      </w:r>
+      <w:r>
+        <w:t xml:space="preserve">those files' content. Only upload documents everyone you share with may read, and check how sensitivity labels and encryption apply (some protected files can't be used as embedded knowledge). For real HR policies, point to the </w:t>
       </w:r>
       <w:r>
         <w:rPr>
@@ -1696,7 +1746,7 @@
   <w:abstractNum w:abstractNumId="0" w15:restartNumberingAfterBreak="0">
     <w:nsid w:val="0000A990"/>
     <w:multiLevelType w:val="multilevel"/>
-    <w:tmpl w:val="92AEC2CE"/>
+    <w:tmpl w:val="184A2010"/>
     <w:lvl w:ilvl="0">
       <w:numFmt w:val="bullet"/>
       <w:lvlText w:val=" "/>
@@ -1773,7 +1823,7 @@
   <w:abstractNum w:abstractNumId="1" w15:restartNumberingAfterBreak="0">
     <w:nsid w:val="0000A991"/>
     <w:multiLevelType w:val="multilevel"/>
-    <w:tmpl w:val="73480D68"/>
+    <w:tmpl w:val="0C4C05D2"/>
     <w:lvl w:ilvl="0">
       <w:numFmt w:val="bullet"/>
       <w:lvlText w:val=""/>
@@ -1877,7 +1927,7 @@
   <w:abstractNum w:abstractNumId="2" w15:restartNumberingAfterBreak="0">
     <w:nsid w:val="00A99411"/>
     <w:multiLevelType w:val="multilevel"/>
-    <w:tmpl w:val="81FC419A"/>
+    <w:tmpl w:val="169EF036"/>
     <w:lvl w:ilvl="0">
       <w:start w:val="1"/>
       <w:numFmt w:val="decimal"/>
@@ -1960,19 +2010,19 @@
       </w:pPr>
     </w:lvl>
   </w:abstractNum>
-  <w:num w:numId="1" w16cid:durableId="1403602463">
+  <w:num w:numId="1" w16cid:durableId="118837398">
     <w:abstractNumId w:val="0"/>
   </w:num>
-  <w:num w:numId="2" w16cid:durableId="1121995000">
+  <w:num w:numId="2" w16cid:durableId="700280577">
     <w:abstractNumId w:val="1"/>
   </w:num>
-  <w:num w:numId="3" w16cid:durableId="144008462">
+  <w:num w:numId="3" w16cid:durableId="387338446">
     <w:abstractNumId w:val="1"/>
   </w:num>
-  <w:num w:numId="4" w16cid:durableId="858398396">
+  <w:num w:numId="4" w16cid:durableId="95832230">
     <w:abstractNumId w:val="1"/>
   </w:num>
-  <w:num w:numId="5" w16cid:durableId="1186554649">
+  <w:num w:numId="5" w16cid:durableId="1003818355">
     <w:abstractNumId w:val="2"/>
     <w:lvlOverride w:ilvl="0">
       <w:startOverride w:val="1"/>
@@ -2002,16 +2052,16 @@
       <w:startOverride w:val="1"/>
     </w:lvlOverride>
   </w:num>
-  <w:num w:numId="6" w16cid:durableId="1870557601">
+  <w:num w:numId="6" w16cid:durableId="1305157939">
     <w:abstractNumId w:val="1"/>
   </w:num>
-  <w:num w:numId="7" w16cid:durableId="492068686">
+  <w:num w:numId="7" w16cid:durableId="447284373">
     <w:abstractNumId w:val="1"/>
   </w:num>
-  <w:num w:numId="8" w16cid:durableId="1994796809">
+  <w:num w:numId="8" w16cid:durableId="787315982">
     <w:abstractNumId w:val="1"/>
   </w:num>
-  <w:num w:numId="9" w16cid:durableId="1300265322">
+  <w:num w:numId="9" w16cid:durableId="758790591">
     <w:abstractNumId w:val="1"/>
   </w:num>
 </w:numbering>
@@ -3256,7 +3306,7 @@
     <w:name w:val="header"/>
     <w:basedOn w:val="Normal"/>
     <w:link w:val="HeaderChar"/>
-    <w:rsid w:val="00514D01"/>
+    <w:rsid w:val="00645C74"/>
     <w:pPr>
       <w:tabs>
         <w:tab w:val="center" w:pos="4513"/>
@@ -3269,7 +3319,7 @@
     <w:name w:val="Header Char"/>
     <w:basedOn w:val="DefaultParagraphFont"/>
     <w:link w:val="Header"/>
-    <w:rsid w:val="00514D01"/>
+    <w:rsid w:val="00645C74"/>
     <w:rPr>
       <w:rFonts w:ascii="Segoe UI" w:eastAsia="Segoe UI" w:hAnsi="Segoe UI" w:cs="Segoe UI"/>
       <w:color w:val="242424"/>
@@ -3280,7 +3330,7 @@
     <w:name w:val="footer"/>
     <w:basedOn w:val="Normal"/>
     <w:link w:val="FooterChar"/>
-    <w:rsid w:val="00514D01"/>
+    <w:rsid w:val="00645C74"/>
     <w:pPr>
       <w:tabs>
         <w:tab w:val="center" w:pos="4513"/>
@@ -3293,7 +3343,7 @@
     <w:name w:val="Footer Char"/>
     <w:basedOn w:val="DefaultParagraphFont"/>
     <w:link w:val="Footer"/>
-    <w:rsid w:val="00514D01"/>
+    <w:rsid w:val="00645C74"/>
     <w:rPr>
       <w:rFonts w:ascii="Segoe UI" w:eastAsia="Segoe UI" w:hAnsi="Segoe UI" w:cs="Segoe UI"/>
       <w:color w:val="242424"/>

--- a/reference/08-agent-builder-policy-agent.docx
+++ b/reference/08-agent-builder-policy-agent.docx
@@ -1696,7 +1696,7 @@
   <w:abstractNum w:abstractNumId="0" w15:restartNumberingAfterBreak="0">
     <w:nsid w:val="0000A990"/>
     <w:multiLevelType w:val="multilevel"/>
-    <w:tmpl w:val="92AEC2CE"/>
+    <w:tmpl w:val="A5F06B62"/>
     <w:lvl w:ilvl="0">
       <w:numFmt w:val="bullet"/>
       <w:lvlText w:val=" "/>
@@ -1773,7 +1773,7 @@
   <w:abstractNum w:abstractNumId="1" w15:restartNumberingAfterBreak="0">
     <w:nsid w:val="0000A991"/>
     <w:multiLevelType w:val="multilevel"/>
-    <w:tmpl w:val="73480D68"/>
+    <w:tmpl w:val="402057F4"/>
     <w:lvl w:ilvl="0">
       <w:numFmt w:val="bullet"/>
       <w:lvlText w:val=""/>
@@ -1877,7 +1877,7 @@
   <w:abstractNum w:abstractNumId="2" w15:restartNumberingAfterBreak="0">
     <w:nsid w:val="00A99411"/>
     <w:multiLevelType w:val="multilevel"/>
-    <w:tmpl w:val="81FC419A"/>
+    <w:tmpl w:val="0EE6CFAA"/>
     <w:lvl w:ilvl="0">
       <w:start w:val="1"/>
       <w:numFmt w:val="decimal"/>
@@ -1960,19 +1960,19 @@
       </w:pPr>
     </w:lvl>
   </w:abstractNum>
-  <w:num w:numId="1" w16cid:durableId="1403602463">
+  <w:num w:numId="1" w16cid:durableId="674302895">
     <w:abstractNumId w:val="0"/>
   </w:num>
-  <w:num w:numId="2" w16cid:durableId="1121995000">
+  <w:num w:numId="2" w16cid:durableId="1521166645">
     <w:abstractNumId w:val="1"/>
   </w:num>
-  <w:num w:numId="3" w16cid:durableId="144008462">
+  <w:num w:numId="3" w16cid:durableId="1997031551">
     <w:abstractNumId w:val="1"/>
   </w:num>
-  <w:num w:numId="4" w16cid:durableId="858398396">
+  <w:num w:numId="4" w16cid:durableId="1829976403">
     <w:abstractNumId w:val="1"/>
   </w:num>
-  <w:num w:numId="5" w16cid:durableId="1186554649">
+  <w:num w:numId="5" w16cid:durableId="329603579">
     <w:abstractNumId w:val="2"/>
     <w:lvlOverride w:ilvl="0">
       <w:startOverride w:val="1"/>
@@ -2002,16 +2002,16 @@
       <w:startOverride w:val="1"/>
     </w:lvlOverride>
   </w:num>
-  <w:num w:numId="6" w16cid:durableId="1870557601">
+  <w:num w:numId="6" w16cid:durableId="1662464730">
     <w:abstractNumId w:val="1"/>
   </w:num>
-  <w:num w:numId="7" w16cid:durableId="492068686">
+  <w:num w:numId="7" w16cid:durableId="480004851">
     <w:abstractNumId w:val="1"/>
   </w:num>
-  <w:num w:numId="8" w16cid:durableId="1994796809">
+  <w:num w:numId="8" w16cid:durableId="84828">
     <w:abstractNumId w:val="1"/>
   </w:num>
-  <w:num w:numId="9" w16cid:durableId="1300265322">
+  <w:num w:numId="9" w16cid:durableId="1063918050">
     <w:abstractNumId w:val="1"/>
   </w:num>
 </w:numbering>
@@ -3256,7 +3256,7 @@
     <w:name w:val="header"/>
     <w:basedOn w:val="Normal"/>
     <w:link w:val="HeaderChar"/>
-    <w:rsid w:val="00514D01"/>
+    <w:rsid w:val="00235981"/>
     <w:pPr>
       <w:tabs>
         <w:tab w:val="center" w:pos="4513"/>
@@ -3269,7 +3269,7 @@
     <w:name w:val="Header Char"/>
     <w:basedOn w:val="DefaultParagraphFont"/>
     <w:link w:val="Header"/>
-    <w:rsid w:val="00514D01"/>
+    <w:rsid w:val="00235981"/>
     <w:rPr>
       <w:rFonts w:ascii="Segoe UI" w:eastAsia="Segoe UI" w:hAnsi="Segoe UI" w:cs="Segoe UI"/>
       <w:color w:val="242424"/>
@@ -3280,7 +3280,7 @@
     <w:name w:val="footer"/>
     <w:basedOn w:val="Normal"/>
     <w:link w:val="FooterChar"/>
-    <w:rsid w:val="00514D01"/>
+    <w:rsid w:val="00235981"/>
     <w:pPr>
       <w:tabs>
         <w:tab w:val="center" w:pos="4513"/>
@@ -3293,7 +3293,7 @@
     <w:name w:val="Footer Char"/>
     <w:basedOn w:val="DefaultParagraphFont"/>
     <w:link w:val="Footer"/>
-    <w:rsid w:val="00514D01"/>
+    <w:rsid w:val="00235981"/>
     <w:rPr>
       <w:rFonts w:ascii="Segoe UI" w:eastAsia="Segoe UI" w:hAnsi="Segoe UI" w:cs="Segoe UI"/>
       <w:color w:val="242424"/>

--- a/reference/08-agent-builder-policy-agent.docx
+++ b/reference/08-agent-builder-policy-agent.docx
@@ -1533,10 +1533,10 @@
           <w:b/>
           <w:bCs/>
         </w:rPr>
-        <w:t>fictional sample data</w:t>
-      </w:r>
-      <w:r>
-        <w:t xml:space="preserve"> in the workshop — no real PII.</w:t>
+        <w:t>fictional Zava files</w:t>
+      </w:r>
+      <w:r>
+        <w:t xml:space="preserve"> as knowledge in the workshop; no real employee personal data.</w:t>
       </w:r>
     </w:p>
     <w:p>
@@ -1696,7 +1696,7 @@
   <w:abstractNum w:abstractNumId="0" w15:restartNumberingAfterBreak="0">
     <w:nsid w:val="0000A990"/>
     <w:multiLevelType w:val="multilevel"/>
-    <w:tmpl w:val="A5F06B62"/>
+    <w:tmpl w:val="65969B00"/>
     <w:lvl w:ilvl="0">
       <w:numFmt w:val="bullet"/>
       <w:lvlText w:val=" "/>
@@ -1773,7 +1773,7 @@
   <w:abstractNum w:abstractNumId="1" w15:restartNumberingAfterBreak="0">
     <w:nsid w:val="0000A991"/>
     <w:multiLevelType w:val="multilevel"/>
-    <w:tmpl w:val="402057F4"/>
+    <w:tmpl w:val="173011B8"/>
     <w:lvl w:ilvl="0">
       <w:numFmt w:val="bullet"/>
       <w:lvlText w:val=""/>
@@ -1877,7 +1877,7 @@
   <w:abstractNum w:abstractNumId="2" w15:restartNumberingAfterBreak="0">
     <w:nsid w:val="00A99411"/>
     <w:multiLevelType w:val="multilevel"/>
-    <w:tmpl w:val="0EE6CFAA"/>
+    <w:tmpl w:val="0BFAFBBC"/>
     <w:lvl w:ilvl="0">
       <w:start w:val="1"/>
       <w:numFmt w:val="decimal"/>
@@ -1960,19 +1960,19 @@
       </w:pPr>
     </w:lvl>
   </w:abstractNum>
-  <w:num w:numId="1" w16cid:durableId="674302895">
+  <w:num w:numId="1" w16cid:durableId="924609657">
     <w:abstractNumId w:val="0"/>
   </w:num>
-  <w:num w:numId="2" w16cid:durableId="1521166645">
+  <w:num w:numId="2" w16cid:durableId="868033557">
     <w:abstractNumId w:val="1"/>
   </w:num>
-  <w:num w:numId="3" w16cid:durableId="1997031551">
+  <w:num w:numId="3" w16cid:durableId="876117662">
     <w:abstractNumId w:val="1"/>
   </w:num>
-  <w:num w:numId="4" w16cid:durableId="1829976403">
+  <w:num w:numId="4" w16cid:durableId="1287348612">
     <w:abstractNumId w:val="1"/>
   </w:num>
-  <w:num w:numId="5" w16cid:durableId="329603579">
+  <w:num w:numId="5" w16cid:durableId="1181314404">
     <w:abstractNumId w:val="2"/>
     <w:lvlOverride w:ilvl="0">
       <w:startOverride w:val="1"/>
@@ -2002,16 +2002,16 @@
       <w:startOverride w:val="1"/>
     </w:lvlOverride>
   </w:num>
-  <w:num w:numId="6" w16cid:durableId="1662464730">
+  <w:num w:numId="6" w16cid:durableId="645208789">
     <w:abstractNumId w:val="1"/>
   </w:num>
-  <w:num w:numId="7" w16cid:durableId="480004851">
+  <w:num w:numId="7" w16cid:durableId="596252830">
     <w:abstractNumId w:val="1"/>
   </w:num>
-  <w:num w:numId="8" w16cid:durableId="84828">
+  <w:num w:numId="8" w16cid:durableId="1753745389">
     <w:abstractNumId w:val="1"/>
   </w:num>
-  <w:num w:numId="9" w16cid:durableId="1063918050">
+  <w:num w:numId="9" w16cid:durableId="931746072">
     <w:abstractNumId w:val="1"/>
   </w:num>
 </w:numbering>
@@ -2950,6 +2950,34 @@
       <w:sz w:val="4"/>
     </w:rPr>
   </w:style>
+  <w:style w:type="character" w:customStyle="1" w:styleId="PromptGoal">
+    <w:name w:val="Prompt Goal"/>
+    <w:rPr>
+      <w:color w:val="1F4E99"/>
+      <w:shd w:val="clear" w:color="auto" w:fill="DCEBFF"/>
+    </w:rPr>
+  </w:style>
+  <w:style w:type="character" w:customStyle="1" w:styleId="PromptSource">
+    <w:name w:val="Prompt Source"/>
+    <w:rPr>
+      <w:color w:val="1E6B32"/>
+      <w:shd w:val="clear" w:color="auto" w:fill="DFF5E1"/>
+    </w:rPr>
+  </w:style>
+  <w:style w:type="character" w:customStyle="1" w:styleId="PromptExpectations">
+    <w:name w:val="Prompt Expectations"/>
+    <w:rPr>
+      <w:color w:val="8A4B00"/>
+      <w:shd w:val="clear" w:color="auto" w:fill="FFE9CC"/>
+    </w:rPr>
+  </w:style>
+  <w:style w:type="character" w:customStyle="1" w:styleId="PromptConstraints">
+    <w:name w:val="Prompt Constraints"/>
+    <w:rPr>
+      <w:color w:val="5B2C91"/>
+      <w:shd w:val="clear" w:color="auto" w:fill="EDE3FA"/>
+    </w:rPr>
+  </w:style>
   <w:style w:type="paragraph" w:customStyle="1" w:styleId="SourceCode">
     <w:name w:val="Source Code"/>
     <w:basedOn w:val="Normal"/>
@@ -3256,7 +3284,7 @@
     <w:name w:val="header"/>
     <w:basedOn w:val="Normal"/>
     <w:link w:val="HeaderChar"/>
-    <w:rsid w:val="00235981"/>
+    <w:rsid w:val="00EE03F3"/>
     <w:pPr>
       <w:tabs>
         <w:tab w:val="center" w:pos="4513"/>
@@ -3269,7 +3297,7 @@
     <w:name w:val="Header Char"/>
     <w:basedOn w:val="DefaultParagraphFont"/>
     <w:link w:val="Header"/>
-    <w:rsid w:val="00235981"/>
+    <w:rsid w:val="00EE03F3"/>
     <w:rPr>
       <w:rFonts w:ascii="Segoe UI" w:eastAsia="Segoe UI" w:hAnsi="Segoe UI" w:cs="Segoe UI"/>
       <w:color w:val="242424"/>
@@ -3280,7 +3308,7 @@
     <w:name w:val="footer"/>
     <w:basedOn w:val="Normal"/>
     <w:link w:val="FooterChar"/>
-    <w:rsid w:val="00235981"/>
+    <w:rsid w:val="00EE03F3"/>
     <w:pPr>
       <w:tabs>
         <w:tab w:val="center" w:pos="4513"/>
@@ -3293,7 +3321,7 @@
     <w:name w:val="Footer Char"/>
     <w:basedOn w:val="DefaultParagraphFont"/>
     <w:link w:val="Footer"/>
-    <w:rsid w:val="00235981"/>
+    <w:rsid w:val="00EE03F3"/>
     <w:rPr>
       <w:rFonts w:ascii="Segoe UI" w:eastAsia="Segoe UI" w:hAnsi="Segoe UI" w:cs="Segoe UI"/>
       <w:color w:val="242424"/>

--- a/reference/08-agent-builder-policy-agent.docx
+++ b/reference/08-agent-builder-policy-agent.docx
@@ -943,10 +943,20 @@
         <w:t>HR Policy Agent</w:t>
       </w:r>
       <w:r>
-        <w:t xml:space="preserve"> that answers employee questions about company policies and benefits — PTO, remote/hybrid work, benefits enrollment, overtime, and the code of conduct — in </w:t>
-      </w:r>
-      <w:r>
-        <w:t>a warm, professional tone. Always cite the source document and remind the reader that HR should confirm. Politely decline questions about individual pay, performance, legal, or medical matters and redirect them to HR."</w:t>
+        <w:t xml:space="preserve"> that answers Zava employees' questions about </w:t>
+      </w:r>
+      <w:r>
+        <w:rPr>
+          <w:b/>
+          <w:bCs/>
+        </w:rPr>
+        <w:t>Zava's</w:t>
+      </w:r>
+      <w:r>
+        <w:t xml:space="preserve"> policies and benefits — PTO, remote/hybrid work, benefits enrollment, overtime, and the code of conduct — </w:t>
+      </w:r>
+      <w:r>
+        <w:t>using only Zava's HR documents, in a warm, professional tone. Always cite the source document and remind the reader that HR should confirm. Politely decline questions about individual pay, performance, legal, or medical matters and redirect them to HR."</w:t>
       </w:r>
     </w:p>
     <w:p>
@@ -1013,7 +1023,20 @@
         <w:t>Instructions:</w:t>
       </w:r>
       <w:r>
-        <w:t xml:space="preserve"> paste/adapt the behavior above — answer format (direct answer → details → </w:t>
+        <w:t xml:space="preserve"> paste/adapt the behavior above — answer </w:t>
+      </w:r>
+      <w:r>
+        <w:rPr>
+          <w:b/>
+          <w:bCs/>
+        </w:rPr>
+        <w:t>only</w:t>
+      </w:r>
+      <w:r>
+        <w:t xml:space="preserve"> </w:t>
+      </w:r>
+      <w:r>
+        <w:t xml:space="preserve">from the Zava documents (if the answer isn't there, say so), answer format (direct answer → details → </w:t>
       </w:r>
       <w:r>
         <w:rPr>
@@ -1023,10 +1046,7 @@
         <w:t>source</w:t>
       </w:r>
       <w:r>
-        <w:t xml:space="preserve"> </w:t>
-      </w:r>
-      <w:r>
-        <w:t>→ "confirm with HR"), tone, and the out-of-scope guardrails.</w:t>
+        <w:t xml:space="preserve"> → "confirm with HR"), tone, and the out-of-scope guardrails.</w:t>
       </w:r>
     </w:p>
     <w:p>
@@ -1101,7 +1121,10 @@
         <w:t>File types matter:</w:t>
       </w:r>
       <w:r>
-        <w:t xml:space="preserve"> Agent Builder knowledge accepts </w:t>
+        <w:t xml:space="preserve"> </w:t>
+      </w:r>
+      <w:r>
+        <w:t xml:space="preserve">Agent Builder knowledge accepts </w:t>
       </w:r>
       <w:r>
         <w:rPr>
@@ -1155,17 +1178,67 @@
         </w:numPr>
       </w:pPr>
       <w:r>
-        <w:t xml:space="preserve">In a real tenant you'd add the </w:t>
-      </w:r>
-      <w:r>
-        <w:rPr>
-          <w:b/>
-          <w:bCs/>
-        </w:rPr>
-        <w:t>SharePoint site/library</w:t>
-      </w:r>
-      <w:r>
-        <w:t xml:space="preserve"> where HR policies live.</w:t>
+        <w:rPr>
+          <w:b/>
+          <w:bCs/>
+        </w:rPr>
+        <w:t>Keep it on these files:</w:t>
+      </w:r>
+      <w:r>
+        <w:t xml:space="preserve"> in the </w:t>
+      </w:r>
+      <w:r>
+        <w:rPr>
+          <w:b/>
+          <w:bCs/>
+        </w:rPr>
+        <w:t>Knowledge</w:t>
+      </w:r>
+      <w:r>
+        <w:t xml:space="preserve"> section, turn </w:t>
+      </w:r>
+      <w:r>
+        <w:rPr>
+          <w:b/>
+          <w:bCs/>
+        </w:rPr>
+        <w:t>Only use specified sources</w:t>
+      </w:r>
+      <w:r>
+        <w:t xml:space="preserve"> on and </w:t>
+      </w:r>
+      <w:r>
+        <w:rPr>
+          <w:b/>
+          <w:bCs/>
+        </w:rPr>
+        <w:t>Search all websites</w:t>
+      </w:r>
+      <w:r>
+        <w:t xml:space="preserve"> </w:t>
+      </w:r>
+      <w:r>
+        <w:t xml:space="preserve">off. Otherwise the agent can mix in web results or general knowledge, and in the workshop dry run it answered with the tester's </w:t>
+      </w:r>
+      <w:r>
+        <w:rPr>
+          <w:b/>
+          <w:bCs/>
+        </w:rPr>
+        <w:t>own company's</w:t>
+      </w:r>
+      <w:r>
+        <w:t xml:space="preserve"> open-enrollment details. The toggle makes the agent </w:t>
+      </w:r>
+      <w:r>
+        <w:rPr>
+          <w:i/>
+          <w:iCs/>
+        </w:rPr>
+        <w:t>prioritize</w:t>
+      </w:r>
+      <w:r>
+        <w:t xml:space="preserve"> your sources; it can't fully block general knowledge (for stricter control, use Copilot Studio).</w:t>
       </w:r>
     </w:p>
     <w:p>
@@ -1177,6 +1250,28 @@
         </w:numPr>
       </w:pPr>
       <w:r>
+        <w:t xml:space="preserve">In a real tenant you'd add the </w:t>
+      </w:r>
+      <w:r>
+        <w:rPr>
+          <w:b/>
+          <w:bCs/>
+        </w:rPr>
+        <w:t>SharePoint site/library</w:t>
+      </w:r>
+      <w:r>
+        <w:t xml:space="preserve"> where HR policies live.</w:t>
+      </w:r>
+    </w:p>
+    <w:p>
+      <w:pPr>
+        <w:pStyle w:val="Compact"/>
+        <w:numPr>
+          <w:ilvl w:val="0"/>
+          <w:numId w:val="7"/>
+        </w:numPr>
+      </w:pPr>
+      <w:r>
         <w:rPr>
           <w:b/>
           <w:bCs/>
@@ -1224,10 +1319,7 @@
         <w:t>4 public websites</w:t>
       </w:r>
       <w:r>
-        <w:t xml:space="preserve">. Uploaded .docx/.pdf/.pptx/.txt files can be </w:t>
-      </w:r>
-      <w:r>
-        <w:t xml:space="preserve">up to 512 MB; Excel files up to 30 MB. See </w:t>
+        <w:t xml:space="preserve">. Uploaded .docx/.pdf/.pptx/.txt files can be up to 512 MB; Excel files up to 30 MB. See </w:t>
       </w:r>
       <w:hyperlink r:id="rId7">
         <w:r>
@@ -1268,7 +1360,8 @@
         </w:numPr>
       </w:pPr>
       <w:r>
-        <w:t>"How much PTO do I get and can I carry it over?"</w:t>
+        <w:lastRenderedPageBreak/>
+        <w:t>"How much PTO do I get at Zava, and can I carry it over?"</w:t>
       </w:r>
     </w:p>
     <w:p>
@@ -1280,7 +1373,7 @@
         </w:numPr>
       </w:pPr>
       <w:r>
-        <w:t>"When is open enrollment and how do I change my plan?"</w:t>
+        <w:t>"When is Zava's open enrollment, and how do I change my plan?"</w:t>
       </w:r>
     </w:p>
     <w:p>
@@ -1292,7 +1385,7 @@
         </w:numPr>
       </w:pPr>
       <w:r>
-        <w:t>"What are the anchor office days?"</w:t>
+        <w:t>"What are Zava's anchor office days?"</w:t>
       </w:r>
     </w:p>
     <w:p>
@@ -1302,7 +1395,6 @@
       <w:bookmarkStart w:id="10" w:name="step-5--test-on-the-try-it-tab"/>
       <w:bookmarkEnd w:id="9"/>
       <w:r>
-        <w:lastRenderedPageBreak/>
         <w:t>Step 5 — Test on the "Try it" tab</w:t>
       </w:r>
     </w:p>
@@ -1311,33 +1403,52 @@
         <w:pStyle w:val="FirstParagraph"/>
       </w:pPr>
       <w:r>
-        <w:t xml:space="preserve">Ask a policy question and confirm the agent answers </w:t>
-      </w:r>
-      <w:r>
-        <w:rPr>
-          <w:b/>
-          <w:bCs/>
-        </w:rPr>
-        <w:t>in your format with a source</w:t>
-      </w:r>
-      <w:r>
-        <w:t xml:space="preserve">. Then ask an </w:t>
-      </w:r>
-      <w:r>
-        <w:rPr>
-          <w:b/>
-          <w:bCs/>
-        </w:rPr>
-        <w:t>out-of-scope</w:t>
-      </w:r>
-      <w:r>
-        <w:t xml:space="preserve"> question (e.g., </w:t>
+        <w:t xml:space="preserve">Ask a policy question that names Zava, e.g. </w:t>
       </w:r>
       <w:r>
         <w:rPr>
           <w:i/>
           <w:iCs/>
         </w:rPr>
+        <w:t>"At Zava, when is open enrollment and how do I change my medical plan?"</w:t>
+      </w:r>
+      <w:r>
+        <w:t xml:space="preserve">, and confirm the agent answers </w:t>
+      </w:r>
+      <w:r>
+        <w:rPr>
+          <w:b/>
+          <w:bCs/>
+        </w:rPr>
+        <w:t>in your format with a source</w:t>
+      </w:r>
+      <w:r>
+        <w:t xml:space="preserve"> (</w:t>
+      </w:r>
+      <w:r>
+        <w:rPr>
+          <w:rStyle w:val="VerbatimChar"/>
+        </w:rPr>
+        <w:t>benefits-summary.docx</w:t>
+      </w:r>
+      <w:r>
+        <w:t xml:space="preserve">: November, effective January 1). Then ask an </w:t>
+      </w:r>
+      <w:r>
+        <w:rPr>
+          <w:b/>
+          <w:bCs/>
+        </w:rPr>
+        <w:t>out-of-scope</w:t>
+      </w:r>
+      <w:r>
+        <w:t xml:space="preserve"> question (e.g., </w:t>
+      </w:r>
+      <w:r>
+        <w:rPr>
+          <w:i/>
+          <w:iCs/>
+        </w:rPr>
         <w:t>"What's my colleague's salary?"</w:t>
       </w:r>
       <w:r>
@@ -1389,7 +1500,10 @@
         <w:t>publish</w:t>
       </w:r>
       <w:r>
-        <w:t xml:space="preserve"> it (e.g., to a SharePoint site or submit to the org catalog) so employees can self-serve policy answers in Copilot.</w:t>
+        <w:t xml:space="preserve"> it (e.g., to a SharePoint </w:t>
+      </w:r>
+      <w:r>
+        <w:t>site or submit to the org catalog) so employees can self-serve policy answers in Copilot.</w:t>
       </w:r>
     </w:p>
     <w:p>
@@ -1410,10 +1524,7 @@
         <w:t>Before you share an agent with uploaded files:</w:t>
       </w:r>
       <w:r>
-        <w:t xml:space="preserve"> people who get the agent can get answers from those files' content. Only upload documents everyone you share with may read, and check how </w:t>
-      </w:r>
-      <w:r>
-        <w:t xml:space="preserve">sensitivity labels and encryption apply (some protected files can't be used as embedded knowledge). For real HR policies, point to the </w:t>
+        <w:t xml:space="preserve"> people who get the agent can get answers from those files' content. Only upload documents everyone you share with may read, and check how sensitivity labels and encryption apply (some protected files can't be used as embedded knowledge). For real HR policies, point to the </w:t>
       </w:r>
       <w:r>
         <w:rPr>
@@ -1696,7 +1807,7 @@
   <w:abstractNum w:abstractNumId="0" w15:restartNumberingAfterBreak="0">
     <w:nsid w:val="0000A990"/>
     <w:multiLevelType w:val="multilevel"/>
-    <w:tmpl w:val="65969B00"/>
+    <w:tmpl w:val="C24C5F18"/>
     <w:lvl w:ilvl="0">
       <w:numFmt w:val="bullet"/>
       <w:lvlText w:val=" "/>
@@ -1773,7 +1884,7 @@
   <w:abstractNum w:abstractNumId="1" w15:restartNumberingAfterBreak="0">
     <w:nsid w:val="0000A991"/>
     <w:multiLevelType w:val="multilevel"/>
-    <w:tmpl w:val="173011B8"/>
+    <w:tmpl w:val="CBE4A824"/>
     <w:lvl w:ilvl="0">
       <w:numFmt w:val="bullet"/>
       <w:lvlText w:val=""/>
@@ -1877,7 +1988,7 @@
   <w:abstractNum w:abstractNumId="2" w15:restartNumberingAfterBreak="0">
     <w:nsid w:val="00A99411"/>
     <w:multiLevelType w:val="multilevel"/>
-    <w:tmpl w:val="0BFAFBBC"/>
+    <w:tmpl w:val="BE88EF9E"/>
     <w:lvl w:ilvl="0">
       <w:start w:val="1"/>
       <w:numFmt w:val="decimal"/>
@@ -1960,19 +2071,19 @@
       </w:pPr>
     </w:lvl>
   </w:abstractNum>
-  <w:num w:numId="1" w16cid:durableId="924609657">
+  <w:num w:numId="1" w16cid:durableId="716903731">
     <w:abstractNumId w:val="0"/>
   </w:num>
-  <w:num w:numId="2" w16cid:durableId="868033557">
+  <w:num w:numId="2" w16cid:durableId="560755719">
     <w:abstractNumId w:val="1"/>
   </w:num>
-  <w:num w:numId="3" w16cid:durableId="876117662">
+  <w:num w:numId="3" w16cid:durableId="740323617">
     <w:abstractNumId w:val="1"/>
   </w:num>
-  <w:num w:numId="4" w16cid:durableId="1287348612">
+  <w:num w:numId="4" w16cid:durableId="1155993674">
     <w:abstractNumId w:val="1"/>
   </w:num>
-  <w:num w:numId="5" w16cid:durableId="1181314404">
+  <w:num w:numId="5" w16cid:durableId="1766530939">
     <w:abstractNumId w:val="2"/>
     <w:lvlOverride w:ilvl="0">
       <w:startOverride w:val="1"/>
@@ -2002,16 +2113,16 @@
       <w:startOverride w:val="1"/>
     </w:lvlOverride>
   </w:num>
-  <w:num w:numId="6" w16cid:durableId="645208789">
+  <w:num w:numId="6" w16cid:durableId="1103762183">
     <w:abstractNumId w:val="1"/>
   </w:num>
-  <w:num w:numId="7" w16cid:durableId="596252830">
+  <w:num w:numId="7" w16cid:durableId="1852910719">
     <w:abstractNumId w:val="1"/>
   </w:num>
-  <w:num w:numId="8" w16cid:durableId="1753745389">
+  <w:num w:numId="8" w16cid:durableId="1091587024">
     <w:abstractNumId w:val="1"/>
   </w:num>
-  <w:num w:numId="9" w16cid:durableId="931746072">
+  <w:num w:numId="9" w16cid:durableId="210970586">
     <w:abstractNumId w:val="1"/>
   </w:num>
 </w:numbering>
@@ -3284,7 +3395,7 @@
     <w:name w:val="header"/>
     <w:basedOn w:val="Normal"/>
     <w:link w:val="HeaderChar"/>
-    <w:rsid w:val="00EE03F3"/>
+    <w:rsid w:val="00766D0F"/>
     <w:pPr>
       <w:tabs>
         <w:tab w:val="center" w:pos="4513"/>
@@ -3297,7 +3408,7 @@
     <w:name w:val="Header Char"/>
     <w:basedOn w:val="DefaultParagraphFont"/>
     <w:link w:val="Header"/>
-    <w:rsid w:val="00EE03F3"/>
+    <w:rsid w:val="00766D0F"/>
     <w:rPr>
       <w:rFonts w:ascii="Segoe UI" w:eastAsia="Segoe UI" w:hAnsi="Segoe UI" w:cs="Segoe UI"/>
       <w:color w:val="242424"/>
@@ -3308,7 +3419,7 @@
     <w:name w:val="footer"/>
     <w:basedOn w:val="Normal"/>
     <w:link w:val="FooterChar"/>
-    <w:rsid w:val="00EE03F3"/>
+    <w:rsid w:val="00766D0F"/>
     <w:pPr>
       <w:tabs>
         <w:tab w:val="center" w:pos="4513"/>
@@ -3321,7 +3432,7 @@
     <w:name w:val="Footer Char"/>
     <w:basedOn w:val="DefaultParagraphFont"/>
     <w:link w:val="Footer"/>
-    <w:rsid w:val="00EE03F3"/>
+    <w:rsid w:val="00766D0F"/>
     <w:rPr>
       <w:rFonts w:ascii="Segoe UI" w:eastAsia="Segoe UI" w:hAnsi="Segoe UI" w:cs="Segoe UI"/>
       <w:color w:val="242424"/>

--- a/reference/08-agent-builder-policy-agent.docx
+++ b/reference/08-agent-builder-policy-agent.docx
@@ -1,14 +1,14 @@
 
 <file path=word/document.xml><?xml version="1.0" encoding="utf-8"?>
-<w:document xmlns:wpc="http://schemas.microsoft.com/office/word/2010/wordprocessingCanvas" xmlns:cx="http://schemas.microsoft.com/office/drawing/2014/chartex" xmlns:cx1="http://schemas.microsoft.com/office/drawing/2015/9/8/chartex" xmlns:cx2="http://schemas.microsoft.com/office/drawing/2015/10/21/chartex" xmlns:cx3="http://schemas.microsoft.com/office/drawing/2016/5/9/chartex" xmlns:cx4="http://schemas.microsoft.com/office/drawing/2016/5/10/chartex" xmlns:cx5="http://schemas.microsoft.com/office/drawing/2016/5/11/chartex" xmlns:cx6="http://schemas.microsoft.com/office/drawing/2016/5/12/chartex" xmlns:cx7="http://schemas.microsoft.com/office/drawing/2016/5/13/chartex" xmlns:cx8="http://schemas.microsoft.com/office/drawing/2016/5/14/chartex" xmlns:mc="http://schemas.openxmlformats.org/markup-compatibility/2006" xmlns:aink="http://schemas.microsoft.com/office/drawing/2016/ink" xmlns:am3d="http://schemas.microsoft.com/office/drawing/2017/model3d" xmlns:o="urn:schemas-microsoft-com:office:office" xmlns:oel="http://schemas.microsoft.com/office/2019/extlst" xmlns:r="http://schemas.openxmlformats.org/officeDocument/2006/relationships" xmlns:m="http://schemas.openxmlformats.org/officeDocument/2006/math" xmlns:v="urn:schemas-microsoft-com:vml" xmlns:wp14="http://schemas.microsoft.com/office/word/2010/wordprocessingDrawing" xmlns:wp="http://schemas.openxmlformats.org/drawingml/2006/wordprocessingDrawing" xmlns:w10="urn:schemas-microsoft-com:office:word" xmlns:w="http://schemas.openxmlformats.org/wordprocessingml/2006/main" xmlns:w14="http://schemas.microsoft.com/office/word/2010/wordml" xmlns:w15="http://schemas.microsoft.com/office/word/2012/wordml" xmlns:w16cex="http://schemas.microsoft.com/office/word/2018/wordml/cex" xmlns:w16cid="http://schemas.microsoft.com/office/word/2016/wordml/cid" xmlns:w16="http://schemas.microsoft.com/office/word/2018/wordml" xmlns:w16du="http://schemas.microsoft.com/office/word/2023/wordml/word16du" xmlns:w16sdtdh="http://schemas.microsoft.com/office/word/2020/wordml/sdtdatahash" xmlns:w16sdtfl="http://schemas.microsoft.com/office/word/2024/wordml/sdtformatlock" xmlns:w16se="http://schemas.microsoft.com/office/word/2015/wordml/symex" xmlns:wpg="http://schemas.microsoft.com/office/word/2010/wordprocessingGroup" xmlns:wpi="http://schemas.microsoft.com/office/word/2010/wordprocessingInk" xmlns:wne="http://schemas.microsoft.com/office/word/2006/wordml" xmlns:wps="http://schemas.microsoft.com/office/word/2010/wordprocessingShape" mc:Ignorable="w14 w15 w16se w16cid w16 w16cex w16sdtdh w16sdtfl w16du wp14">
+<w:document xmlns:w="http://schemas.openxmlformats.org/wordprocessingml/2006/main" xmlns:m="http://schemas.openxmlformats.org/officeDocument/2006/math" xmlns:r="http://schemas.openxmlformats.org/officeDocument/2006/relationships" xmlns:o="urn:schemas-microsoft-com:office:office" xmlns:v="urn:schemas-microsoft-com:vml" xmlns:w10="urn:schemas-microsoft-com:office:word" xmlns:a="http://schemas.openxmlformats.org/drawingml/2006/main" xmlns:pic="http://schemas.openxmlformats.org/drawingml/2006/picture" xmlns:wp="http://schemas.openxmlformats.org/drawingml/2006/wordprocessingDrawing">
   <w:body>
+    <w:bookmarkStart w:id="22" w:name="X2381a76f393b740d808c64bc0c9c7c082bcc9db"/>
     <w:p>
       <w:pPr>
         <w:pStyle w:val="Heading1"/>
       </w:pPr>
-      <w:bookmarkStart w:id="0" w:name="X2381a76f393b740d808c64bc0c9c7c082bcc9db"/>
-      <w:r>
-        <w:t>08 · Build a Policy Agent with Copilot Agent Builder</w:t>
+      <w:r>
+        <w:t xml:space="preserve">08 · Build a Policy Agent with Copilot Agent Builder</w:t>
       </w:r>
     </w:p>
     <w:p>
@@ -22,34 +22,55 @@
         <w:ind w:left="288" w:right="144"/>
       </w:pPr>
       <w:r>
-        <w:t xml:space="preserve">Reference sheet for the "Getting Things Done with Copilot Cowork for HR Tasks" workshop. This backs </w:t>
-      </w:r>
-      <w:r>
-        <w:rPr>
-          <w:b/>
-          <w:bCs/>
-        </w:rPr>
-        <w:t>Exercise 8</w:t>
-      </w:r>
-      <w:r>
-        <w:t xml:space="preserve"> — the closing, </w:t>
-      </w:r>
-      <w:r>
-        <w:rPr>
-          <w:b/>
-          <w:bCs/>
-        </w:rPr>
-        <w:t>non-Cowork</w:t>
-      </w:r>
-      <w:r>
-        <w:t xml:space="preserve"> capstone.</w:t>
+        <w:t xml:space="preserve">Reference sheet for the "Getting Things Done with Copilot Cowork for HR Tasks" workshop.</w:t>
+      </w:r>
+      <w:r>
+        <w:t xml:space="preserve"> </w:t>
+      </w:r>
+      <w:r>
+        <w:t xml:space="preserve">This backs</w:t>
+      </w:r>
+      <w:r>
+        <w:t xml:space="preserve"> </w:t>
+      </w:r>
+      <w:r>
+        <w:rPr>
+          <w:b/>
+          <w:bCs/>
+        </w:rPr>
+        <w:t xml:space="preserve">Exercise 7</w:t>
+      </w:r>
+      <w:r>
+        <w:t xml:space="preserve"> </w:t>
+      </w:r>
+      <w:r>
+        <w:t xml:space="preserve">— the closing,</w:t>
+      </w:r>
+      <w:r>
+        <w:t xml:space="preserve"> </w:t>
+      </w:r>
+      <w:r>
+        <w:rPr>
+          <w:b/>
+          <w:bCs/>
+        </w:rPr>
+        <w:t xml:space="preserve">non-Cowork</w:t>
+      </w:r>
+      <w:r>
+        <w:t xml:space="preserve"> </w:t>
+      </w:r>
+      <w:r>
+        <w:t xml:space="preserve">capstone.</w:t>
       </w:r>
     </w:p>
     <w:p>
       <w:pPr>
         <w:pStyle w:val="CalloutMarker"/>
-        <w:spacing w:line="80" w:lineRule="exact"/>
-      </w:pPr>
+        <w:spacing w:before="0" w:after="0" w:line="80" w:lineRule="exact"/>
+      </w:pPr>
+      <w:r>
+        <w:t xml:space="preserve"/>
+      </w:r>
     </w:p>
     <w:p>
       <w:pPr>
@@ -62,52 +83,81 @@
         <w:ind w:left="288" w:right="144"/>
       </w:pPr>
       <w:r>
-        <w:t>⚠</w:t>
-      </w:r>
-      <w:r>
-        <w:t>️</w:t>
-      </w:r>
-      <w:r>
-        <w:t xml:space="preserve"> </w:t>
-      </w:r>
-      <w:r>
-        <w:rPr>
-          <w:b/>
-          <w:bCs/>
-        </w:rPr>
-        <w:t>Not Cowork.</w:t>
-      </w:r>
-      <w:r>
-        <w:t xml:space="preserve"> Exercise 8 uses </w:t>
-      </w:r>
-      <w:r>
-        <w:rPr>
-          <w:b/>
-          <w:bCs/>
-        </w:rPr>
-        <w:t>Copilot Agent Builder</w:t>
-      </w:r>
-      <w:r>
-        <w:t xml:space="preserve"> (Microsoft 365 Copilot → </w:t>
-      </w:r>
-      <w:r>
-        <w:rPr>
-          <w:b/>
-          <w:bCs/>
-        </w:rPr>
-        <w:t>Create agent</w:t>
-      </w:r>
-      <w:r>
-        <w:t>), a different tool from Cowork. There are no Cowork tasks, side panel, approvals, or skills in this exercise.</w:t>
-      </w:r>
-    </w:p>
+        <w:t xml:space="preserve">⚠️</w:t>
+      </w:r>
+      <w:r>
+        <w:t xml:space="preserve"> </w:t>
+      </w:r>
+      <w:r>
+        <w:rPr>
+          <w:b/>
+          <w:bCs/>
+        </w:rPr>
+        <w:t xml:space="preserve">Not Cowork.</w:t>
+      </w:r>
+      <w:r>
+        <w:t xml:space="preserve"> </w:t>
+      </w:r>
+      <w:r>
+        <w:t xml:space="preserve">Exercise 7 uses</w:t>
+      </w:r>
+      <w:r>
+        <w:t xml:space="preserve"> </w:t>
+      </w:r>
+      <w:r>
+        <w:rPr>
+          <w:b/>
+          <w:bCs/>
+        </w:rPr>
+        <w:t xml:space="preserve">Copilot Agent Builder</w:t>
+      </w:r>
+      <w:r>
+        <w:t xml:space="preserve"> </w:t>
+      </w:r>
+      <w:r>
+        <w:t xml:space="preserve">(Microsoft 365 Copilot →</w:t>
+      </w:r>
+      <w:r>
+        <w:t xml:space="preserve"> </w:t>
+      </w:r>
+      <w:r>
+        <w:rPr>
+          <w:b/>
+          <w:bCs/>
+        </w:rPr>
+        <w:t xml:space="preserve">Create</w:t>
+      </w:r>
+      <w:r>
+        <w:rPr>
+          <w:b/>
+          <w:bCs/>
+        </w:rPr>
+        <w:t xml:space="preserve"> </w:t>
+      </w:r>
+      <w:r>
+        <w:rPr>
+          <w:b/>
+          <w:bCs/>
+        </w:rPr>
+        <w:t xml:space="preserve">agent</w:t>
+      </w:r>
+      <w:r>
+        <w:t xml:space="preserve">), a different tool from Cowork. There are no Cowork tasks, side panel, approvals, or skills</w:t>
+      </w:r>
+      <w:r>
+        <w:t xml:space="preserve"> </w:t>
+      </w:r>
+      <w:r>
+        <w:t xml:space="preserve">in this exercise.</w:t>
+      </w:r>
+    </w:p>
+    <w:bookmarkStart w:id="9" w:name="X8589f99ef0d52b2963dd419508727164f2784bb"/>
     <w:p>
       <w:pPr>
         <w:pStyle w:val="Heading2"/>
       </w:pPr>
-      <w:bookmarkStart w:id="1" w:name="X8589f99ef0d52b2963dd419508727164f2784bb"/>
-      <w:r>
-        <w:t>Cowork skill vs. Agent Builder agent — why both?</w:t>
+      <w:r>
+        <w:t xml:space="preserve">Cowork skill vs. Agent Builder agent — why both?</w:t>
       </w:r>
     </w:p>
     <w:p>
@@ -115,14 +165,17 @@
         <w:pStyle w:val="FirstParagraph"/>
       </w:pPr>
       <w:r>
-        <w:t xml:space="preserve">In Exercise 4 you built a </w:t>
-      </w:r>
-      <w:r>
-        <w:rPr>
-          <w:b/>
-          <w:bCs/>
-        </w:rPr>
-        <w:t>custom skill</w:t>
+        <w:t xml:space="preserve">In Exercise 3 you built a</w:t>
+      </w:r>
+      <w:r>
+        <w:t xml:space="preserve"> </w:t>
+      </w:r>
+      <w:r>
+        <w:rPr>
+          <w:b/>
+          <w:bCs/>
+        </w:rPr>
+        <w:t xml:space="preserve">custom skill</w:t>
       </w:r>
       <w:r>
         <w:t xml:space="preserve"> </w:t>
@@ -132,59 +185,84 @@
           <w:i/>
           <w:iCs/>
         </w:rPr>
-        <w:t>inside Cowork</w:t>
-      </w:r>
-      <w:r>
-        <w:t xml:space="preserve"> </w:t>
-      </w:r>
-      <w:r>
-        <w:t xml:space="preserve">— great for a recurring task </w:t>
-      </w:r>
-      <w:r>
-        <w:rPr>
-          <w:b/>
-          <w:bCs/>
-        </w:rPr>
-        <w:t>you</w:t>
-      </w:r>
-      <w:r>
-        <w:t xml:space="preserve"> do in your own sessions. Now we step </w:t>
-      </w:r>
-      <w:r>
-        <w:rPr>
-          <w:b/>
-          <w:bCs/>
-        </w:rPr>
-        <w:t>outside Cowork</w:t>
-      </w:r>
-      <w:r>
-        <w:t xml:space="preserve"> to build a </w:t>
-      </w:r>
-      <w:r>
-        <w:rPr>
-          <w:b/>
-          <w:bCs/>
-        </w:rPr>
-        <w:t>persistent, shareable agent</w:t>
-      </w:r>
-      <w:r>
-        <w:t xml:space="preserve"> that </w:t>
-      </w:r>
-      <w:r>
-        <w:rPr>
-          <w:b/>
-          <w:bCs/>
-        </w:rPr>
-        <w:t>other people</w:t>
-      </w:r>
-      <w:r>
-        <w:t xml:space="preserve"> can chat with directly in Microsoft 365 Copilot.</w:t>
+        <w:t xml:space="preserve">inside Cowork</w:t>
+      </w:r>
+      <w:r>
+        <w:t xml:space="preserve"> </w:t>
+      </w:r>
+      <w:r>
+        <w:t xml:space="preserve">— great for a recurring task</w:t>
+      </w:r>
+      <w:r>
+        <w:t xml:space="preserve"> </w:t>
+      </w:r>
+      <w:r>
+        <w:rPr>
+          <w:b/>
+          <w:bCs/>
+        </w:rPr>
+        <w:t xml:space="preserve">you</w:t>
+      </w:r>
+      <w:r>
+        <w:t xml:space="preserve"> </w:t>
+      </w:r>
+      <w:r>
+        <w:t xml:space="preserve">do in your own sessions. Now we step</w:t>
+      </w:r>
+      <w:r>
+        <w:t xml:space="preserve"> </w:t>
+      </w:r>
+      <w:r>
+        <w:rPr>
+          <w:b/>
+          <w:bCs/>
+        </w:rPr>
+        <w:t xml:space="preserve">outside Cowork</w:t>
+      </w:r>
+      <w:r>
+        <w:t xml:space="preserve"> </w:t>
+      </w:r>
+      <w:r>
+        <w:t xml:space="preserve">to build a</w:t>
+      </w:r>
+      <w:r>
+        <w:t xml:space="preserve"> </w:t>
+      </w:r>
+      <w:r>
+        <w:rPr>
+          <w:b/>
+          <w:bCs/>
+        </w:rPr>
+        <w:t xml:space="preserve">persistent, shareable agent</w:t>
+      </w:r>
+      <w:r>
+        <w:t xml:space="preserve"> </w:t>
+      </w:r>
+      <w:r>
+        <w:t xml:space="preserve">that</w:t>
+      </w:r>
+      <w:r>
+        <w:t xml:space="preserve"> </w:t>
+      </w:r>
+      <w:r>
+        <w:rPr>
+          <w:b/>
+          <w:bCs/>
+        </w:rPr>
+        <w:t xml:space="preserve">other people</w:t>
+      </w:r>
+      <w:r>
+        <w:t xml:space="preserve"> </w:t>
+      </w:r>
+      <w:r>
+        <w:t xml:space="preserve">can chat with directly in Microsoft 365 Copilot.</w:t>
       </w:r>
     </w:p>
     <w:tbl>
       <w:tblPr>
         <w:tblStyle w:val="Table"/>
-        <w:tblW w:w="0" w:type="auto"/>
+        <w:tblW w:type="auto" w:w="0"/>
+        <w:tblLook w:firstRow="1" w:lastRow="0" w:firstColumn="0" w:lastColumn="0" w:noHBand="0" w:noVBand="0" w:val="0020"/>
         <w:tblBorders>
           <w:top w:val="single" w:sz="4" w:space="0" w:color="D1D1D1"/>
           <w:left w:val="single" w:sz="4" w:space="0" w:color="D1D1D1"/>
@@ -199,39 +277,35 @@
           <w:bottom w:w="40" w:type="dxa"/>
           <w:right w:w="90" w:type="dxa"/>
         </w:tblCellMar>
-        <w:tblLook w:val="0020" w:firstRow="1" w:lastRow="0" w:firstColumn="0" w:lastColumn="0" w:noHBand="0" w:noVBand="0"/>
       </w:tblPr>
       <w:tblGrid>
-        <w:gridCol w:w="1231"/>
-        <w:gridCol w:w="3499"/>
-        <w:gridCol w:w="5242"/>
+        <w:gridCol w:w="2640"/>
+        <w:gridCol w:w="2640"/>
+        <w:gridCol w:w="2640"/>
       </w:tblGrid>
       <w:tr>
         <w:trPr>
-          <w:cnfStyle w:val="100000000000" w:firstRow="1" w:lastRow="0" w:firstColumn="0" w:lastColumn="0" w:oddVBand="0" w:evenVBand="0" w:oddHBand="0" w:evenHBand="0" w:firstRowFirstColumn="0" w:firstRowLastColumn="0" w:lastRowFirstColumn="0" w:lastRowLastColumn="0"/>
-          <w:tblHeader/>
+          <w:tblHeader w:val="on"/>
         </w:trPr>
         <w:tc>
           <w:tcPr>
-            <w:tcW w:w="0" w:type="auto"/>
             <w:shd w:val="clear" w:color="auto" w:fill="F3E5FD"/>
           </w:tcPr>
           <w:p>
             <w:pPr>
               <w:pStyle w:val="Compact"/>
-              <w:spacing w:before="20" w:after="20"/>
+              <w:spacing w:after="20" w:before="20"/>
             </w:pPr>
           </w:p>
         </w:tc>
         <w:tc>
           <w:tcPr>
-            <w:tcW w:w="0" w:type="auto"/>
             <w:shd w:val="clear" w:color="auto" w:fill="F3E5FD"/>
           </w:tcPr>
           <w:p>
             <w:pPr>
               <w:pStyle w:val="Compact"/>
-              <w:spacing w:before="20" w:after="20"/>
+              <w:spacing w:after="20" w:before="20"/>
             </w:pPr>
             <w:r>
               <w:rPr>
@@ -239,19 +313,18 @@
                 <w:bCs/>
                 <w:sz w:val="19"/>
               </w:rPr>
-              <w:t>Custom skill (Cowork, Ex 4)</w:t>
+              <w:t xml:space="preserve">Custom skill (Cowork, Ex 3)</w:t>
             </w:r>
           </w:p>
         </w:tc>
         <w:tc>
           <w:tcPr>
-            <w:tcW w:w="0" w:type="auto"/>
             <w:shd w:val="clear" w:color="auto" w:fill="F3E5FD"/>
           </w:tcPr>
           <w:p>
             <w:pPr>
               <w:pStyle w:val="Compact"/>
-              <w:spacing w:before="20" w:after="20"/>
+              <w:spacing w:after="20" w:before="20"/>
             </w:pPr>
             <w:r>
               <w:rPr>
@@ -259,219 +332,195 @@
                 <w:bCs/>
                 <w:sz w:val="19"/>
               </w:rPr>
-              <w:t>Agent (Agent Builder, Ex 8)</w:t>
+              <w:t xml:space="preserve">Agent (Agent Builder, Ex 7)</w:t>
             </w:r>
           </w:p>
         </w:tc>
       </w:tr>
       <w:tr>
         <w:tc>
-          <w:tcPr>
-            <w:tcW w:w="0" w:type="auto"/>
-          </w:tcPr>
+          <w:tcPr/>
           <w:p>
             <w:pPr>
               <w:pStyle w:val="Compact"/>
-              <w:spacing w:before="20" w:after="20"/>
+              <w:spacing w:after="20" w:before="20"/>
             </w:pPr>
             <w:r>
               <w:rPr>
                 <w:sz w:val="19"/>
               </w:rPr>
-              <w:t>Lives in</w:t>
+              <w:t xml:space="preserve">Lives in</w:t>
             </w:r>
           </w:p>
         </w:tc>
         <w:tc>
-          <w:tcPr>
-            <w:tcW w:w="0" w:type="auto"/>
-          </w:tcPr>
+          <w:tcPr/>
           <w:p>
             <w:pPr>
               <w:pStyle w:val="Compact"/>
-              <w:spacing w:before="20" w:after="20"/>
+              <w:spacing w:after="20" w:before="20"/>
             </w:pPr>
             <w:r>
               <w:rPr>
                 <w:sz w:val="19"/>
               </w:rPr>
-              <w:t>Your Cowork sessions</w:t>
+              <w:t xml:space="preserve">Your Cowork sessions</w:t>
             </w:r>
           </w:p>
         </w:tc>
         <w:tc>
-          <w:tcPr>
-            <w:tcW w:w="0" w:type="auto"/>
-          </w:tcPr>
+          <w:tcPr/>
           <w:p>
             <w:pPr>
               <w:pStyle w:val="Compact"/>
-              <w:spacing w:before="20" w:after="20"/>
+              <w:spacing w:after="20" w:before="20"/>
             </w:pPr>
             <w:r>
               <w:rPr>
                 <w:sz w:val="19"/>
               </w:rPr>
-              <w:t>Microsoft 365 Copilot (Chat / Teams)</w:t>
+              <w:t xml:space="preserve">Microsoft 365 Copilot (Chat / Teams)</w:t>
             </w:r>
           </w:p>
         </w:tc>
       </w:tr>
       <w:tr>
         <w:tc>
-          <w:tcPr>
-            <w:tcW w:w="0" w:type="auto"/>
-          </w:tcPr>
+          <w:tcPr/>
           <w:p>
             <w:pPr>
               <w:pStyle w:val="Compact"/>
-              <w:spacing w:before="20" w:after="20"/>
+              <w:spacing w:after="20" w:before="20"/>
             </w:pPr>
             <w:r>
               <w:rPr>
                 <w:sz w:val="19"/>
               </w:rPr>
-              <w:t>Who uses it</w:t>
+              <w:t xml:space="preserve">Who uses it</w:t>
             </w:r>
           </w:p>
         </w:tc>
         <w:tc>
-          <w:tcPr>
-            <w:tcW w:w="0" w:type="auto"/>
-          </w:tcPr>
+          <w:tcPr/>
           <w:p>
             <w:pPr>
               <w:pStyle w:val="Compact"/>
-              <w:spacing w:before="20" w:after="20"/>
+              <w:spacing w:after="20" w:before="20"/>
             </w:pPr>
             <w:r>
               <w:rPr>
                 <w:sz w:val="19"/>
               </w:rPr>
-              <w:t>You (or people you share the skill with)</w:t>
+              <w:t xml:space="preserve">You (or people you share the skill with)</w:t>
             </w:r>
           </w:p>
         </w:tc>
         <w:tc>
-          <w:tcPr>
-            <w:tcW w:w="0" w:type="auto"/>
-          </w:tcPr>
+          <w:tcPr/>
           <w:p>
             <w:pPr>
               <w:pStyle w:val="Compact"/>
-              <w:spacing w:before="20" w:after="20"/>
+              <w:spacing w:after="20" w:before="20"/>
             </w:pPr>
             <w:r>
               <w:rPr>
                 <w:sz w:val="19"/>
               </w:rPr>
-              <w:t>Anyone you share/publish the agent to</w:t>
+              <w:t xml:space="preserve">Anyone you share/publish the agent to</w:t>
             </w:r>
           </w:p>
         </w:tc>
       </w:tr>
       <w:tr>
         <w:tc>
-          <w:tcPr>
-            <w:tcW w:w="0" w:type="auto"/>
-          </w:tcPr>
+          <w:tcPr/>
           <w:p>
             <w:pPr>
               <w:pStyle w:val="Compact"/>
-              <w:spacing w:before="20" w:after="20"/>
+              <w:spacing w:after="20" w:before="20"/>
             </w:pPr>
             <w:r>
               <w:rPr>
                 <w:sz w:val="19"/>
               </w:rPr>
-              <w:t>Best for</w:t>
+              <w:t xml:space="preserve">Best for</w:t>
             </w:r>
           </w:p>
         </w:tc>
         <w:tc>
-          <w:tcPr>
-            <w:tcW w:w="0" w:type="auto"/>
-          </w:tcPr>
+          <w:tcPr/>
           <w:p>
             <w:pPr>
               <w:pStyle w:val="Compact"/>
-              <w:spacing w:before="20" w:after="20"/>
+              <w:spacing w:after="20" w:before="20"/>
             </w:pPr>
             <w:r>
               <w:rPr>
                 <w:sz w:val="19"/>
               </w:rPr>
-              <w:t>A repeatable step in your own workflow</w:t>
+              <w:t xml:space="preserve">A repeatable step in your own workflow</w:t>
             </w:r>
           </w:p>
         </w:tc>
         <w:tc>
-          <w:tcPr>
-            <w:tcW w:w="0" w:type="auto"/>
-          </w:tcPr>
+          <w:tcPr/>
           <w:p>
             <w:pPr>
               <w:pStyle w:val="Compact"/>
-              <w:spacing w:before="20" w:after="20"/>
+              <w:spacing w:after="20" w:before="20"/>
             </w:pPr>
             <w:r>
               <w:rPr>
                 <w:sz w:val="19"/>
               </w:rPr>
-              <w:t>A standalone Q&amp;A assistant others can chat with</w:t>
+              <w:t xml:space="preserve">A standalone Q&amp;A assistant others can chat with</w:t>
             </w:r>
           </w:p>
         </w:tc>
       </w:tr>
       <w:tr>
         <w:tc>
-          <w:tcPr>
-            <w:tcW w:w="0" w:type="auto"/>
-          </w:tcPr>
+          <w:tcPr/>
           <w:p>
             <w:pPr>
               <w:pStyle w:val="Compact"/>
-              <w:spacing w:before="20" w:after="20"/>
+              <w:spacing w:after="20" w:before="20"/>
             </w:pPr>
             <w:r>
               <w:rPr>
                 <w:sz w:val="19"/>
               </w:rPr>
-              <w:t>Grounded in</w:t>
+              <w:t xml:space="preserve">Grounded in</w:t>
             </w:r>
           </w:p>
         </w:tc>
         <w:tc>
-          <w:tcPr>
-            <w:tcW w:w="0" w:type="auto"/>
-          </w:tcPr>
+          <w:tcPr/>
           <w:p>
             <w:pPr>
               <w:pStyle w:val="Compact"/>
-              <w:spacing w:before="20" w:after="20"/>
+              <w:spacing w:after="20" w:before="20"/>
             </w:pPr>
             <w:r>
               <w:rPr>
                 <w:sz w:val="19"/>
               </w:rPr>
-              <w:t>Files you reference in the task</w:t>
+              <w:t xml:space="preserve">Files you reference in the task</w:t>
             </w:r>
           </w:p>
         </w:tc>
         <w:tc>
-          <w:tcPr>
-            <w:tcW w:w="0" w:type="auto"/>
-          </w:tcPr>
+          <w:tcPr/>
           <w:p>
             <w:pPr>
               <w:pStyle w:val="Compact"/>
-              <w:spacing w:before="20" w:after="20"/>
+              <w:spacing w:after="20" w:before="20"/>
             </w:pPr>
             <w:r>
               <w:rPr>
                 <w:sz w:val="19"/>
               </w:rPr>
-              <w:t>Knowledge sources you attach (SharePoint, web, connectors)</w:t>
+              <w:t xml:space="preserve">Knowledge sources you attach (SharePoint, web, connectors)</w:t>
             </w:r>
           </w:p>
         </w:tc>
@@ -482,27 +531,36 @@
         <w:pStyle w:val="BodyText"/>
       </w:pPr>
       <w:r>
-        <w:t xml:space="preserve">Both are </w:t>
-      </w:r>
-      <w:r>
-        <w:rPr>
-          <w:b/>
-          <w:bCs/>
-        </w:rPr>
-        <w:t>no-code</w:t>
-      </w:r>
-      <w:r>
-        <w:t>. This shows HR that the Copilot family has the right tool for both "do this task for me" (Cowork) and "stand up a reusable helper" (Agent Builder).</w:t>
-      </w:r>
-    </w:p>
+        <w:t xml:space="preserve">Both are</w:t>
+      </w:r>
+      <w:r>
+        <w:t xml:space="preserve"> </w:t>
+      </w:r>
+      <w:r>
+        <w:rPr>
+          <w:b/>
+          <w:bCs/>
+        </w:rPr>
+        <w:t xml:space="preserve">no-code</w:t>
+      </w:r>
+      <w:r>
+        <w:t xml:space="preserve">. This shows HR that the Copilot family has the right tool for both "do this task</w:t>
+      </w:r>
+      <w:r>
+        <w:t xml:space="preserve"> </w:t>
+      </w:r>
+      <w:r>
+        <w:t xml:space="preserve">for me" (Cowork) and "stand up a reusable helper" (Agent Builder).</w:t>
+      </w:r>
+    </w:p>
+    <w:bookmarkEnd w:id="9"/>
+    <w:bookmarkStart w:id="12" w:name="what-agent-builder-is"/>
     <w:p>
       <w:pPr>
         <w:pStyle w:val="Heading2"/>
       </w:pPr>
-      <w:bookmarkStart w:id="2" w:name="what-agent-builder-is"/>
-      <w:bookmarkEnd w:id="1"/>
-      <w:r>
-        <w:t>What Agent Builder is</w:t>
+      <w:r>
+        <w:t xml:space="preserve">What Agent Builder is</w:t>
       </w:r>
     </w:p>
     <w:p>
@@ -514,30 +572,59 @@
           <w:b/>
           <w:bCs/>
         </w:rPr>
-        <w:t>Agent Builder</w:t>
-      </w:r>
-      <w:r>
-        <w:t xml:space="preserve"> in Microsoft 365 Copilot is a </w:t>
-      </w:r>
-      <w:r>
-        <w:rPr>
-          <w:b/>
-          <w:bCs/>
-        </w:rPr>
-        <w:t>no-code, guided</w:t>
-      </w:r>
-      <w:r>
-        <w:t xml:space="preserve"> way to create </w:t>
-      </w:r>
-      <w:r>
-        <w:rPr>
-          <w:b/>
-          <w:bCs/>
-        </w:rPr>
-        <w:t>declarative agents</w:t>
-      </w:r>
-      <w:r>
-        <w:t xml:space="preserve"> — using plain language, no coding experience required. You can:</w:t>
+        <w:t xml:space="preserve">Agent Builder</w:t>
+      </w:r>
+      <w:r>
+        <w:t xml:space="preserve"> </w:t>
+      </w:r>
+      <w:r>
+        <w:t xml:space="preserve">in Microsoft 365 Copilot is a</w:t>
+      </w:r>
+      <w:r>
+        <w:t xml:space="preserve"> </w:t>
+      </w:r>
+      <w:r>
+        <w:rPr>
+          <w:b/>
+          <w:bCs/>
+        </w:rPr>
+        <w:t xml:space="preserve">no-code, guided</w:t>
+      </w:r>
+      <w:r>
+        <w:t xml:space="preserve"> </w:t>
+      </w:r>
+      <w:r>
+        <w:t xml:space="preserve">way to create</w:t>
+      </w:r>
+      <w:r>
+        <w:t xml:space="preserve"> </w:t>
+      </w:r>
+      <w:r>
+        <w:rPr>
+          <w:b/>
+          <w:bCs/>
+        </w:rPr>
+        <w:t xml:space="preserve">declarative</w:t>
+      </w:r>
+      <w:r>
+        <w:rPr>
+          <w:b/>
+          <w:bCs/>
+        </w:rPr>
+        <w:t xml:space="preserve"> </w:t>
+      </w:r>
+      <w:r>
+        <w:rPr>
+          <w:b/>
+          <w:bCs/>
+        </w:rPr>
+        <w:t xml:space="preserve">agents</w:t>
+      </w:r>
+      <w:r>
+        <w:t xml:space="preserve"> </w:t>
+      </w:r>
+      <w:r>
+        <w:t xml:space="preserve">— using plain language, no coding experience required. You can:</w:t>
       </w:r>
     </w:p>
     <w:p>
@@ -545,31 +632,43 @@
         <w:pStyle w:val="Compact"/>
         <w:numPr>
           <w:ilvl w:val="0"/>
-          <w:numId w:val="2"/>
+          <w:numId w:val="1001"/>
         </w:numPr>
       </w:pPr>
       <w:r>
-        <w:t xml:space="preserve">Build from a </w:t>
-      </w:r>
-      <w:r>
-        <w:rPr>
-          <w:b/>
-          <w:bCs/>
-        </w:rPr>
-        <w:t>template</w:t>
-      </w:r>
-      <w:r>
-        <w:t xml:space="preserve"> or by </w:t>
-      </w:r>
-      <w:r>
-        <w:rPr>
-          <w:b/>
-          <w:bCs/>
-        </w:rPr>
-        <w:t>describing</w:t>
-      </w:r>
-      <w:r>
-        <w:t xml:space="preserve"> what you want.</w:t>
+        <w:t xml:space="preserve">Build from a</w:t>
+      </w:r>
+      <w:r>
+        <w:t xml:space="preserve"> </w:t>
+      </w:r>
+      <w:r>
+        <w:rPr>
+          <w:b/>
+          <w:bCs/>
+        </w:rPr>
+        <w:t xml:space="preserve">template</w:t>
+      </w:r>
+      <w:r>
+        <w:t xml:space="preserve"> </w:t>
+      </w:r>
+      <w:r>
+        <w:t xml:space="preserve">or by</w:t>
+      </w:r>
+      <w:r>
+        <w:t xml:space="preserve"> </w:t>
+      </w:r>
+      <w:r>
+        <w:rPr>
+          <w:b/>
+          <w:bCs/>
+        </w:rPr>
+        <w:t xml:space="preserve">describing</w:t>
+      </w:r>
+      <w:r>
+        <w:t xml:space="preserve"> </w:t>
+      </w:r>
+      <w:r>
+        <w:t xml:space="preserve">what you want.</w:t>
       </w:r>
     </w:p>
     <w:p>
@@ -577,31 +676,46 @@
         <w:pStyle w:val="Compact"/>
         <w:numPr>
           <w:ilvl w:val="0"/>
-          <w:numId w:val="2"/>
+          <w:numId w:val="1001"/>
         </w:numPr>
       </w:pPr>
       <w:r>
-        <w:t xml:space="preserve">Add </w:t>
-      </w:r>
-      <w:r>
-        <w:rPr>
-          <w:b/>
-          <w:bCs/>
-        </w:rPr>
-        <w:t>knowledge sources</w:t>
-      </w:r>
-      <w:r>
-        <w:t xml:space="preserve">: SharePoint items, public websites, personal work info (Teams/Outlook), and </w:t>
-      </w:r>
-      <w:r>
-        <w:rPr>
-          <w:b/>
-          <w:bCs/>
-        </w:rPr>
-        <w:t>Copilot connectors</w:t>
-      </w:r>
-      <w:r>
-        <w:t xml:space="preserve"> enabled in your tenant.</w:t>
+        <w:t xml:space="preserve">Add</w:t>
+      </w:r>
+      <w:r>
+        <w:t xml:space="preserve"> </w:t>
+      </w:r>
+      <w:r>
+        <w:rPr>
+          <w:b/>
+          <w:bCs/>
+        </w:rPr>
+        <w:t xml:space="preserve">knowledge sources</w:t>
+      </w:r>
+      <w:r>
+        <w:t xml:space="preserve">: SharePoint items, public websites, personal work info (Teams/Outlook),</w:t>
+      </w:r>
+      <w:r>
+        <w:t xml:space="preserve"> </w:t>
+      </w:r>
+      <w:r>
+        <w:t xml:space="preserve">and</w:t>
+      </w:r>
+      <w:r>
+        <w:t xml:space="preserve"> </w:t>
+      </w:r>
+      <w:r>
+        <w:rPr>
+          <w:b/>
+          <w:bCs/>
+        </w:rPr>
+        <w:t xml:space="preserve">Copilot connectors</w:t>
+      </w:r>
+      <w:r>
+        <w:t xml:space="preserve"> </w:t>
+      </w:r>
+      <w:r>
+        <w:t xml:space="preserve">enabled in your tenant.</w:t>
       </w:r>
     </w:p>
     <w:p>
@@ -609,7 +723,7 @@
         <w:pStyle w:val="Compact"/>
         <w:numPr>
           <w:ilvl w:val="0"/>
-          <w:numId w:val="2"/>
+          <w:numId w:val="1001"/>
         </w:numPr>
       </w:pPr>
       <w:r>
@@ -617,39 +731,60 @@
           <w:b/>
           <w:bCs/>
         </w:rPr>
-        <w:t>Test</w:t>
-      </w:r>
-      <w:r>
-        <w:t xml:space="preserve"> the agent in the tool, then </w:t>
-      </w:r>
-      <w:r>
-        <w:rPr>
-          <w:b/>
-          <w:bCs/>
-        </w:rPr>
-        <w:t>share</w:t>
-      </w:r>
-      <w:r>
-        <w:t xml:space="preserve"> or </w:t>
-      </w:r>
-      <w:r>
-        <w:rPr>
-          <w:b/>
-          <w:bCs/>
-        </w:rPr>
-        <w:t>publish</w:t>
-      </w:r>
-      <w:r>
-        <w:t xml:space="preserve"> it (including to SharePoint or your org's catalog).</w:t>
-      </w:r>
-    </w:p>
+        <w:t xml:space="preserve">Test</w:t>
+      </w:r>
+      <w:r>
+        <w:t xml:space="preserve"> </w:t>
+      </w:r>
+      <w:r>
+        <w:t xml:space="preserve">the agent in the tool, then</w:t>
+      </w:r>
+      <w:r>
+        <w:t xml:space="preserve"> </w:t>
+      </w:r>
+      <w:r>
+        <w:rPr>
+          <w:b/>
+          <w:bCs/>
+        </w:rPr>
+        <w:t xml:space="preserve">share</w:t>
+      </w:r>
+      <w:r>
+        <w:t xml:space="preserve"> </w:t>
+      </w:r>
+      <w:r>
+        <w:t xml:space="preserve">or</w:t>
+      </w:r>
+      <w:r>
+        <w:t xml:space="preserve"> </w:t>
+      </w:r>
+      <w:r>
+        <w:rPr>
+          <w:b/>
+          <w:bCs/>
+        </w:rPr>
+        <w:t xml:space="preserve">publish</w:t>
+      </w:r>
+      <w:r>
+        <w:t xml:space="preserve"> </w:t>
+      </w:r>
+      <w:r>
+        <w:t xml:space="preserve">it (including to SharePoint or your</w:t>
+      </w:r>
+      <w:r>
+        <w:t xml:space="preserve"> </w:t>
+      </w:r>
+      <w:r>
+        <w:t xml:space="preserve">org's catalog).</w:t>
+      </w:r>
+    </w:p>
+    <w:bookmarkStart w:id="10" w:name="where-to-find-it"/>
     <w:p>
       <w:pPr>
         <w:pStyle w:val="Heading3"/>
       </w:pPr>
-      <w:bookmarkStart w:id="3" w:name="where-to-find-it"/>
-      <w:r>
-        <w:t>Where to find it</w:t>
+      <w:r>
+        <w:t xml:space="preserve">Where to find it</w:t>
       </w:r>
     </w:p>
     <w:p>
@@ -657,67 +792,102 @@
         <w:pStyle w:val="FirstParagraph"/>
       </w:pPr>
       <w:r>
-        <w:t>Open Microsoft 365 Copilot (</w:t>
-      </w:r>
-      <w:r>
-        <w:rPr>
-          <w:b/>
-          <w:bCs/>
-        </w:rPr>
-        <w:t>microsoft365.com/chat</w:t>
-      </w:r>
-      <w:r>
-        <w:t xml:space="preserve">, </w:t>
-      </w:r>
-      <w:r>
-        <w:rPr>
-          <w:b/>
-          <w:bCs/>
-        </w:rPr>
-        <w:t>office.com/chat</w:t>
-      </w:r>
-      <w:r>
-        <w:t xml:space="preserve">, or the </w:t>
-      </w:r>
-      <w:r>
-        <w:rPr>
-          <w:b/>
-          <w:bCs/>
-        </w:rPr>
-        <w:t>Microsoft 365 Copilot</w:t>
-      </w:r>
-      <w:r>
-        <w:t xml:space="preserve"> app/tab in </w:t>
-      </w:r>
-      <w:r>
-        <w:rPr>
-          <w:b/>
-          <w:bCs/>
-        </w:rPr>
-        <w:t>Teams</w:t>
-      </w:r>
-      <w:r>
-        <w:t xml:space="preserve">) and select </w:t>
-      </w:r>
-      <w:r>
-        <w:rPr>
-          <w:b/>
-          <w:bCs/>
-        </w:rPr>
-        <w:t>Create agent</w:t>
-      </w:r>
-      <w:r>
-        <w:t xml:space="preserve"> / </w:t>
-      </w:r>
-      <w:r>
-        <w:rPr>
-          <w:b/>
-          <w:bCs/>
-        </w:rPr>
-        <w:t>New agent</w:t>
-      </w:r>
-      <w:r>
-        <w:t>.</w:t>
+        <w:t xml:space="preserve">Open Microsoft 365 Copilot (</w:t>
+      </w:r>
+      <w:r>
+        <w:rPr>
+          <w:b/>
+          <w:bCs/>
+        </w:rPr>
+        <w:t xml:space="preserve">microsoft365.com/chat</w:t>
+      </w:r>
+      <w:r>
+        <w:t xml:space="preserve">,</w:t>
+      </w:r>
+      <w:r>
+        <w:t xml:space="preserve"> </w:t>
+      </w:r>
+      <w:r>
+        <w:rPr>
+          <w:b/>
+          <w:bCs/>
+        </w:rPr>
+        <w:t xml:space="preserve">office.com/chat</w:t>
+      </w:r>
+      <w:r>
+        <w:t xml:space="preserve">, or the</w:t>
+      </w:r>
+      <w:r>
+        <w:t xml:space="preserve"> </w:t>
+      </w:r>
+      <w:r>
+        <w:rPr>
+          <w:b/>
+          <w:bCs/>
+        </w:rPr>
+        <w:t xml:space="preserve">Microsoft 365</w:t>
+      </w:r>
+      <w:r>
+        <w:rPr>
+          <w:b/>
+          <w:bCs/>
+        </w:rPr>
+        <w:t xml:space="preserve"> </w:t>
+      </w:r>
+      <w:r>
+        <w:rPr>
+          <w:b/>
+          <w:bCs/>
+        </w:rPr>
+        <w:t xml:space="preserve">Copilot</w:t>
+      </w:r>
+      <w:r>
+        <w:t xml:space="preserve"> </w:t>
+      </w:r>
+      <w:r>
+        <w:t xml:space="preserve">app/tab in</w:t>
+      </w:r>
+      <w:r>
+        <w:t xml:space="preserve"> </w:t>
+      </w:r>
+      <w:r>
+        <w:rPr>
+          <w:b/>
+          <w:bCs/>
+        </w:rPr>
+        <w:t xml:space="preserve">Teams</w:t>
+      </w:r>
+      <w:r>
+        <w:t xml:space="preserve">) and select</w:t>
+      </w:r>
+      <w:r>
+        <w:t xml:space="preserve"> </w:t>
+      </w:r>
+      <w:r>
+        <w:rPr>
+          <w:b/>
+          <w:bCs/>
+        </w:rPr>
+        <w:t xml:space="preserve">Create agent</w:t>
+      </w:r>
+      <w:r>
+        <w:t xml:space="preserve"> </w:t>
+      </w:r>
+      <w:r>
+        <w:t xml:space="preserve">/</w:t>
+      </w:r>
+      <w:r>
+        <w:t xml:space="preserve"> </w:t>
+      </w:r>
+      <w:r>
+        <w:rPr>
+          <w:b/>
+          <w:bCs/>
+        </w:rPr>
+        <w:t xml:space="preserve">New agent</w:t>
+      </w:r>
+      <w:r>
+        <w:t xml:space="preserve">.</w:t>
       </w:r>
     </w:p>
     <w:p>
@@ -725,34 +895,43 @@
         <w:pStyle w:val="Compact"/>
         <w:numPr>
           <w:ilvl w:val="0"/>
-          <w:numId w:val="3"/>
+          <w:numId w:val="1002"/>
         </w:numPr>
       </w:pPr>
       <w:r>
-        <w:t xml:space="preserve">Available on </w:t>
-      </w:r>
-      <w:r>
-        <w:rPr>
-          <w:b/>
-          <w:bCs/>
-        </w:rPr>
-        <w:t>desktop and web</w:t>
-      </w:r>
-      <w:r>
-        <w:t xml:space="preserve"> </w:t>
-      </w:r>
-      <w:r>
-        <w:t xml:space="preserve">(Work and Web toolbars). </w:t>
-      </w:r>
-      <w:r>
-        <w:rPr>
-          <w:b/>
-          <w:bCs/>
-        </w:rPr>
-        <w:t>Not</w:t>
-      </w:r>
-      <w:r>
-        <w:t xml:space="preserve"> on mobile.</w:t>
+        <w:t xml:space="preserve">Available on</w:t>
+      </w:r>
+      <w:r>
+        <w:t xml:space="preserve"> </w:t>
+      </w:r>
+      <w:r>
+        <w:rPr>
+          <w:b/>
+          <w:bCs/>
+        </w:rPr>
+        <w:t xml:space="preserve">desktop and web</w:t>
+      </w:r>
+      <w:r>
+        <w:t xml:space="preserve"> </w:t>
+      </w:r>
+      <w:r>
+        <w:t xml:space="preserve">(Work and Web toolbars).</w:t>
+      </w:r>
+      <w:r>
+        <w:t xml:space="preserve"> </w:t>
+      </w:r>
+      <w:r>
+        <w:rPr>
+          <w:b/>
+          <w:bCs/>
+        </w:rPr>
+        <w:t xml:space="preserve">Not</w:t>
+      </w:r>
+      <w:r>
+        <w:t xml:space="preserve"> </w:t>
+      </w:r>
+      <w:r>
+        <w:t xml:space="preserve">on mobile.</w:t>
       </w:r>
     </w:p>
     <w:p>
@@ -760,21 +939,33 @@
         <w:pStyle w:val="Compact"/>
         <w:numPr>
           <w:ilvl w:val="0"/>
-          <w:numId w:val="3"/>
+          <w:numId w:val="1002"/>
         </w:numPr>
       </w:pPr>
       <w:r>
-        <w:t xml:space="preserve">Requires a </w:t>
-      </w:r>
-      <w:r>
-        <w:rPr>
-          <w:b/>
-          <w:bCs/>
-        </w:rPr>
-        <w:t>Microsoft 365 Copilot</w:t>
-      </w:r>
-      <w:r>
-        <w:t xml:space="preserve"> license; available knowledge sources depend on your tenant's licensing.</w:t>
+        <w:t xml:space="preserve">Requires a</w:t>
+      </w:r>
+      <w:r>
+        <w:t xml:space="preserve"> </w:t>
+      </w:r>
+      <w:r>
+        <w:rPr>
+          <w:b/>
+          <w:bCs/>
+        </w:rPr>
+        <w:t xml:space="preserve">Microsoft 365 Copilot</w:t>
+      </w:r>
+      <w:r>
+        <w:t xml:space="preserve"> </w:t>
+      </w:r>
+      <w:r>
+        <w:t xml:space="preserve">license; available knowledge sources depend on your tenant's</w:t>
+      </w:r>
+      <w:r>
+        <w:t xml:space="preserve"> </w:t>
+      </w:r>
+      <w:r>
+        <w:t xml:space="preserve">licensing.</w:t>
       </w:r>
     </w:p>
     <w:p>
@@ -782,52 +973,72 @@
         <w:pStyle w:val="Compact"/>
         <w:numPr>
           <w:ilvl w:val="0"/>
-          <w:numId w:val="3"/>
+          <w:numId w:val="1002"/>
         </w:numPr>
       </w:pPr>
       <w:r>
-        <w:t xml:space="preserve">Agent Builder is for </w:t>
-      </w:r>
-      <w:r>
-        <w:rPr>
-          <w:b/>
-          <w:bCs/>
-        </w:rPr>
-        <w:t>knowledge + instructions</w:t>
-      </w:r>
-      <w:r>
-        <w:t xml:space="preserve">. It doesn't author external-service </w:t>
+        <w:t xml:space="preserve">Agent Builder is for</w:t>
+      </w:r>
+      <w:r>
+        <w:t xml:space="preserve"> </w:t>
+      </w:r>
+      <w:r>
+        <w:rPr>
+          <w:b/>
+          <w:bCs/>
+        </w:rPr>
+        <w:t xml:space="preserve">knowledge + instructions</w:t>
+      </w:r>
+      <w:r>
+        <w:t xml:space="preserve">. It doesn't author external-service</w:t>
+      </w:r>
+      <w:r>
+        <w:t xml:space="preserve"> </w:t>
       </w:r>
       <w:r>
         <w:rPr>
           <w:i/>
           <w:iCs/>
         </w:rPr>
-        <w:t>actions</w:t>
-      </w:r>
-      <w:r>
-        <w:t xml:space="preserve"> — for those you'd copy the agent into </w:t>
-      </w:r>
-      <w:r>
-        <w:rPr>
-          <w:b/>
-          <w:bCs/>
-        </w:rPr>
-        <w:t>Microsoft Copilot Studio</w:t>
-      </w:r>
-      <w:r>
-        <w:t xml:space="preserve"> (out of scope today).</w:t>
-      </w:r>
-    </w:p>
+        <w:t xml:space="preserve">actions</w:t>
+      </w:r>
+      <w:r>
+        <w:t xml:space="preserve"> </w:t>
+      </w:r>
+      <w:r>
+        <w:t xml:space="preserve">—</w:t>
+      </w:r>
+      <w:r>
+        <w:t xml:space="preserve"> </w:t>
+      </w:r>
+      <w:r>
+        <w:t xml:space="preserve">for those you'd copy the agent into</w:t>
+      </w:r>
+      <w:r>
+        <w:t xml:space="preserve"> </w:t>
+      </w:r>
+      <w:r>
+        <w:rPr>
+          <w:b/>
+          <w:bCs/>
+        </w:rPr>
+        <w:t xml:space="preserve">Microsoft Copilot Studio</w:t>
+      </w:r>
+      <w:r>
+        <w:t xml:space="preserve"> </w:t>
+      </w:r>
+      <w:r>
+        <w:t xml:space="preserve">(out of scope today).</w:t>
+      </w:r>
+    </w:p>
+    <w:bookmarkEnd w:id="10"/>
+    <w:bookmarkStart w:id="11" w:name="the-three-tabs"/>
     <w:p>
       <w:pPr>
         <w:pStyle w:val="Heading3"/>
       </w:pPr>
-      <w:bookmarkStart w:id="4" w:name="the-three-tabs"/>
-      <w:bookmarkEnd w:id="3"/>
-      <w:r>
-        <w:lastRenderedPageBreak/>
-        <w:t>The three tabs</w:t>
+      <w:r>
+        <w:t xml:space="preserve">The three tabs</w:t>
       </w:r>
     </w:p>
     <w:p>
@@ -835,7 +1046,7 @@
         <w:pStyle w:val="Compact"/>
         <w:numPr>
           <w:ilvl w:val="0"/>
-          <w:numId w:val="4"/>
+          <w:numId w:val="1003"/>
         </w:numPr>
       </w:pPr>
       <w:r>
@@ -843,10 +1054,13 @@
           <w:b/>
           <w:bCs/>
         </w:rPr>
-        <w:t>Describe</w:t>
-      </w:r>
-      <w:r>
-        <w:t xml:space="preserve"> — tell the agent what to do in natural language; add knowledge here too.</w:t>
+        <w:t xml:space="preserve">Describe</w:t>
+      </w:r>
+      <w:r>
+        <w:t xml:space="preserve"> </w:t>
+      </w:r>
+      <w:r>
+        <w:t xml:space="preserve">— tell the agent what to do in natural language; add knowledge here too.</w:t>
       </w:r>
     </w:p>
     <w:p>
@@ -854,7 +1068,7 @@
         <w:pStyle w:val="Compact"/>
         <w:numPr>
           <w:ilvl w:val="0"/>
-          <w:numId w:val="4"/>
+          <w:numId w:val="1003"/>
         </w:numPr>
       </w:pPr>
       <w:r>
@@ -862,10 +1076,13 @@
           <w:b/>
           <w:bCs/>
         </w:rPr>
-        <w:t>Configure</w:t>
-      </w:r>
-      <w:r>
-        <w:t xml:space="preserve"> — set the name, description, instructions, knowledge, and suggested prompts manually.</w:t>
+        <w:t xml:space="preserve">Configure</w:t>
+      </w:r>
+      <w:r>
+        <w:t xml:space="preserve"> </w:t>
+      </w:r>
+      <w:r>
+        <w:t xml:space="preserve">— set the name, description, instructions, knowledge, and suggested prompts manually.</w:t>
       </w:r>
     </w:p>
     <w:p>
@@ -873,7 +1090,7 @@
         <w:pStyle w:val="Compact"/>
         <w:numPr>
           <w:ilvl w:val="0"/>
-          <w:numId w:val="4"/>
+          <w:numId w:val="1003"/>
         </w:numPr>
       </w:pPr>
       <w:r>
@@ -881,21 +1098,24 @@
           <w:b/>
           <w:bCs/>
         </w:rPr>
-        <w:t>Try it</w:t>
-      </w:r>
-      <w:r>
-        <w:t xml:space="preserve"> — test the agent's responses before sharing.</w:t>
-      </w:r>
-    </w:p>
+        <w:t xml:space="preserve">Try it</w:t>
+      </w:r>
+      <w:r>
+        <w:t xml:space="preserve"> </w:t>
+      </w:r>
+      <w:r>
+        <w:t xml:space="preserve">— test the agent's responses before sharing.</w:t>
+      </w:r>
+    </w:p>
+    <w:bookmarkEnd w:id="11"/>
+    <w:bookmarkEnd w:id="12"/>
+    <w:bookmarkStart w:id="20" w:name="exercise-7--build-the-hr-policy-agent"/>
     <w:p>
       <w:pPr>
         <w:pStyle w:val="Heading2"/>
       </w:pPr>
-      <w:bookmarkStart w:id="5" w:name="exercise-8--build-the-hr-policy-agent"/>
-      <w:bookmarkEnd w:id="2"/>
-      <w:bookmarkEnd w:id="4"/>
-      <w:r>
-        <w:t>Exercise 8 — Build the "HR Policy Agent"</w:t>
+      <w:r>
+        <w:t xml:space="preserve">Exercise 7 — Build the "HR Policy Agent"</w:t>
       </w:r>
     </w:p>
     <w:p>
@@ -907,19 +1127,28 @@
           <w:b/>
           <w:bCs/>
         </w:rPr>
-        <w:t>Goal:</w:t>
-      </w:r>
-      <w:r>
-        <w:t xml:space="preserve"> stand up a no-code agent that answers employee policy/benefits questions, grounded in the Zava HR documents, and test it.</w:t>
-      </w:r>
-    </w:p>
+        <w:t xml:space="preserve">Goal:</w:t>
+      </w:r>
+      <w:r>
+        <w:t xml:space="preserve"> </w:t>
+      </w:r>
+      <w:r>
+        <w:t xml:space="preserve">stand up a no-code agent that answers employee policy/benefits questions, grounded in the</w:t>
+      </w:r>
+      <w:r>
+        <w:t xml:space="preserve"> </w:t>
+      </w:r>
+      <w:r>
+        <w:t xml:space="preserve">Zava HR documents, and test it.</w:t>
+      </w:r>
+    </w:p>
+    <w:bookmarkStart w:id="13" w:name="step-1--create-the-agent"/>
     <w:p>
       <w:pPr>
         <w:pStyle w:val="Heading3"/>
       </w:pPr>
-      <w:bookmarkStart w:id="6" w:name="step-1--create-the-agent"/>
-      <w:r>
-        <w:t>Step 1 — Create the agent</w:t>
+      <w:r>
+        <w:t xml:space="preserve">Step 1 — Create the agent</w:t>
       </w:r>
     </w:p>
     <w:p>
@@ -927,31 +1156,40 @@
         <w:pStyle w:val="Compact"/>
         <w:numPr>
           <w:ilvl w:val="0"/>
-          <w:numId w:val="5"/>
+          <w:numId w:val="1004"/>
         </w:numPr>
       </w:pPr>
       <w:r>
-        <w:t xml:space="preserve">In Microsoft 365 Copilot, select </w:t>
-      </w:r>
-      <w:r>
-        <w:rPr>
-          <w:b/>
-          <w:bCs/>
-        </w:rPr>
-        <w:t>Create agent</w:t>
-      </w:r>
-      <w:r>
-        <w:t xml:space="preserve"> (or </w:t>
-      </w:r>
-      <w:r>
-        <w:rPr>
-          <w:b/>
-          <w:bCs/>
-        </w:rPr>
-        <w:t>New agent</w:t>
-      </w:r>
-      <w:r>
-        <w:t>).</w:t>
+        <w:t xml:space="preserve">In Microsoft 365 Copilot, select</w:t>
+      </w:r>
+      <w:r>
+        <w:t xml:space="preserve"> </w:t>
+      </w:r>
+      <w:r>
+        <w:rPr>
+          <w:b/>
+          <w:bCs/>
+        </w:rPr>
+        <w:t xml:space="preserve">Create agent</w:t>
+      </w:r>
+      <w:r>
+        <w:t xml:space="preserve"> </w:t>
+      </w:r>
+      <w:r>
+        <w:t xml:space="preserve">(or</w:t>
+      </w:r>
+      <w:r>
+        <w:t xml:space="preserve"> </w:t>
+      </w:r>
+      <w:r>
+        <w:rPr>
+          <w:b/>
+          <w:bCs/>
+        </w:rPr>
+        <w:t xml:space="preserve">New agent</w:t>
+      </w:r>
+      <w:r>
+        <w:t xml:space="preserve">).</w:t>
       </w:r>
     </w:p>
     <w:p>
@@ -959,28 +1197,34 @@
         <w:pStyle w:val="Compact"/>
         <w:numPr>
           <w:ilvl w:val="0"/>
-          <w:numId w:val="5"/>
+          <w:numId w:val="1004"/>
         </w:numPr>
       </w:pPr>
       <w:r>
-        <w:t xml:space="preserve">On the </w:t>
-      </w:r>
-      <w:r>
-        <w:rPr>
-          <w:b/>
-          <w:bCs/>
-        </w:rPr>
-        <w:t>Describe</w:t>
-      </w:r>
-      <w:r>
-        <w:t xml:space="preserve"> tab, tell it what to build, for example:</w:t>
+        <w:t xml:space="preserve">On the</w:t>
+      </w:r>
+      <w:r>
+        <w:t xml:space="preserve"> </w:t>
+      </w:r>
+      <w:r>
+        <w:rPr>
+          <w:b/>
+          <w:bCs/>
+        </w:rPr>
+        <w:t xml:space="preserve">Describe</w:t>
+      </w:r>
+      <w:r>
+        <w:t xml:space="preserve"> </w:t>
+      </w:r>
+      <w:r>
+        <w:t xml:space="preserve">tab, tell it what to build, for example:</w:t>
       </w:r>
     </w:p>
     <w:p>
       <w:pPr>
         <w:numPr>
           <w:ilvl w:val="0"/>
-          <w:numId w:val="1"/>
+          <w:numId w:val="1000"/>
         </w:numPr>
         <w:pBdr>
           <w:left w:val="single" w:sz="18" w:space="8" w:color="3B1041"/>
@@ -989,40 +1233,73 @@
         <w:spacing w:before="30" w:after="30"/>
       </w:pPr>
       <w:r>
-        <w:t xml:space="preserve">"Create an </w:t>
-      </w:r>
-      <w:r>
-        <w:rPr>
-          <w:b/>
-          <w:bCs/>
-        </w:rPr>
-        <w:t>HR Policy Agent</w:t>
-      </w:r>
-      <w:r>
-        <w:t xml:space="preserve"> that answers Zava employees' questions about </w:t>
-      </w:r>
-      <w:r>
-        <w:rPr>
-          <w:b/>
-          <w:bCs/>
-        </w:rPr>
-        <w:t>Zava's</w:t>
-      </w:r>
-      <w:r>
-        <w:t xml:space="preserve"> policies </w:t>
-      </w:r>
-      <w:r>
-        <w:t>and benefits — PTO, remote/hybrid work, benefits enrollment, overtime, and the code of conduct — using only Zava's HR documents, in a warm, professional tone. Always cite the source document and remind the reader that HR should confirm. Politely decline questions about individual pay, performance, legal, or medical matters and redirect them to HR."</w:t>
-      </w:r>
-    </w:p>
+        <w:t xml:space="preserve">"Create an</w:t>
+      </w:r>
+      <w:r>
+        <w:t xml:space="preserve"> </w:t>
+      </w:r>
+      <w:r>
+        <w:rPr>
+          <w:b/>
+          <w:bCs/>
+        </w:rPr>
+        <w:t xml:space="preserve">HR Policy Agent</w:t>
+      </w:r>
+      <w:r>
+        <w:t xml:space="preserve"> </w:t>
+      </w:r>
+      <w:r>
+        <w:t xml:space="preserve">that answers Zava employees' questions about</w:t>
+      </w:r>
+      <w:r>
+        <w:t xml:space="preserve"> </w:t>
+      </w:r>
+      <w:r>
+        <w:rPr>
+          <w:b/>
+          <w:bCs/>
+        </w:rPr>
+        <w:t xml:space="preserve">Zava's</w:t>
+      </w:r>
+      <w:r>
+        <w:t xml:space="preserve"> </w:t>
+      </w:r>
+      <w:r>
+        <w:t xml:space="preserve">policies</w:t>
+      </w:r>
+      <w:r>
+        <w:t xml:space="preserve"> </w:t>
+      </w:r>
+      <w:r>
+        <w:t xml:space="preserve">and benefits — PTO, remote/hybrid work, benefits enrollment, overtime, and the code of conduct —</w:t>
+      </w:r>
+      <w:r>
+        <w:t xml:space="preserve"> </w:t>
+      </w:r>
+      <w:r>
+        <w:t xml:space="preserve">using only Zava's HR documents, in a warm, professional tone. Always cite the source document and remind the reader that HR should</w:t>
+      </w:r>
+      <w:r>
+        <w:t xml:space="preserve"> </w:t>
+      </w:r>
+      <w:r>
+        <w:t xml:space="preserve">confirm. Politely decline questions about individual pay, performance, legal, or medical matters</w:t>
+      </w:r>
+      <w:r>
+        <w:t xml:space="preserve"> </w:t>
+      </w:r>
+      <w:r>
+        <w:t xml:space="preserve">and redirect them to HR."</w:t>
+      </w:r>
+    </w:p>
+    <w:bookmarkEnd w:id="13"/>
+    <w:bookmarkStart w:id="14" w:name="X7158d98d99f74c515819440a192dd2b680a0ab7"/>
     <w:p>
       <w:pPr>
         <w:pStyle w:val="Heading3"/>
       </w:pPr>
-      <w:bookmarkStart w:id="7" w:name="X7158d98d99f74c515819440a192dd2b680a0ab7"/>
-      <w:bookmarkEnd w:id="6"/>
-      <w:r>
-        <w:t>Step 2 — Name, describe, and set instructions (Configure tab)</w:t>
+      <w:r>
+        <w:t xml:space="preserve">Step 2 — Name, describe, and set instructions (Configure tab)</w:t>
       </w:r>
     </w:p>
     <w:p>
@@ -1030,7 +1307,7 @@
         <w:pStyle w:val="Compact"/>
         <w:numPr>
           <w:ilvl w:val="0"/>
-          <w:numId w:val="6"/>
+          <w:numId w:val="1005"/>
         </w:numPr>
       </w:pPr>
       <w:r>
@@ -1038,10 +1315,13 @@
           <w:b/>
           <w:bCs/>
         </w:rPr>
-        <w:t>Name:</w:t>
-      </w:r>
-      <w:r>
-        <w:t xml:space="preserve"> HR Policy Agent</w:t>
+        <w:t xml:space="preserve">Name:</w:t>
+      </w:r>
+      <w:r>
+        <w:t xml:space="preserve"> </w:t>
+      </w:r>
+      <w:r>
+        <w:t xml:space="preserve">HR Policy Agent</w:t>
       </w:r>
     </w:p>
     <w:p>
@@ -1049,7 +1329,7 @@
         <w:pStyle w:val="Compact"/>
         <w:numPr>
           <w:ilvl w:val="0"/>
-          <w:numId w:val="6"/>
+          <w:numId w:val="1005"/>
         </w:numPr>
       </w:pPr>
       <w:r>
@@ -1057,13 +1337,19 @@
           <w:b/>
           <w:bCs/>
         </w:rPr>
-        <w:t>Description:</w:t>
-      </w:r>
-      <w:r>
-        <w:t xml:space="preserve"> </w:t>
-      </w:r>
-      <w:r>
-        <w:t>"Answers employee policy and benefits questions for Zava, grounded in our HR documents."</w:t>
+        <w:t xml:space="preserve">Description:</w:t>
+      </w:r>
+      <w:r>
+        <w:t xml:space="preserve"> </w:t>
+      </w:r>
+      <w:r>
+        <w:t xml:space="preserve">"Answers employee policy and benefits questions for Zava, grounded in our HR</w:t>
+      </w:r>
+      <w:r>
+        <w:t xml:space="preserve"> </w:t>
+      </w:r>
+      <w:r>
+        <w:t xml:space="preserve">documents."</w:t>
       </w:r>
     </w:p>
     <w:p>
@@ -1071,7 +1357,7 @@
         <w:pStyle w:val="Compact"/>
         <w:numPr>
           <w:ilvl w:val="0"/>
-          <w:numId w:val="6"/>
+          <w:numId w:val="1005"/>
         </w:numPr>
       </w:pPr>
       <w:r>
@@ -1079,40 +1365,61 @@
           <w:b/>
           <w:bCs/>
         </w:rPr>
-        <w:t>Instructions:</w:t>
-      </w:r>
-      <w:r>
-        <w:t xml:space="preserve"> paste/adapt the behavior above — answer </w:t>
-      </w:r>
-      <w:r>
-        <w:rPr>
-          <w:b/>
-          <w:bCs/>
-        </w:rPr>
-        <w:t>only</w:t>
-      </w:r>
-      <w:r>
-        <w:t xml:space="preserve"> from the Zava documents (if the answer isn't there, say so), answer format (direct answer → details → </w:t>
-      </w:r>
-      <w:r>
-        <w:rPr>
-          <w:b/>
-          <w:bCs/>
-        </w:rPr>
-        <w:t>source</w:t>
-      </w:r>
-      <w:r>
-        <w:t xml:space="preserve"> → "confirm with HR"), tone, and the out-of-scope guardrails.</w:t>
-      </w:r>
-    </w:p>
+        <w:t xml:space="preserve">Instructions:</w:t>
+      </w:r>
+      <w:r>
+        <w:t xml:space="preserve"> </w:t>
+      </w:r>
+      <w:r>
+        <w:t xml:space="preserve">paste/adapt the behavior above — answer</w:t>
+      </w:r>
+      <w:r>
+        <w:t xml:space="preserve"> </w:t>
+      </w:r>
+      <w:r>
+        <w:rPr>
+          <w:b/>
+          <w:bCs/>
+        </w:rPr>
+        <w:t xml:space="preserve">only</w:t>
+      </w:r>
+      <w:r>
+        <w:t xml:space="preserve"> </w:t>
+      </w:r>
+      <w:r>
+        <w:t xml:space="preserve">from the Zava documents (if the</w:t>
+      </w:r>
+      <w:r>
+        <w:t xml:space="preserve"> </w:t>
+      </w:r>
+      <w:r>
+        <w:t xml:space="preserve">answer isn't there, say so), answer format (direct answer → details →</w:t>
+      </w:r>
+      <w:r>
+        <w:t xml:space="preserve"> </w:t>
+      </w:r>
+      <w:r>
+        <w:rPr>
+          <w:b/>
+          <w:bCs/>
+        </w:rPr>
+        <w:t xml:space="preserve">source</w:t>
+      </w:r>
+      <w:r>
+        <w:t xml:space="preserve"> </w:t>
+      </w:r>
+      <w:r>
+        <w:t xml:space="preserve">→ "confirm with HR"), tone, and the out-of-scope guardrails.</w:t>
+      </w:r>
+    </w:p>
+    <w:bookmarkEnd w:id="14"/>
+    <w:bookmarkStart w:id="16" w:name="step-3--add-knowledge-sources"/>
     <w:p>
       <w:pPr>
         <w:pStyle w:val="Heading3"/>
       </w:pPr>
-      <w:bookmarkStart w:id="8" w:name="step-3--add-knowledge-sources"/>
-      <w:bookmarkEnd w:id="7"/>
-      <w:r>
-        <w:t>Step 3 — Add knowledge sources</w:t>
+      <w:r>
+        <w:t xml:space="preserve">Step 3 — Add knowledge sources</w:t>
       </w:r>
     </w:p>
     <w:p>
@@ -1120,48 +1427,72 @@
         <w:pStyle w:val="FirstParagraph"/>
       </w:pPr>
       <w:r>
-        <w:t xml:space="preserve">Point the agent at the Zava HR documents (the same fictional Word files used all day): </w:t>
+        <w:t xml:space="preserve">Point the agent at the Zava HR documents (the same fictional Word files used all day):</w:t>
+      </w:r>
+      <w:r>
+        <w:t xml:space="preserve"> </w:t>
       </w:r>
       <w:r>
         <w:rPr>
           <w:rStyle w:val="VerbatimChar"/>
         </w:rPr>
-        <w:t>employee-handbook-excerpt.docx</w:t>
-      </w:r>
-      <w:r>
-        <w:t xml:space="preserve"> and </w:t>
+        <w:t xml:space="preserve">employee-handbook-excerpt.docx</w:t>
+      </w:r>
+      <w:r>
+        <w:t xml:space="preserve"> </w:t>
+      </w:r>
+      <w:r>
+        <w:t xml:space="preserve">and</w:t>
+      </w:r>
+      <w:r>
+        <w:t xml:space="preserve"> </w:t>
       </w:r>
       <w:r>
         <w:rPr>
           <w:rStyle w:val="VerbatimChar"/>
         </w:rPr>
-        <w:t>benefits-summary.docx</w:t>
-      </w:r>
-      <w:r>
-        <w:t xml:space="preserve">. Either </w:t>
-      </w:r>
-      <w:r>
-        <w:rPr>
-          <w:b/>
-          <w:bCs/>
-        </w:rPr>
-        <w:t>upload</w:t>
-      </w:r>
-      <w:r>
-        <w:t xml:space="preserve"> </w:t>
-      </w:r>
-      <w:r>
-        <w:t xml:space="preserve">them from your device (up to 20 embedded files) or use </w:t>
-      </w:r>
-      <w:r>
-        <w:rPr>
-          <w:b/>
-          <w:bCs/>
-        </w:rPr>
-        <w:t>Attach cloud files</w:t>
-      </w:r>
-      <w:r>
-        <w:t xml:space="preserve"> to pick them from OneDrive/SharePoint.</w:t>
+        <w:t xml:space="preserve">benefits-summary.docx</w:t>
+      </w:r>
+      <w:r>
+        <w:t xml:space="preserve">. Either</w:t>
+      </w:r>
+      <w:r>
+        <w:t xml:space="preserve"> </w:t>
+      </w:r>
+      <w:r>
+        <w:rPr>
+          <w:b/>
+          <w:bCs/>
+        </w:rPr>
+        <w:t xml:space="preserve">upload</w:t>
+      </w:r>
+      <w:r>
+        <w:t xml:space="preserve"> </w:t>
+      </w:r>
+      <w:r>
+        <w:t xml:space="preserve">them from your device</w:t>
+      </w:r>
+      <w:r>
+        <w:t xml:space="preserve"> </w:t>
+      </w:r>
+      <w:r>
+        <w:t xml:space="preserve">(up to 20 embedded files) or use</w:t>
+      </w:r>
+      <w:r>
+        <w:t xml:space="preserve"> </w:t>
+      </w:r>
+      <w:r>
+        <w:rPr>
+          <w:b/>
+          <w:bCs/>
+        </w:rPr>
+        <w:t xml:space="preserve">Attach cloud files</w:t>
+      </w:r>
+      <w:r>
+        <w:t xml:space="preserve"> </w:t>
+      </w:r>
+      <w:r>
+        <w:t xml:space="preserve">to pick them from OneDrive/SharePoint.</w:t>
       </w:r>
     </w:p>
     <w:p>
@@ -1169,7 +1500,7 @@
         <w:pStyle w:val="Compact"/>
         <w:numPr>
           <w:ilvl w:val="0"/>
-          <w:numId w:val="7"/>
+          <w:numId w:val="1006"/>
         </w:numPr>
       </w:pPr>
       <w:r>
@@ -1177,30 +1508,62 @@
           <w:b/>
           <w:bCs/>
         </w:rPr>
-        <w:t>File types matter:</w:t>
-      </w:r>
-      <w:r>
-        <w:t xml:space="preserve"> Agent Builder knowledge accepts </w:t>
-      </w:r>
-      <w:r>
-        <w:rPr>
-          <w:b/>
-          <w:bCs/>
-        </w:rPr>
-        <w:t>.doc/.docx, .pdf, .ppt/.pptx, .txt, .xls/.xlsx</w:t>
-      </w:r>
-      <w:r>
-        <w:t xml:space="preserve"> (plus .html from SharePoint), but </w:t>
-      </w:r>
-      <w:r>
-        <w:rPr>
-          <w:b/>
-          <w:bCs/>
-        </w:rPr>
-        <w:t>not Markdown (.md) or .csv</w:t>
-      </w:r>
-      <w:r>
-        <w:t>. Keep that in mind when you build agents on your own documents.</w:t>
+        <w:t xml:space="preserve">File types matter:</w:t>
+      </w:r>
+      <w:r>
+        <w:t xml:space="preserve"> </w:t>
+      </w:r>
+      <w:r>
+        <w:t xml:space="preserve">Agent Builder knowledge accepts</w:t>
+      </w:r>
+      <w:r>
+        <w:t xml:space="preserve"> </w:t>
+      </w:r>
+      <w:r>
+        <w:rPr>
+          <w:b/>
+          <w:bCs/>
+        </w:rPr>
+        <w:t xml:space="preserve">.doc/.docx, .pdf, .ppt/.pptx, .txt,</w:t>
+      </w:r>
+      <w:r>
+        <w:rPr>
+          <w:b/>
+          <w:bCs/>
+        </w:rPr>
+        <w:t xml:space="preserve"> </w:t>
+      </w:r>
+      <w:r>
+        <w:rPr>
+          <w:b/>
+          <w:bCs/>
+        </w:rPr>
+        <w:t xml:space="preserve">.xls/.xlsx</w:t>
+      </w:r>
+      <w:r>
+        <w:t xml:space="preserve"> </w:t>
+      </w:r>
+      <w:r>
+        <w:t xml:space="preserve">(plus .html from SharePoint), but</w:t>
+      </w:r>
+      <w:r>
+        <w:t xml:space="preserve"> </w:t>
+      </w:r>
+      <w:r>
+        <w:rPr>
+          <w:b/>
+          <w:bCs/>
+        </w:rPr>
+        <w:t xml:space="preserve">not Markdown (.md) or .csv</w:t>
+      </w:r>
+      <w:r>
+        <w:t xml:space="preserve">. Keep that in mind</w:t>
+      </w:r>
+      <w:r>
+        <w:t xml:space="preserve"> </w:t>
+      </w:r>
+      <w:r>
+        <w:t xml:space="preserve">when you build agents on your own documents.</w:t>
       </w:r>
     </w:p>
     <w:p>
@@ -1208,21 +1571,33 @@
         <w:pStyle w:val="Compact"/>
         <w:numPr>
           <w:ilvl w:val="0"/>
-          <w:numId w:val="7"/>
+          <w:numId w:val="1006"/>
         </w:numPr>
       </w:pPr>
       <w:r>
-        <w:t xml:space="preserve">Newly added OneDrive/SharePoint files can show </w:t>
-      </w:r>
-      <w:r>
-        <w:rPr>
-          <w:b/>
-          <w:bCs/>
-        </w:rPr>
-        <w:t>"Preparing"</w:t>
-      </w:r>
-      <w:r>
-        <w:t xml:space="preserve"> for a few minutes; you can test while they prepare, but answers won't use them until they're ready.</w:t>
+        <w:t xml:space="preserve">Newly added OneDrive/SharePoint files can show</w:t>
+      </w:r>
+      <w:r>
+        <w:t xml:space="preserve"> </w:t>
+      </w:r>
+      <w:r>
+        <w:rPr>
+          <w:b/>
+          <w:bCs/>
+        </w:rPr>
+        <w:t xml:space="preserve">"Preparing"</w:t>
+      </w:r>
+      <w:r>
+        <w:t xml:space="preserve"> </w:t>
+      </w:r>
+      <w:r>
+        <w:t xml:space="preserve">for a few minutes; you can test</w:t>
+      </w:r>
+      <w:r>
+        <w:t xml:space="preserve"> </w:t>
+      </w:r>
+      <w:r>
+        <w:t xml:space="preserve">while they prepare, but answers won't use them until they're ready.</w:t>
       </w:r>
     </w:p>
     <w:p>
@@ -1230,7 +1605,7 @@
         <w:pStyle w:val="Compact"/>
         <w:numPr>
           <w:ilvl w:val="0"/>
-          <w:numId w:val="7"/>
+          <w:numId w:val="1006"/>
         </w:numPr>
       </w:pPr>
       <w:r>
@@ -1238,60 +1613,117 @@
           <w:b/>
           <w:bCs/>
         </w:rPr>
-        <w:t>Keep it on these files:</w:t>
-      </w:r>
-      <w:r>
-        <w:t xml:space="preserve"> in the </w:t>
-      </w:r>
-      <w:r>
-        <w:rPr>
-          <w:b/>
-          <w:bCs/>
-        </w:rPr>
-        <w:t>Knowledge</w:t>
-      </w:r>
-      <w:r>
-        <w:t xml:space="preserve"> section, turn </w:t>
-      </w:r>
-      <w:r>
-        <w:rPr>
-          <w:b/>
-          <w:bCs/>
-        </w:rPr>
-        <w:t>Only use specified sources</w:t>
-      </w:r>
-      <w:r>
-        <w:t xml:space="preserve"> on and </w:t>
-      </w:r>
-      <w:r>
-        <w:rPr>
-          <w:b/>
-          <w:bCs/>
-        </w:rPr>
-        <w:t>Search all websites</w:t>
-      </w:r>
-      <w:r>
-        <w:t xml:space="preserve"> off. Otherwise the agent can mix in web results or general knowledge, and in the workshop dry run it answered with the tester's </w:t>
-      </w:r>
-      <w:r>
-        <w:rPr>
-          <w:b/>
-          <w:bCs/>
-        </w:rPr>
-        <w:t>own company's</w:t>
-      </w:r>
-      <w:r>
-        <w:t xml:space="preserve"> open-enrollment details. The toggle makes the agent </w:t>
+        <w:t xml:space="preserve">Keep it on these files:</w:t>
+      </w:r>
+      <w:r>
+        <w:t xml:space="preserve"> </w:t>
+      </w:r>
+      <w:r>
+        <w:t xml:space="preserve">in the</w:t>
+      </w:r>
+      <w:r>
+        <w:t xml:space="preserve"> </w:t>
+      </w:r>
+      <w:r>
+        <w:rPr>
+          <w:b/>
+          <w:bCs/>
+        </w:rPr>
+        <w:t xml:space="preserve">Knowledge</w:t>
+      </w:r>
+      <w:r>
+        <w:t xml:space="preserve"> </w:t>
+      </w:r>
+      <w:r>
+        <w:t xml:space="preserve">section, turn</w:t>
+      </w:r>
+      <w:r>
+        <w:t xml:space="preserve"> </w:t>
+      </w:r>
+      <w:r>
+        <w:rPr>
+          <w:b/>
+          <w:bCs/>
+        </w:rPr>
+        <w:t xml:space="preserve">Only use specified sources</w:t>
+      </w:r>
+      <w:r>
+        <w:t xml:space="preserve"> </w:t>
+      </w:r>
+      <w:r>
+        <w:t xml:space="preserve">on</w:t>
+      </w:r>
+      <w:r>
+        <w:t xml:space="preserve"> </w:t>
+      </w:r>
+      <w:r>
+        <w:t xml:space="preserve">and</w:t>
+      </w:r>
+      <w:r>
+        <w:t xml:space="preserve"> </w:t>
+      </w:r>
+      <w:r>
+        <w:rPr>
+          <w:b/>
+          <w:bCs/>
+        </w:rPr>
+        <w:t xml:space="preserve">Search all websites</w:t>
+      </w:r>
+      <w:r>
+        <w:t xml:space="preserve"> </w:t>
+      </w:r>
+      <w:r>
+        <w:t xml:space="preserve">off. Otherwise the agent can mix in web results or general knowledge,</w:t>
+      </w:r>
+      <w:r>
+        <w:t xml:space="preserve"> </w:t>
+      </w:r>
+      <w:r>
+        <w:t xml:space="preserve">and in the workshop dry run it answered with the tester's</w:t>
+      </w:r>
+      <w:r>
+        <w:t xml:space="preserve"> </w:t>
+      </w:r>
+      <w:r>
+        <w:rPr>
+          <w:b/>
+          <w:bCs/>
+        </w:rPr>
+        <w:t xml:space="preserve">own company's</w:t>
+      </w:r>
+      <w:r>
+        <w:t xml:space="preserve"> </w:t>
+      </w:r>
+      <w:r>
+        <w:t xml:space="preserve">open-enrollment</w:t>
+      </w:r>
+      <w:r>
+        <w:t xml:space="preserve"> </w:t>
+      </w:r>
+      <w:r>
+        <w:t xml:space="preserve">details. The toggle makes the agent</w:t>
+      </w:r>
+      <w:r>
+        <w:t xml:space="preserve"> </w:t>
       </w:r>
       <w:r>
         <w:rPr>
           <w:i/>
           <w:iCs/>
         </w:rPr>
-        <w:t>prioritize</w:t>
-      </w:r>
-      <w:r>
-        <w:t xml:space="preserve"> your sources; it can't fully block general knowledge (for stricter control, use Copilot Studio).</w:t>
+        <w:t xml:space="preserve">prioritize</w:t>
+      </w:r>
+      <w:r>
+        <w:t xml:space="preserve"> </w:t>
+      </w:r>
+      <w:r>
+        <w:t xml:space="preserve">your sources; it can't fully block general</w:t>
+      </w:r>
+      <w:r>
+        <w:t xml:space="preserve"> </w:t>
+      </w:r>
+      <w:r>
+        <w:t xml:space="preserve">knowledge (for stricter control, use Copilot Studio).</w:t>
       </w:r>
     </w:p>
     <w:p>
@@ -1299,21 +1731,27 @@
         <w:pStyle w:val="Compact"/>
         <w:numPr>
           <w:ilvl w:val="0"/>
-          <w:numId w:val="7"/>
+          <w:numId w:val="1006"/>
         </w:numPr>
       </w:pPr>
       <w:r>
-        <w:t xml:space="preserve">In a real tenant you'd add the </w:t>
-      </w:r>
-      <w:r>
-        <w:rPr>
-          <w:b/>
-          <w:bCs/>
-        </w:rPr>
-        <w:t>SharePoint site/library</w:t>
-      </w:r>
-      <w:r>
-        <w:t xml:space="preserve"> where HR policies live.</w:t>
+        <w:t xml:space="preserve">In a real tenant you'd add the</w:t>
+      </w:r>
+      <w:r>
+        <w:t xml:space="preserve"> </w:t>
+      </w:r>
+      <w:r>
+        <w:rPr>
+          <w:b/>
+          <w:bCs/>
+        </w:rPr>
+        <w:t xml:space="preserve">SharePoint site/library</w:t>
+      </w:r>
+      <w:r>
+        <w:t xml:space="preserve"> </w:t>
+      </w:r>
+      <w:r>
+        <w:t xml:space="preserve">where HR policies live.</w:t>
       </w:r>
     </w:p>
     <w:p>
@@ -1321,7 +1759,7 @@
         <w:pStyle w:val="Compact"/>
         <w:numPr>
           <w:ilvl w:val="0"/>
-          <w:numId w:val="7"/>
+          <w:numId w:val="1006"/>
         </w:numPr>
       </w:pPr>
       <w:r>
@@ -1329,75 +1767,109 @@
           <w:b/>
           <w:bCs/>
         </w:rPr>
-        <w:lastRenderedPageBreak/>
-        <w:t>Limits worth knowing</w:t>
-      </w:r>
-      <w:r>
-        <w:t xml:space="preserve"> </w:t>
-      </w:r>
-      <w:r>
-        <w:t xml:space="preserve">(per agent): up to </w:t>
-      </w:r>
-      <w:r>
-        <w:rPr>
-          <w:b/>
-          <w:bCs/>
-        </w:rPr>
-        <w:t>20 uploaded (embedded) files</w:t>
-      </w:r>
-      <w:r>
-        <w:t xml:space="preserve">, </w:t>
-      </w:r>
-      <w:r>
-        <w:rPr>
-          <w:b/>
-          <w:bCs/>
-        </w:rPr>
-        <w:t>100 SharePoint files</w:t>
-      </w:r>
-      <w:r>
-        <w:t xml:space="preserve">, </w:t>
-      </w:r>
-      <w:r>
-        <w:rPr>
-          <w:b/>
-          <w:bCs/>
-        </w:rPr>
-        <w:t>50 OneDrive files</w:t>
-      </w:r>
-      <w:r>
-        <w:t xml:space="preserve">, and </w:t>
-      </w:r>
-      <w:r>
-        <w:rPr>
-          <w:b/>
-          <w:bCs/>
-        </w:rPr>
-        <w:t>4 public websites</w:t>
-      </w:r>
-      <w:r>
-        <w:t xml:space="preserve">. Uploaded .docx/.pdf/.pptx/.txt files can be up to 512 MB; Excel files up to 30 MB. See </w:t>
-      </w:r>
-      <w:hyperlink r:id="rId7">
+        <w:t xml:space="preserve">Limits worth knowing</w:t>
+      </w:r>
+      <w:r>
+        <w:t xml:space="preserve"> </w:t>
+      </w:r>
+      <w:r>
+        <w:t xml:space="preserve">(per agent): up to</w:t>
+      </w:r>
+      <w:r>
+        <w:t xml:space="preserve"> </w:t>
+      </w:r>
+      <w:r>
+        <w:rPr>
+          <w:b/>
+          <w:bCs/>
+        </w:rPr>
+        <w:t xml:space="preserve">20 uploaded (embedded) files</w:t>
+      </w:r>
+      <w:r>
+        <w:t xml:space="preserve">,</w:t>
+      </w:r>
+      <w:r>
+        <w:t xml:space="preserve"> </w:t>
+      </w:r>
+      <w:r>
+        <w:rPr>
+          <w:b/>
+          <w:bCs/>
+        </w:rPr>
+        <w:t xml:space="preserve">100 SharePoint</w:t>
+      </w:r>
+      <w:r>
+        <w:rPr>
+          <w:b/>
+          <w:bCs/>
+        </w:rPr>
+        <w:t xml:space="preserve"> </w:t>
+      </w:r>
+      <w:r>
+        <w:rPr>
+          <w:b/>
+          <w:bCs/>
+        </w:rPr>
+        <w:t xml:space="preserve">files</w:t>
+      </w:r>
+      <w:r>
+        <w:t xml:space="preserve">,</w:t>
+      </w:r>
+      <w:r>
+        <w:t xml:space="preserve"> </w:t>
+      </w:r>
+      <w:r>
+        <w:rPr>
+          <w:b/>
+          <w:bCs/>
+        </w:rPr>
+        <w:t xml:space="preserve">50 OneDrive files</w:t>
+      </w:r>
+      <w:r>
+        <w:t xml:space="preserve">, and</w:t>
+      </w:r>
+      <w:r>
+        <w:t xml:space="preserve"> </w:t>
+      </w:r>
+      <w:r>
+        <w:rPr>
+          <w:b/>
+          <w:bCs/>
+        </w:rPr>
+        <w:t xml:space="preserve">4 public websites</w:t>
+      </w:r>
+      <w:r>
+        <w:t xml:space="preserve">. Uploaded .docx/.pdf/.pptx/.txt files can be</w:t>
+      </w:r>
+      <w:r>
+        <w:t xml:space="preserve"> </w:t>
+      </w:r>
+      <w:r>
+        <w:t xml:space="preserve">up to 512 MB; Excel files up to 30 MB. See</w:t>
+      </w:r>
+      <w:r>
+        <w:t xml:space="preserve"> </w:t>
+      </w:r>
+      <w:hyperlink r:id="rId15">
         <w:r>
           <w:rPr>
             <w:rStyle w:val="Hyperlink"/>
           </w:rPr>
-          <w:t>Add knowledge to an agent</w:t>
+          <w:t xml:space="preserve">Add knowledge to an agent</w:t>
         </w:r>
       </w:hyperlink>
       <w:r>
-        <w:t>.</w:t>
-      </w:r>
-    </w:p>
+        <w:t xml:space="preserve">.</w:t>
+      </w:r>
+    </w:p>
+    <w:bookmarkEnd w:id="16"/>
+    <w:bookmarkStart w:id="17" w:name="step-4--add-suggested-prompts"/>
     <w:p>
       <w:pPr>
         <w:pStyle w:val="Heading3"/>
       </w:pPr>
-      <w:bookmarkStart w:id="9" w:name="step-4--add-suggested-prompts"/>
-      <w:bookmarkEnd w:id="8"/>
-      <w:r>
-        <w:t>Step 4 — Add suggested prompts</w:t>
+      <w:r>
+        <w:t xml:space="preserve">Step 4 — Add suggested prompts</w:t>
       </w:r>
     </w:p>
     <w:p>
@@ -1405,7 +1877,7 @@
         <w:pStyle w:val="FirstParagraph"/>
       </w:pPr>
       <w:r>
-        <w:t>Give users starting points, e.g.:</w:t>
+        <w:t xml:space="preserve">Give users starting points, e.g.:</w:t>
       </w:r>
     </w:p>
     <w:p>
@@ -1413,11 +1885,11 @@
         <w:pStyle w:val="Compact"/>
         <w:numPr>
           <w:ilvl w:val="0"/>
-          <w:numId w:val="8"/>
+          <w:numId w:val="1007"/>
         </w:numPr>
       </w:pPr>
       <w:r>
-        <w:t>"How much PTO do I get at Zava, and can I carry it over?"</w:t>
+        <w:t xml:space="preserve">"How much PTO do I get at Zava, and can I carry it over?"</w:t>
       </w:r>
     </w:p>
     <w:p>
@@ -1425,11 +1897,11 @@
         <w:pStyle w:val="Compact"/>
         <w:numPr>
           <w:ilvl w:val="0"/>
-          <w:numId w:val="8"/>
+          <w:numId w:val="1007"/>
         </w:numPr>
       </w:pPr>
       <w:r>
-        <w:t>"When is Zava's open enrollment, and how do I change my plan?"</w:t>
+        <w:t xml:space="preserve">"When is Zava's open enrollment, and how do I change my plan?"</w:t>
       </w:r>
     </w:p>
     <w:p>
@@ -1437,21 +1909,21 @@
         <w:pStyle w:val="Compact"/>
         <w:numPr>
           <w:ilvl w:val="0"/>
-          <w:numId w:val="8"/>
+          <w:numId w:val="1007"/>
         </w:numPr>
       </w:pPr>
       <w:r>
-        <w:t>"What are Zava's anchor office days?"</w:t>
-      </w:r>
-    </w:p>
+        <w:t xml:space="preserve">"What are Zava's anchor office days?"</w:t>
+      </w:r>
+    </w:p>
+    <w:bookmarkEnd w:id="17"/>
+    <w:bookmarkStart w:id="18" w:name="step-5--test-on-the-try-it-tab"/>
     <w:p>
       <w:pPr>
         <w:pStyle w:val="Heading3"/>
       </w:pPr>
-      <w:bookmarkStart w:id="10" w:name="step-5--test-on-the-try-it-tab"/>
-      <w:bookmarkEnd w:id="9"/>
-      <w:r>
-        <w:t>Step 5 — Test on the "Try it" tab</w:t>
+      <w:r>
+        <w:t xml:space="preserve">Step 5 — Test on the "Try it" tab</w:t>
       </w:r>
     </w:p>
     <w:p>
@@ -1459,76 +1931,125 @@
         <w:pStyle w:val="FirstParagraph"/>
       </w:pPr>
       <w:r>
-        <w:t xml:space="preserve">Ask a policy question that names Zava, e.g. </w:t>
+        <w:t xml:space="preserve">Ask a policy question that names Zava, e.g.</w:t>
+      </w:r>
+      <w:r>
+        <w:t xml:space="preserve"> </w:t>
       </w:r>
       <w:r>
         <w:rPr>
           <w:i/>
           <w:iCs/>
         </w:rPr>
-        <w:t>"At Zava, when is open enrollment and how do I change my medical plan?"</w:t>
-      </w:r>
-      <w:r>
-        <w:t xml:space="preserve">, and confirm the agent answers </w:t>
-      </w:r>
-      <w:r>
-        <w:rPr>
-          <w:b/>
-          <w:bCs/>
-        </w:rPr>
-        <w:t>in your format with a source</w:t>
-      </w:r>
-      <w:r>
-        <w:t xml:space="preserve"> (</w:t>
-      </w:r>
-      <w:r>
-        <w:rPr>
-          <w:rStyle w:val="VerbatimChar"/>
-        </w:rPr>
-        <w:t>benefits-summary.docx</w:t>
-      </w:r>
-      <w:r>
-        <w:t xml:space="preserve">: November, effective January 1). Then ask an </w:t>
-      </w:r>
-      <w:r>
-        <w:rPr>
-          <w:b/>
-          <w:bCs/>
-        </w:rPr>
-        <w:t>out-of-scope</w:t>
-      </w:r>
-      <w:r>
-        <w:t xml:space="preserve"> question (e.g., </w:t>
+        <w:t xml:space="preserve">"At Zava, when is open enrollment and how do I change</w:t>
       </w:r>
       <w:r>
         <w:rPr>
           <w:i/>
           <w:iCs/>
         </w:rPr>
-        <w:t>"What's my colleague's salary?"</w:t>
-      </w:r>
-      <w:r>
-        <w:t xml:space="preserve">) and confirm it </w:t>
-      </w:r>
-      <w:r>
-        <w:rPr>
-          <w:b/>
-          <w:bCs/>
-        </w:rPr>
-        <w:t>declines and redirects</w:t>
-      </w:r>
-      <w:r>
-        <w:t>.</w:t>
-      </w:r>
-    </w:p>
+        <w:t xml:space="preserve"> </w:t>
+      </w:r>
+      <w:r>
+        <w:rPr>
+          <w:i/>
+          <w:iCs/>
+        </w:rPr>
+        <w:t xml:space="preserve">my medical plan?"</w:t>
+      </w:r>
+      <w:r>
+        <w:t xml:space="preserve">, and confirm the agent answers</w:t>
+      </w:r>
+      <w:r>
+        <w:t xml:space="preserve"> </w:t>
+      </w:r>
+      <w:r>
+        <w:rPr>
+          <w:b/>
+          <w:bCs/>
+        </w:rPr>
+        <w:t xml:space="preserve">in your format with a source</w:t>
+      </w:r>
+      <w:r>
+        <w:t xml:space="preserve"> </w:t>
+      </w:r>
+      <w:r>
+        <w:t xml:space="preserve">(</w:t>
+      </w:r>
+      <w:r>
+        <w:rPr>
+          <w:rStyle w:val="VerbatimChar"/>
+        </w:rPr>
+        <w:t xml:space="preserve">benefits-summary.docx</w:t>
+      </w:r>
+      <w:r>
+        <w:t xml:space="preserve">: November, effective January 1). Then ask an</w:t>
+      </w:r>
+      <w:r>
+        <w:t xml:space="preserve"> </w:t>
+      </w:r>
+      <w:r>
+        <w:rPr>
+          <w:b/>
+          <w:bCs/>
+        </w:rPr>
+        <w:t xml:space="preserve">out-of-scope</w:t>
+      </w:r>
+      <w:r>
+        <w:t xml:space="preserve"> </w:t>
+      </w:r>
+      <w:r>
+        <w:t xml:space="preserve">question (e.g.,</w:t>
+      </w:r>
+      <w:r>
+        <w:t xml:space="preserve"> </w:t>
+      </w:r>
+      <w:r>
+        <w:rPr>
+          <w:i/>
+          <w:iCs/>
+        </w:rPr>
+        <w:t xml:space="preserve">"What's my colleague's salary?"</w:t>
+      </w:r>
+      <w:r>
+        <w:t xml:space="preserve">) and confirm it</w:t>
+      </w:r>
+      <w:r>
+        <w:t xml:space="preserve"> </w:t>
+      </w:r>
+      <w:r>
+        <w:rPr>
+          <w:b/>
+          <w:bCs/>
+        </w:rPr>
+        <w:t xml:space="preserve">declines and</w:t>
+      </w:r>
+      <w:r>
+        <w:rPr>
+          <w:b/>
+          <w:bCs/>
+        </w:rPr>
+        <w:t xml:space="preserve"> </w:t>
+      </w:r>
+      <w:r>
+        <w:rPr>
+          <w:b/>
+          <w:bCs/>
+        </w:rPr>
+        <w:t xml:space="preserve">redirects</w:t>
+      </w:r>
+      <w:r>
+        <w:t xml:space="preserve">.</w:t>
+      </w:r>
+    </w:p>
+    <w:bookmarkEnd w:id="18"/>
+    <w:bookmarkStart w:id="19" w:name="step-6--share--publish-optional"/>
     <w:p>
       <w:pPr>
         <w:pStyle w:val="Heading3"/>
       </w:pPr>
-      <w:bookmarkStart w:id="11" w:name="step-6--share--publish-optional"/>
-      <w:bookmarkEnd w:id="10"/>
-      <w:r>
-        <w:t>Step 6 — Share / publish (optional)</w:t>
+      <w:r>
+        <w:t xml:space="preserve">Step 6 — Share / publish (optional)</w:t>
       </w:r>
     </w:p>
     <w:p>
@@ -1536,27 +2057,45 @@
         <w:pStyle w:val="FirstParagraph"/>
       </w:pPr>
       <w:r>
-        <w:t xml:space="preserve">When you're happy, </w:t>
-      </w:r>
-      <w:r>
-        <w:rPr>
-          <w:b/>
-          <w:bCs/>
-        </w:rPr>
-        <w:t>share</w:t>
-      </w:r>
-      <w:r>
-        <w:t xml:space="preserve"> the agent with specific people or </w:t>
-      </w:r>
-      <w:r>
-        <w:rPr>
-          <w:b/>
-          <w:bCs/>
-        </w:rPr>
-        <w:t>publish</w:t>
-      </w:r>
-      <w:r>
-        <w:t xml:space="preserve"> it (e.g., to a SharePoint site or submit to the org catalog) so employees can self-serve policy answers in Copilot.</w:t>
+        <w:t xml:space="preserve">When you're happy,</w:t>
+      </w:r>
+      <w:r>
+        <w:t xml:space="preserve"> </w:t>
+      </w:r>
+      <w:r>
+        <w:rPr>
+          <w:b/>
+          <w:bCs/>
+        </w:rPr>
+        <w:t xml:space="preserve">share</w:t>
+      </w:r>
+      <w:r>
+        <w:t xml:space="preserve"> </w:t>
+      </w:r>
+      <w:r>
+        <w:t xml:space="preserve">the agent with specific people or</w:t>
+      </w:r>
+      <w:r>
+        <w:t xml:space="preserve"> </w:t>
+      </w:r>
+      <w:r>
+        <w:rPr>
+          <w:b/>
+          <w:bCs/>
+        </w:rPr>
+        <w:t xml:space="preserve">publish</w:t>
+      </w:r>
+      <w:r>
+        <w:t xml:space="preserve"> </w:t>
+      </w:r>
+      <w:r>
+        <w:t xml:space="preserve">it (e.g., to a SharePoint</w:t>
+      </w:r>
+      <w:r>
+        <w:t xml:space="preserve"> </w:t>
+      </w:r>
+      <w:r>
+        <w:t xml:space="preserve">site or submit to the org catalog) so employees can self-serve policy answers in Copilot.</w:t>
       </w:r>
     </w:p>
     <w:p>
@@ -1574,23 +2113,53 @@
           <w:b/>
           <w:bCs/>
         </w:rPr>
-        <w:t>Before you share an agent with uploaded files:</w:t>
-      </w:r>
-      <w:r>
-        <w:t xml:space="preserve"> people who get the agent can get answers from those files' content. Only upload documents everyone you share with may read, and check how sensitivity labels and encryption apply (some protected files can't be used as embedded </w:t>
-      </w:r>
-      <w:r>
-        <w:t xml:space="preserve">knowledge). For real HR policies, point to the </w:t>
-      </w:r>
-      <w:r>
-        <w:rPr>
-          <w:b/>
-          <w:bCs/>
-        </w:rPr>
-        <w:t>SharePoint library</w:t>
-      </w:r>
-      <w:r>
-        <w:t xml:space="preserve"> instead, so each person's existing permissions apply.</w:t>
+        <w:t xml:space="preserve">Before you share an agent with uploaded files:</w:t>
+      </w:r>
+      <w:r>
+        <w:t xml:space="preserve"> </w:t>
+      </w:r>
+      <w:r>
+        <w:t xml:space="preserve">people who get the agent can get answers from</w:t>
+      </w:r>
+      <w:r>
+        <w:t xml:space="preserve"> </w:t>
+      </w:r>
+      <w:r>
+        <w:t xml:space="preserve">those files' content. Only upload documents everyone you share with may read, and check how</w:t>
+      </w:r>
+      <w:r>
+        <w:t xml:space="preserve"> </w:t>
+      </w:r>
+      <w:r>
+        <w:t xml:space="preserve">sensitivity labels and encryption apply (some protected files can't be used as embedded</w:t>
+      </w:r>
+      <w:r>
+        <w:t xml:space="preserve"> </w:t>
+      </w:r>
+      <w:r>
+        <w:t xml:space="preserve">knowledge). For real HR policies, point to the</w:t>
+      </w:r>
+      <w:r>
+        <w:t xml:space="preserve"> </w:t>
+      </w:r>
+      <w:r>
+        <w:rPr>
+          <w:b/>
+          <w:bCs/>
+        </w:rPr>
+        <w:t xml:space="preserve">SharePoint library</w:t>
+      </w:r>
+      <w:r>
+        <w:t xml:space="preserve"> </w:t>
+      </w:r>
+      <w:r>
+        <w:t xml:space="preserve">instead, so each person's</w:t>
+      </w:r>
+      <w:r>
+        <w:t xml:space="preserve"> </w:t>
+      </w:r>
+      <w:r>
+        <w:t xml:space="preserve">existing permissions apply.</w:t>
       </w:r>
     </w:p>
     <w:p>
@@ -1598,51 +2167,69 @@
         <w:pStyle w:val="BodyText"/>
       </w:pPr>
       <w:r>
-        <w:t>✅</w:t>
-      </w:r>
-      <w:r>
-        <w:t xml:space="preserve"> </w:t>
-      </w:r>
-      <w:r>
-        <w:rPr>
-          <w:b/>
-          <w:bCs/>
-        </w:rPr>
-        <w:t>Checkpoint:</w:t>
-      </w:r>
-      <w:r>
-        <w:t xml:space="preserve"> a working </w:t>
-      </w:r>
-      <w:r>
-        <w:rPr>
-          <w:b/>
-          <w:bCs/>
-        </w:rPr>
-        <w:t>HR Policy Agent</w:t>
-      </w:r>
-      <w:r>
-        <w:t xml:space="preserve"> that answers grounded, sourced policy questions and declines out-of-scope requests — built with </w:t>
-      </w:r>
-      <w:r>
-        <w:rPr>
-          <w:b/>
-          <w:bCs/>
-        </w:rPr>
-        <w:t>no code</w:t>
-      </w:r>
-      <w:r>
-        <w:t>, outside Cowork.</w:t>
-      </w:r>
-    </w:p>
+        <w:t xml:space="preserve">✅</w:t>
+      </w:r>
+      <w:r>
+        <w:t xml:space="preserve"> </w:t>
+      </w:r>
+      <w:r>
+        <w:rPr>
+          <w:b/>
+          <w:bCs/>
+        </w:rPr>
+        <w:t xml:space="preserve">Checkpoint:</w:t>
+      </w:r>
+      <w:r>
+        <w:t xml:space="preserve"> </w:t>
+      </w:r>
+      <w:r>
+        <w:t xml:space="preserve">a working</w:t>
+      </w:r>
+      <w:r>
+        <w:t xml:space="preserve"> </w:t>
+      </w:r>
+      <w:r>
+        <w:rPr>
+          <w:b/>
+          <w:bCs/>
+        </w:rPr>
+        <w:t xml:space="preserve">HR Policy Agent</w:t>
+      </w:r>
+      <w:r>
+        <w:t xml:space="preserve"> </w:t>
+      </w:r>
+      <w:r>
+        <w:t xml:space="preserve">that answers grounded, sourced policy questions and</w:t>
+      </w:r>
+      <w:r>
+        <w:t xml:space="preserve"> </w:t>
+      </w:r>
+      <w:r>
+        <w:t xml:space="preserve">declines out-of-scope requests — built with</w:t>
+      </w:r>
+      <w:r>
+        <w:t xml:space="preserve"> </w:t>
+      </w:r>
+      <w:r>
+        <w:rPr>
+          <w:b/>
+          <w:bCs/>
+        </w:rPr>
+        <w:t xml:space="preserve">no code</w:t>
+      </w:r>
+      <w:r>
+        <w:t xml:space="preserve">, outside Cowork.</w:t>
+      </w:r>
+    </w:p>
+    <w:bookmarkEnd w:id="19"/>
+    <w:bookmarkEnd w:id="20"/>
+    <w:bookmarkStart w:id="21" w:name="responsible-use-same-rules-apply"/>
     <w:p>
       <w:pPr>
         <w:pStyle w:val="Heading2"/>
       </w:pPr>
-      <w:bookmarkStart w:id="12" w:name="responsible-use-same-rules-apply"/>
-      <w:bookmarkEnd w:id="5"/>
-      <w:bookmarkEnd w:id="11"/>
-      <w:r>
-        <w:t>Responsible use (same rules apply)</w:t>
+      <w:r>
+        <w:t xml:space="preserve">Responsible use (same rules apply)</w:t>
       </w:r>
     </w:p>
     <w:p>
@@ -1650,38 +2237,50 @@
         <w:pStyle w:val="Compact"/>
         <w:numPr>
           <w:ilvl w:val="0"/>
-          <w:numId w:val="9"/>
+          <w:numId w:val="1008"/>
         </w:numPr>
       </w:pPr>
       <w:r>
-        <w:t xml:space="preserve">Ground answers in </w:t>
-      </w:r>
-      <w:r>
-        <w:rPr>
-          <w:b/>
-          <w:bCs/>
-        </w:rPr>
-        <w:t>official HR documents</w:t>
-      </w:r>
-      <w:r>
-        <w:t xml:space="preserve">; have the agent </w:t>
-      </w:r>
-      <w:r>
-        <w:rPr>
-          <w:b/>
-          <w:bCs/>
-        </w:rPr>
-        <w:t>cite</w:t>
-      </w:r>
-      <w:r>
-        <w:t xml:space="preserve"> and add </w:t>
+        <w:t xml:space="preserve">Ground answers in</w:t>
+      </w:r>
+      <w:r>
+        <w:t xml:space="preserve"> </w:t>
+      </w:r>
+      <w:r>
+        <w:rPr>
+          <w:b/>
+          <w:bCs/>
+        </w:rPr>
+        <w:t xml:space="preserve">official HR documents</w:t>
+      </w:r>
+      <w:r>
+        <w:t xml:space="preserve">; have the agent</w:t>
+      </w:r>
+      <w:r>
+        <w:t xml:space="preserve"> </w:t>
+      </w:r>
+      <w:r>
+        <w:rPr>
+          <w:b/>
+          <w:bCs/>
+        </w:rPr>
+        <w:t xml:space="preserve">cite</w:t>
+      </w:r>
+      <w:r>
+        <w:t xml:space="preserve"> </w:t>
+      </w:r>
+      <w:r>
+        <w:t xml:space="preserve">and add</w:t>
+      </w:r>
+      <w:r>
+        <w:t xml:space="preserve"> </w:t>
       </w:r>
       <w:r>
         <w:rPr>
           <w:i/>
           <w:iCs/>
         </w:rPr>
-        <w:t>"confirm with HR."</w:t>
+        <w:t xml:space="preserve">"confirm with HR."</w:t>
       </w:r>
     </w:p>
     <w:p>
@@ -1689,21 +2288,27 @@
         <w:pStyle w:val="Compact"/>
         <w:numPr>
           <w:ilvl w:val="0"/>
-          <w:numId w:val="9"/>
+          <w:numId w:val="1008"/>
         </w:numPr>
       </w:pPr>
       <w:r>
-        <w:t xml:space="preserve">Use only the </w:t>
-      </w:r>
-      <w:r>
-        <w:rPr>
-          <w:b/>
-          <w:bCs/>
-        </w:rPr>
-        <w:t>fictional Zava files</w:t>
-      </w:r>
-      <w:r>
-        <w:t xml:space="preserve"> as knowledge in the workshop; no real employee personal data.</w:t>
+        <w:t xml:space="preserve">Use only the</w:t>
+      </w:r>
+      <w:r>
+        <w:t xml:space="preserve"> </w:t>
+      </w:r>
+      <w:r>
+        <w:rPr>
+          <w:b/>
+          <w:bCs/>
+        </w:rPr>
+        <w:t xml:space="preserve">fictional Zava files</w:t>
+      </w:r>
+      <w:r>
+        <w:t xml:space="preserve"> </w:t>
+      </w:r>
+      <w:r>
+        <w:t xml:space="preserve">as knowledge in the workshop; no real employee personal data.</w:t>
       </w:r>
     </w:p>
     <w:p>
@@ -1711,21 +2316,27 @@
         <w:pStyle w:val="Compact"/>
         <w:numPr>
           <w:ilvl w:val="0"/>
-          <w:numId w:val="9"/>
+          <w:numId w:val="1008"/>
         </w:numPr>
       </w:pPr>
       <w:r>
-        <w:t xml:space="preserve">Test the </w:t>
-      </w:r>
-      <w:r>
-        <w:rPr>
-          <w:b/>
-          <w:bCs/>
-        </w:rPr>
-        <w:t>out-of-scope</w:t>
-      </w:r>
-      <w:r>
-        <w:t xml:space="preserve"> behavior before you share; an agent others use needs tight scope.</w:t>
+        <w:t xml:space="preserve">Test the</w:t>
+      </w:r>
+      <w:r>
+        <w:t xml:space="preserve"> </w:t>
+      </w:r>
+      <w:r>
+        <w:rPr>
+          <w:b/>
+          <w:bCs/>
+        </w:rPr>
+        <w:t xml:space="preserve">out-of-scope</w:t>
+      </w:r>
+      <w:r>
+        <w:t xml:space="preserve"> </w:t>
+      </w:r>
+      <w:r>
+        <w:t xml:space="preserve">behavior before you share; an agent others use needs tight scope.</w:t>
       </w:r>
     </w:p>
     <w:p>
@@ -1733,61 +2344,42 @@
         <w:pStyle w:val="Compact"/>
         <w:numPr>
           <w:ilvl w:val="0"/>
-          <w:numId w:val="9"/>
+          <w:numId w:val="1008"/>
         </w:numPr>
       </w:pPr>
       <w:r>
-        <w:t>Review what the agent returns before you publish it broadly.</w:t>
-      </w:r>
-      <w:bookmarkEnd w:id="0"/>
-      <w:bookmarkEnd w:id="12"/>
-    </w:p>
+        <w:t xml:space="preserve">Review what the agent returns before you publish it broadly.</w:t>
+      </w:r>
+    </w:p>
+    <w:bookmarkEnd w:id="21"/>
+    <w:bookmarkEnd w:id="22"/>
     <w:sectPr>
-      <w:footerReference w:type="default" r:id="rId8"/>
+      <w:footerReference w:type="default" r:id="rId9"/>
       <w:footnotePr>
         <w:numRestart w:val="eachSect"/>
       </w:footnotePr>
-      <w:pgSz w:w="12240" w:h="15840"/>
-      <w:pgMar w:top="1152" w:right="1224" w:bottom="1152" w:left="1224" w:header="720" w:footer="720" w:gutter="0"/>
-      <w:cols w:space="720"/>
+      <w:pgSz w:h="15840" w:w="12240"/>
+      <w:pgMar w:bottom="1152" w:left="1224" w:right="1224" w:top="1152"/>
     </w:sectPr>
   </w:body>
 </w:document>
 </file>
 
-<file path=word/endnotes.xml><?xml version="1.0" encoding="utf-8"?>
-<w:endnotes xmlns:wpc="http://schemas.microsoft.com/office/word/2010/wordprocessingCanvas" xmlns:cx="http://schemas.microsoft.com/office/drawing/2014/chartex" xmlns:cx1="http://schemas.microsoft.com/office/drawing/2015/9/8/chartex" xmlns:cx2="http://schemas.microsoft.com/office/drawing/2015/10/21/chartex" xmlns:cx3="http://schemas.microsoft.com/office/drawing/2016/5/9/chartex" xmlns:cx4="http://schemas.microsoft.com/office/drawing/2016/5/10/chartex" xmlns:cx5="http://schemas.microsoft.com/office/drawing/2016/5/11/chartex" xmlns:cx6="http://schemas.microsoft.com/office/drawing/2016/5/12/chartex" xmlns:cx7="http://schemas.microsoft.com/office/drawing/2016/5/13/chartex" xmlns:cx8="http://schemas.microsoft.com/office/drawing/2016/5/14/chartex" xmlns:mc="http://schemas.openxmlformats.org/markup-compatibility/2006" xmlns:aink="http://schemas.microsoft.com/office/drawing/2016/ink" xmlns:am3d="http://schemas.microsoft.com/office/drawing/2017/model3d" xmlns:o="urn:schemas-microsoft-com:office:office" xmlns:oel="http://schemas.microsoft.com/office/2019/extlst" xmlns:r="http://schemas.openxmlformats.org/officeDocument/2006/relationships" xmlns:m="http://schemas.openxmlformats.org/officeDocument/2006/math" xmlns:v="urn:schemas-microsoft-com:vml" xmlns:wp14="http://schemas.microsoft.com/office/word/2010/wordprocessingDrawing" xmlns:wp="http://schemas.openxmlformats.org/drawingml/2006/wordprocessingDrawing" xmlns:w10="urn:schemas-microsoft-com:office:word" xmlns:w="http://schemas.openxmlformats.org/wordprocessingml/2006/main" xmlns:w14="http://schemas.microsoft.com/office/word/2010/wordml" xmlns:w15="http://schemas.microsoft.com/office/word/2012/wordml" xmlns:w16cex="http://schemas.microsoft.com/office/word/2018/wordml/cex" xmlns:w16cid="http://schemas.microsoft.com/office/word/2016/wordml/cid" xmlns:w16="http://schemas.microsoft.com/office/word/2018/wordml" xmlns:w16du="http://schemas.microsoft.com/office/word/2023/wordml/word16du" xmlns:w16sdtdh="http://schemas.microsoft.com/office/word/2020/wordml/sdtdatahash" xmlns:w16sdtfl="http://schemas.microsoft.com/office/word/2024/wordml/sdtformatlock" xmlns:w16se="http://schemas.microsoft.com/office/word/2015/wordml/symex" xmlns:wpg="http://schemas.microsoft.com/office/word/2010/wordprocessingGroup" xmlns:wpi="http://schemas.microsoft.com/office/word/2010/wordprocessingInk" xmlns:wne="http://schemas.microsoft.com/office/word/2006/wordml" xmlns:wps="http://schemas.microsoft.com/office/word/2010/wordprocessingShape" mc:Ignorable="w14 w15 w16se w16cid w16 w16cex w16sdtdh w16sdtfl w16du wp14">
-  <w:endnote w:type="separator" w:id="-1">
-    <w:p>
-      <w:pPr>
-        <w:spacing w:after="0"/>
-      </w:pPr>
-      <w:r>
-        <w:separator/>
-      </w:r>
-    </w:p>
-  </w:endnote>
-  <w:endnote w:type="continuationSeparator" w:id="0">
-    <w:p>
-      <w:pPr>
-        <w:spacing w:after="0"/>
-      </w:pPr>
-      <w:r>
-        <w:continuationSeparator/>
-      </w:r>
-    </w:p>
-  </w:endnote>
-</w:endnotes>
+<file path=word/comments.xml><?xml version="1.0" encoding="utf-8"?>
+<w:comments xmlns:w="http://schemas.openxmlformats.org/wordprocessingml/2006/main" xmlns:m="http://schemas.openxmlformats.org/officeDocument/2006/math" xmlns:r="http://schemas.openxmlformats.org/officeDocument/2006/relationships" xmlns:o="urn:schemas-microsoft-com:office:office" xmlns:v="urn:schemas-microsoft-com:vml" xmlns:w10="urn:schemas-microsoft-com:office:word" xmlns:a="http://schemas.openxmlformats.org/drawingml/2006/main" xmlns:pic="http://schemas.openxmlformats.org/drawingml/2006/picture" xmlns:wp="http://schemas.openxmlformats.org/drawingml/2006/wordprocessingDrawing"/>
 </file>
 
 <file path=word/footer1.xml><?xml version="1.0" encoding="utf-8"?>
-<w:ftr xmlns:wpc="http://schemas.microsoft.com/office/word/2010/wordprocessingCanvas" xmlns:cx="http://schemas.microsoft.com/office/drawing/2014/chartex" xmlns:cx1="http://schemas.microsoft.com/office/drawing/2015/9/8/chartex" xmlns:cx2="http://schemas.microsoft.com/office/drawing/2015/10/21/chartex" xmlns:cx3="http://schemas.microsoft.com/office/drawing/2016/5/9/chartex" xmlns:cx4="http://schemas.microsoft.com/office/drawing/2016/5/10/chartex" xmlns:cx5="http://schemas.microsoft.com/office/drawing/2016/5/11/chartex" xmlns:cx6="http://schemas.microsoft.com/office/drawing/2016/5/12/chartex" xmlns:cx7="http://schemas.microsoft.com/office/drawing/2016/5/13/chartex" xmlns:cx8="http://schemas.microsoft.com/office/drawing/2016/5/14/chartex" xmlns:mc="http://schemas.openxmlformats.org/markup-compatibility/2006" xmlns:aink="http://schemas.microsoft.com/office/drawing/2016/ink" xmlns:am3d="http://schemas.microsoft.com/office/drawing/2017/model3d" xmlns:o="urn:schemas-microsoft-com:office:office" xmlns:oel="http://schemas.microsoft.com/office/2019/extlst" xmlns:r="http://schemas.openxmlformats.org/officeDocument/2006/relationships" xmlns:m="http://schemas.openxmlformats.org/officeDocument/2006/math" xmlns:v="urn:schemas-microsoft-com:vml" xmlns:wp14="http://schemas.microsoft.com/office/word/2010/wordprocessingDrawing" xmlns:wp="http://schemas.openxmlformats.org/drawingml/2006/wordprocessingDrawing" xmlns:w10="urn:schemas-microsoft-com:office:word" xmlns:w="http://schemas.openxmlformats.org/wordprocessingml/2006/main" xmlns:w14="http://schemas.microsoft.com/office/word/2010/wordml" xmlns:w15="http://schemas.microsoft.com/office/word/2012/wordml" xmlns:w16cex="http://schemas.microsoft.com/office/word/2018/wordml/cex" xmlns:w16cid="http://schemas.microsoft.com/office/word/2016/wordml/cid" xmlns:w16="http://schemas.microsoft.com/office/word/2018/wordml" xmlns:w16du="http://schemas.microsoft.com/office/word/2023/wordml/word16du" xmlns:w16sdtdh="http://schemas.microsoft.com/office/word/2020/wordml/sdtdatahash" xmlns:w16sdtfl="http://schemas.microsoft.com/office/word/2024/wordml/sdtformatlock" xmlns:w16se="http://schemas.microsoft.com/office/word/2015/wordml/symex" xmlns:wpg="http://schemas.microsoft.com/office/word/2010/wordprocessingGroup" xmlns:wpi="http://schemas.microsoft.com/office/word/2010/wordprocessingInk" xmlns:wne="http://schemas.microsoft.com/office/word/2006/wordml" xmlns:wps="http://schemas.microsoft.com/office/word/2010/wordprocessingShape" mc:Ignorable="w14 w15 w16se w16cid w16 w16cex w16sdtdh w16sdtfl w16du wp14">
+<w:ftr xmlns:m="http://schemas.openxmlformats.org/officeDocument/2006/math" xmlns:mc="http://schemas.openxmlformats.org/markup-compatibility/2006" xmlns:mo="http://schemas.microsoft.com/office/mac/office/2008/main" xmlns:mv="urn:schemas-microsoft-com:mac:vml" xmlns:o="urn:schemas-microsoft-com:office:office" xmlns:r="http://schemas.openxmlformats.org/officeDocument/2006/relationships" xmlns:v="urn:schemas-microsoft-com:vml" xmlns:w10="urn:schemas-microsoft-com:office:word" xmlns:w14="http://schemas.microsoft.com/office/word/2010/wordml" xmlns:w="http://schemas.openxmlformats.org/wordprocessingml/2006/main" xmlns:wne="http://schemas.microsoft.com/office/word/2006/wordml" xmlns:wp14="http://schemas.microsoft.com/office/word/2010/wordprocessingDrawing" xmlns:wp="http://schemas.openxmlformats.org/drawingml/2006/wordprocessingDrawing" xmlns:wpc="http://schemas.microsoft.com/office/word/2010/wordprocessingCanvas" xmlns:wpg="http://schemas.microsoft.com/office/word/2010/wordprocessingGroup" xmlns:wpi="http://schemas.microsoft.com/office/word/2010/wordprocessingInk" xmlns:wps="http://schemas.microsoft.com/office/word/2010/wordprocessingShape" mc:Ignorable="w14 wp14">
   <w:p>
     <w:pPr>
+      <w:pStyle w:val="Footer"/>
       <w:jc w:val="right"/>
     </w:pPr>
+    <w:r/>
     <w:r>
       <w:rPr>
+        <w:rFonts w:ascii="Segoe UI" w:hAnsi="Segoe UI"/>
         <w:color w:val="616161"/>
         <w:sz w:val="16"/>
       </w:rPr>
@@ -1799,34 +2391,7 @@
         <w:sz w:val="16"/>
       </w:rPr>
       <w:fldChar w:fldCharType="begin"/>
-    </w:r>
-    <w:r>
-      <w:rPr>
-        <w:color w:val="616161"/>
-        <w:sz w:val="16"/>
-      </w:rPr>
-      <w:instrText>PAGE</w:instrText>
-    </w:r>
-    <w:r>
-      <w:rPr>
-        <w:color w:val="616161"/>
-        <w:sz w:val="16"/>
-      </w:rPr>
-      <w:fldChar w:fldCharType="separate"/>
-    </w:r>
-    <w:r>
-      <w:rPr>
-        <w:noProof/>
-        <w:color w:val="616161"/>
-        <w:sz w:val="16"/>
-      </w:rPr>
-      <w:t>1</w:t>
-    </w:r>
-    <w:r>
-      <w:rPr>
-        <w:color w:val="616161"/>
-        <w:sz w:val="16"/>
-      </w:rPr>
+      <w:instrText xml:space="preserve">PAGE</w:instrText>
       <w:fldChar w:fldCharType="end"/>
     </w:r>
   </w:p>
@@ -1834,24 +2399,18 @@
 </file>
 
 <file path=word/footnotes.xml><?xml version="1.0" encoding="utf-8"?>
-<w:footnotes xmlns:wpc="http://schemas.microsoft.com/office/word/2010/wordprocessingCanvas" xmlns:cx="http://schemas.microsoft.com/office/drawing/2014/chartex" xmlns:cx1="http://schemas.microsoft.com/office/drawing/2015/9/8/chartex" xmlns:cx2="http://schemas.microsoft.com/office/drawing/2015/10/21/chartex" xmlns:cx3="http://schemas.microsoft.com/office/drawing/2016/5/9/chartex" xmlns:cx4="http://schemas.microsoft.com/office/drawing/2016/5/10/chartex" xmlns:cx5="http://schemas.microsoft.com/office/drawing/2016/5/11/chartex" xmlns:cx6="http://schemas.microsoft.com/office/drawing/2016/5/12/chartex" xmlns:cx7="http://schemas.microsoft.com/office/drawing/2016/5/13/chartex" xmlns:cx8="http://schemas.microsoft.com/office/drawing/2016/5/14/chartex" xmlns:mc="http://schemas.openxmlformats.org/markup-compatibility/2006" xmlns:aink="http://schemas.microsoft.com/office/drawing/2016/ink" xmlns:am3d="http://schemas.microsoft.com/office/drawing/2017/model3d" xmlns:o="urn:schemas-microsoft-com:office:office" xmlns:oel="http://schemas.microsoft.com/office/2019/extlst" xmlns:r="http://schemas.openxmlformats.org/officeDocument/2006/relationships" xmlns:m="http://schemas.openxmlformats.org/officeDocument/2006/math" xmlns:v="urn:schemas-microsoft-com:vml" xmlns:wp14="http://schemas.microsoft.com/office/word/2010/wordprocessingDrawing" xmlns:wp="http://schemas.openxmlformats.org/drawingml/2006/wordprocessingDrawing" xmlns:w10="urn:schemas-microsoft-com:office:word" xmlns:w="http://schemas.openxmlformats.org/wordprocessingml/2006/main" xmlns:w14="http://schemas.microsoft.com/office/word/2010/wordml" xmlns:w15="http://schemas.microsoft.com/office/word/2012/wordml" xmlns:w16cex="http://schemas.microsoft.com/office/word/2018/wordml/cex" xmlns:w16cid="http://schemas.microsoft.com/office/word/2016/wordml/cid" xmlns:w16="http://schemas.microsoft.com/office/word/2018/wordml" xmlns:w16du="http://schemas.microsoft.com/office/word/2023/wordml/word16du" xmlns:w16sdtdh="http://schemas.microsoft.com/office/word/2020/wordml/sdtdatahash" xmlns:w16sdtfl="http://schemas.microsoft.com/office/word/2024/wordml/sdtformatlock" xmlns:w16se="http://schemas.microsoft.com/office/word/2015/wordml/symex" xmlns:wpg="http://schemas.microsoft.com/office/word/2010/wordprocessingGroup" xmlns:wpi="http://schemas.microsoft.com/office/word/2010/wordprocessingInk" xmlns:wne="http://schemas.microsoft.com/office/word/2006/wordml" xmlns:wps="http://schemas.microsoft.com/office/word/2010/wordprocessingShape" mc:Ignorable="w14 w15 w16se w16cid w16 w16cex w16sdtdh w16sdtfl w16du wp14">
+<w:footnotes xmlns:w="http://schemas.openxmlformats.org/wordprocessingml/2006/main" xmlns:m="http://schemas.openxmlformats.org/officeDocument/2006/math" xmlns:r="http://schemas.openxmlformats.org/officeDocument/2006/relationships" xmlns:o="urn:schemas-microsoft-com:office:office" xmlns:v="urn:schemas-microsoft-com:vml" xmlns:w10="urn:schemas-microsoft-com:office:word" xmlns:a="http://schemas.openxmlformats.org/drawingml/2006/main" xmlns:pic="http://schemas.openxmlformats.org/drawingml/2006/picture" xmlns:wp="http://schemas.openxmlformats.org/drawingml/2006/wordprocessingDrawing">
+  <w:footnote w:type="continuationSeparator" w:id="0">
+    <w:p>
+      <w:r>
+        <w:continuationSeparator/>
+      </w:r>
+    </w:p>
+  </w:footnote>
   <w:footnote w:type="separator" w:id="-1">
     <w:p>
-      <w:pPr>
-        <w:spacing w:after="0"/>
-      </w:pPr>
       <w:r>
         <w:separator/>
-      </w:r>
-    </w:p>
-  </w:footnote>
-  <w:footnote w:type="continuationSeparator" w:id="0">
-    <w:p>
-      <w:pPr>
-        <w:spacing w:after="0"/>
-      </w:pPr>
-      <w:r>
-        <w:continuationSeparator/>
       </w:r>
     </w:p>
   </w:footnote>
@@ -1859,11 +2418,10 @@
 </file>
 
 <file path=word/numbering.xml><?xml version="1.0" encoding="utf-8"?>
-<w:numbering xmlns:wpc="http://schemas.microsoft.com/office/word/2010/wordprocessingCanvas" xmlns:cx="http://schemas.microsoft.com/office/drawing/2014/chartex" xmlns:cx1="http://schemas.microsoft.com/office/drawing/2015/9/8/chartex" xmlns:cx2="http://schemas.microsoft.com/office/drawing/2015/10/21/chartex" xmlns:cx3="http://schemas.microsoft.com/office/drawing/2016/5/9/chartex" xmlns:cx4="http://schemas.microsoft.com/office/drawing/2016/5/10/chartex" xmlns:cx5="http://schemas.microsoft.com/office/drawing/2016/5/11/chartex" xmlns:cx6="http://schemas.microsoft.com/office/drawing/2016/5/12/chartex" xmlns:cx7="http://schemas.microsoft.com/office/drawing/2016/5/13/chartex" xmlns:cx8="http://schemas.microsoft.com/office/drawing/2016/5/14/chartex" xmlns:mc="http://schemas.openxmlformats.org/markup-compatibility/2006" xmlns:aink="http://schemas.microsoft.com/office/drawing/2016/ink" xmlns:am3d="http://schemas.microsoft.com/office/drawing/2017/model3d" xmlns:o="urn:schemas-microsoft-com:office:office" xmlns:oel="http://schemas.microsoft.com/office/2019/extlst" xmlns:r="http://schemas.openxmlformats.org/officeDocument/2006/relationships" xmlns:m="http://schemas.openxmlformats.org/officeDocument/2006/math" xmlns:v="urn:schemas-microsoft-com:vml" xmlns:wp14="http://schemas.microsoft.com/office/word/2010/wordprocessingDrawing" xmlns:wp="http://schemas.openxmlformats.org/drawingml/2006/wordprocessingDrawing" xmlns:w10="urn:schemas-microsoft-com:office:word" xmlns:w="http://schemas.openxmlformats.org/wordprocessingml/2006/main" xmlns:w14="http://schemas.microsoft.com/office/word/2010/wordml" xmlns:w15="http://schemas.microsoft.com/office/word/2012/wordml" xmlns:w16cex="http://schemas.microsoft.com/office/word/2018/wordml/cex" xmlns:w16cid="http://schemas.microsoft.com/office/word/2016/wordml/cid" xmlns:w16="http://schemas.microsoft.com/office/word/2018/wordml" xmlns:w16du="http://schemas.microsoft.com/office/word/2023/wordml/word16du" xmlns:w16sdtdh="http://schemas.microsoft.com/office/word/2020/wordml/sdtdatahash" xmlns:w16sdtfl="http://schemas.microsoft.com/office/word/2024/wordml/sdtformatlock" xmlns:w16se="http://schemas.microsoft.com/office/word/2015/wordml/symex" xmlns:wpg="http://schemas.microsoft.com/office/word/2010/wordprocessingGroup" xmlns:wpi="http://schemas.microsoft.com/office/word/2010/wordprocessingInk" xmlns:wne="http://schemas.microsoft.com/office/word/2006/wordml" xmlns:wps="http://schemas.microsoft.com/office/word/2010/wordprocessingShape" mc:Ignorable="w14 w15 w16se w16cid w16 w16cex w16sdtdh w16sdtfl w16du wp14">
-  <w:abstractNum w:abstractNumId="0" w15:restartNumberingAfterBreak="0">
+<w:numbering xmlns:w="http://schemas.openxmlformats.org/wordprocessingml/2006/main">
+  <w:abstractNum w:abstractNumId="990">
     <w:nsid w:val="0000A990"/>
     <w:multiLevelType w:val="multilevel"/>
-    <w:tmpl w:val="362476E6"/>
     <w:lvl w:ilvl="0">
       <w:numFmt w:val="bullet"/>
       <w:lvlText w:val=" "/>
@@ -1937,10 +2495,9 @@
       </w:pPr>
     </w:lvl>
   </w:abstractNum>
-  <w:abstractNum w:abstractNumId="1" w15:restartNumberingAfterBreak="0">
+  <w:abstractNum w:abstractNumId="991">
     <w:nsid w:val="0000A991"/>
     <w:multiLevelType w:val="multilevel"/>
-    <w:tmpl w:val="1114ABA6"/>
     <w:lvl w:ilvl="0">
       <w:numFmt w:val="bullet"/>
       <w:lvlText w:val=""/>
@@ -2041,10 +2598,9 @@
       </w:rPr>
     </w:lvl>
   </w:abstractNum>
-  <w:abstractNum w:abstractNumId="2" w15:restartNumberingAfterBreak="0">
+  <w:abstractNum w:abstractNumId="99411">
     <w:nsid w:val="00A99411"/>
     <w:multiLevelType w:val="multilevel"/>
-    <w:tmpl w:val="B2B675D2"/>
     <w:lvl w:ilvl="0">
       <w:start w:val="1"/>
       <w:numFmt w:val="decimal"/>
@@ -2127,20 +2683,20 @@
       </w:pPr>
     </w:lvl>
   </w:abstractNum>
-  <w:num w:numId="1" w16cid:durableId="240067829">
-    <w:abstractNumId w:val="0"/>
+  <w:num w:numId="1000">
+    <w:abstractNumId w:val="990"/>
   </w:num>
-  <w:num w:numId="2" w16cid:durableId="2020617881">
-    <w:abstractNumId w:val="1"/>
+  <w:num w:numId="1001">
+    <w:abstractNumId w:val="991"/>
   </w:num>
-  <w:num w:numId="3" w16cid:durableId="1701321229">
-    <w:abstractNumId w:val="1"/>
+  <w:num w:numId="1002">
+    <w:abstractNumId w:val="991"/>
   </w:num>
-  <w:num w:numId="4" w16cid:durableId="1030493329">
-    <w:abstractNumId w:val="1"/>
+  <w:num w:numId="1003">
+    <w:abstractNumId w:val="991"/>
   </w:num>
-  <w:num w:numId="5" w16cid:durableId="852917155">
-    <w:abstractNumId w:val="2"/>
+  <w:num w:numId="1004">
+    <w:abstractNumId w:val="99411"/>
     <w:lvlOverride w:ilvl="0">
       <w:startOverride w:val="1"/>
     </w:lvlOverride>
@@ -2169,30 +2725,30 @@
       <w:startOverride w:val="1"/>
     </w:lvlOverride>
   </w:num>
-  <w:num w:numId="6" w16cid:durableId="1498887017">
-    <w:abstractNumId w:val="1"/>
+  <w:num w:numId="1005">
+    <w:abstractNumId w:val="991"/>
   </w:num>
-  <w:num w:numId="7" w16cid:durableId="1289164476">
-    <w:abstractNumId w:val="1"/>
+  <w:num w:numId="1006">
+    <w:abstractNumId w:val="991"/>
   </w:num>
-  <w:num w:numId="8" w16cid:durableId="683439693">
-    <w:abstractNumId w:val="1"/>
+  <w:num w:numId="1007">
+    <w:abstractNumId w:val="991"/>
   </w:num>
-  <w:num w:numId="9" w16cid:durableId="484011980">
-    <w:abstractNumId w:val="1"/>
+  <w:num w:numId="1008">
+    <w:abstractNumId w:val="991"/>
   </w:num>
 </w:numbering>
 </file>
 
 <file path=word/styles.xml><?xml version="1.0" encoding="utf-8"?>
-<w:styles xmlns:mc="http://schemas.openxmlformats.org/markup-compatibility/2006" xmlns:r="http://schemas.openxmlformats.org/officeDocument/2006/relationships" xmlns:w="http://schemas.openxmlformats.org/wordprocessingml/2006/main" xmlns:w14="http://schemas.microsoft.com/office/word/2010/wordml" xmlns:w15="http://schemas.microsoft.com/office/word/2012/wordml" xmlns:w16cex="http://schemas.microsoft.com/office/word/2018/wordml/cex" xmlns:w16cid="http://schemas.microsoft.com/office/word/2016/wordml/cid" xmlns:w16="http://schemas.microsoft.com/office/word/2018/wordml" xmlns:w16du="http://schemas.microsoft.com/office/word/2023/wordml/word16du" xmlns:w16sdtdh="http://schemas.microsoft.com/office/word/2020/wordml/sdtdatahash" xmlns:w16sdtfl="http://schemas.microsoft.com/office/word/2024/wordml/sdtformatlock" xmlns:w16se="http://schemas.microsoft.com/office/word/2015/wordml/symex" mc:Ignorable="w14 w15 w16se w16cid w16 w16cex w16sdtdh w16sdtfl w16du">
+<w:styles xmlns:r="http://schemas.openxmlformats.org/officeDocument/2006/relationships" xmlns:w="http://schemas.openxmlformats.org/wordprocessingml/2006/main">
   <w:docDefaults>
     <w:rPrDefault>
       <w:rPr>
-        <w:rFonts w:asciiTheme="minorHAnsi" w:eastAsiaTheme="minorEastAsia" w:hAnsiTheme="minorHAnsi" w:cstheme="minorBidi"/>
+        <w:rFonts w:asciiTheme="minorHAnsi" w:cstheme="minorBidi" w:eastAsiaTheme="minorEastAsia" w:hAnsiTheme="minorHAnsi"/>
         <w:sz w:val="24"/>
         <w:szCs w:val="24"/>
-        <w:lang w:val="en-US" w:eastAsia="zh-CN" w:bidi="ar-SA"/>
+        <w:lang w:bidi="ar-SA" w:eastAsia="zh-CN" w:val="en-US"/>
       </w:rPr>
     </w:rPrDefault>
     <w:pPrDefault>
@@ -2201,260 +2757,189 @@
       </w:pPr>
     </w:pPrDefault>
   </w:docDefaults>
-  <w:latentStyles w:defLockedState="0" w:defUIPriority="0" w:defSemiHidden="0" w:defUnhideWhenUsed="0" w:defQFormat="0" w:count="376">
-    <w:lsdException w:name="Normal Table" w:semiHidden="1" w:unhideWhenUsed="1"/>
-    <w:lsdException w:name="Table Simple 1" w:semiHidden="1" w:unhideWhenUsed="1"/>
-    <w:lsdException w:name="Table Simple 2" w:semiHidden="1" w:unhideWhenUsed="1"/>
-    <w:lsdException w:name="Table Simple 3" w:semiHidden="1" w:unhideWhenUsed="1"/>
-    <w:lsdException w:name="Table Classic 1" w:semiHidden="1" w:unhideWhenUsed="1"/>
-    <w:lsdException w:name="Table Classic 2" w:semiHidden="1" w:unhideWhenUsed="1"/>
-    <w:lsdException w:name="Table Classic 3" w:semiHidden="1" w:unhideWhenUsed="1"/>
-    <w:lsdException w:name="Table Classic 4" w:semiHidden="1" w:unhideWhenUsed="1"/>
-    <w:lsdException w:name="Table Colorful 1" w:semiHidden="1" w:unhideWhenUsed="1"/>
-    <w:lsdException w:name="Table Colorful 2" w:semiHidden="1" w:unhideWhenUsed="1"/>
-    <w:lsdException w:name="Table Colorful 3" w:semiHidden="1" w:unhideWhenUsed="1"/>
-    <w:lsdException w:name="Table Columns 1" w:semiHidden="1" w:unhideWhenUsed="1"/>
-    <w:lsdException w:name="Table Columns 2" w:semiHidden="1" w:unhideWhenUsed="1"/>
-    <w:lsdException w:name="Table Columns 3" w:semiHidden="1" w:unhideWhenUsed="1"/>
-    <w:lsdException w:name="Table Columns 4" w:semiHidden="1" w:unhideWhenUsed="1"/>
-    <w:lsdException w:name="Table Columns 5" w:semiHidden="1" w:unhideWhenUsed="1"/>
-    <w:lsdException w:name="Table Grid 1" w:semiHidden="1" w:unhideWhenUsed="1"/>
-    <w:lsdException w:name="Table Grid 2" w:semiHidden="1" w:unhideWhenUsed="1"/>
-    <w:lsdException w:name="Table Grid 3" w:semiHidden="1" w:unhideWhenUsed="1"/>
-    <w:lsdException w:name="Table Grid 4" w:semiHidden="1" w:unhideWhenUsed="1"/>
-    <w:lsdException w:name="Table Grid 5" w:semiHidden="1" w:unhideWhenUsed="1"/>
-    <w:lsdException w:name="Table Grid 6" w:semiHidden="1" w:unhideWhenUsed="1"/>
-    <w:lsdException w:name="Table Grid 7" w:semiHidden="1" w:unhideWhenUsed="1"/>
-    <w:lsdException w:name="Table Grid 8" w:semiHidden="1" w:unhideWhenUsed="1"/>
-    <w:lsdException w:name="Table List 1" w:semiHidden="1" w:unhideWhenUsed="1"/>
-    <w:lsdException w:name="Table List 2" w:semiHidden="1" w:unhideWhenUsed="1"/>
-    <w:lsdException w:name="Table List 3" w:semiHidden="1" w:unhideWhenUsed="1"/>
-    <w:lsdException w:name="Table List 4" w:semiHidden="1" w:unhideWhenUsed="1"/>
-    <w:lsdException w:name="Table List 5" w:semiHidden="1" w:unhideWhenUsed="1"/>
-    <w:lsdException w:name="Table List 6" w:semiHidden="1" w:unhideWhenUsed="1"/>
-    <w:lsdException w:name="Table List 7" w:semiHidden="1" w:unhideWhenUsed="1"/>
-    <w:lsdException w:name="Table List 8" w:semiHidden="1" w:unhideWhenUsed="1"/>
-    <w:lsdException w:name="Table 3D effects 1" w:semiHidden="1" w:unhideWhenUsed="1"/>
-    <w:lsdException w:name="Table 3D effects 2" w:semiHidden="1" w:unhideWhenUsed="1"/>
-    <w:lsdException w:name="Table 3D effects 3" w:semiHidden="1" w:unhideWhenUsed="1"/>
-    <w:lsdException w:name="Table Contemporary" w:semiHidden="1" w:unhideWhenUsed="1"/>
-    <w:lsdException w:name="Table Elegant" w:semiHidden="1" w:unhideWhenUsed="1"/>
-    <w:lsdException w:name="Table Professional" w:semiHidden="1" w:unhideWhenUsed="1"/>
-    <w:lsdException w:name="Table Subtle 1" w:semiHidden="1" w:unhideWhenUsed="1"/>
-    <w:lsdException w:name="Table Subtle 2" w:semiHidden="1" w:unhideWhenUsed="1"/>
-    <w:lsdException w:name="Table Web 1" w:semiHidden="1" w:unhideWhenUsed="1"/>
-    <w:lsdException w:name="Table Web 2" w:semiHidden="1" w:unhideWhenUsed="1"/>
-    <w:lsdException w:name="Table Web 3" w:semiHidden="1" w:unhideWhenUsed="1"/>
-    <w:lsdException w:name="Table Theme" w:semiHidden="1" w:unhideWhenUsed="1"/>
-    <w:lsdException w:name="Light Shading"/>
-    <w:lsdException w:name="Light List"/>
-    <w:lsdException w:name="Light Grid"/>
-    <w:lsdException w:name="Medium Shading 1"/>
-    <w:lsdException w:name="Medium Shading 2"/>
-    <w:lsdException w:name="Medium List 1"/>
-    <w:lsdException w:name="Medium List 2"/>
-    <w:lsdException w:name="Medium Grid 1"/>
-    <w:lsdException w:name="Medium Grid 2"/>
-    <w:lsdException w:name="Medium Grid 3"/>
-    <w:lsdException w:name="Dark List"/>
-    <w:lsdException w:name="Colorful Shading"/>
-    <w:lsdException w:name="Colorful List"/>
-    <w:lsdException w:name="Colorful Grid"/>
-    <w:lsdException w:name="Light Shading Accent 1"/>
-    <w:lsdException w:name="Light List Accent 1"/>
-    <w:lsdException w:name="Light Grid Accent 1"/>
-    <w:lsdException w:name="Medium Shading 1 Accent 1"/>
-    <w:lsdException w:name="Medium Shading 2 Accent 1"/>
-    <w:lsdException w:name="Medium List 1 Accent 1"/>
-    <w:lsdException w:name="Medium List 2 Accent 1"/>
-    <w:lsdException w:name="Medium Grid 1 Accent 1"/>
-    <w:lsdException w:name="Medium Grid 2 Accent 1"/>
-    <w:lsdException w:name="Medium Grid 3 Accent 1"/>
-    <w:lsdException w:name="Dark List Accent 1"/>
-    <w:lsdException w:name="Colorful Shading Accent 1"/>
-    <w:lsdException w:name="Colorful List Accent 1"/>
-    <w:lsdException w:name="Colorful Grid Accent 1"/>
-    <w:lsdException w:name="Light Shading Accent 2"/>
-    <w:lsdException w:name="Light List Accent 2"/>
-    <w:lsdException w:name="Light Grid Accent 2"/>
-    <w:lsdException w:name="Medium Shading 1 Accent 2"/>
-    <w:lsdException w:name="Medium Shading 2 Accent 2"/>
-    <w:lsdException w:name="Medium List 1 Accent 2"/>
-    <w:lsdException w:name="Medium List 2 Accent 2"/>
-    <w:lsdException w:name="Medium Grid 1 Accent 2"/>
-    <w:lsdException w:name="Medium Grid 2 Accent 2"/>
-    <w:lsdException w:name="Medium Grid 3 Accent 2"/>
-    <w:lsdException w:name="Dark List Accent 2"/>
-    <w:lsdException w:name="Colorful Shading Accent 2"/>
-    <w:lsdException w:name="Colorful List Accent 2"/>
-    <w:lsdException w:name="Colorful Grid Accent 2"/>
-    <w:lsdException w:name="Light Shading Accent 3"/>
-    <w:lsdException w:name="Light List Accent 3"/>
-    <w:lsdException w:name="Light Grid Accent 3"/>
-    <w:lsdException w:name="Medium Shading 1 Accent 3"/>
-    <w:lsdException w:name="Medium Shading 2 Accent 3"/>
-    <w:lsdException w:name="Medium List 1 Accent 3"/>
-    <w:lsdException w:name="Medium List 2 Accent 3"/>
-    <w:lsdException w:name="Medium Grid 1 Accent 3"/>
-    <w:lsdException w:name="Medium Grid 2 Accent 3"/>
-    <w:lsdException w:name="Medium Grid 3 Accent 3"/>
-    <w:lsdException w:name="Dark List Accent 3"/>
-    <w:lsdException w:name="Colorful Shading Accent 3"/>
-    <w:lsdException w:name="Colorful List Accent 3"/>
-    <w:lsdException w:name="Colorful Grid Accent 3"/>
-    <w:lsdException w:name="Light Shading Accent 4"/>
-    <w:lsdException w:name="Light List Accent 4"/>
-    <w:lsdException w:name="Light Grid Accent 4"/>
-    <w:lsdException w:name="Medium Shading 1 Accent 4"/>
-    <w:lsdException w:name="Medium Shading 2 Accent 4"/>
-    <w:lsdException w:name="Medium List 1 Accent 4"/>
-    <w:lsdException w:name="Medium List 2 Accent 4"/>
-    <w:lsdException w:name="Medium Grid 1 Accent 4"/>
-    <w:lsdException w:name="Medium Grid 2 Accent 4"/>
-    <w:lsdException w:name="Medium Grid 3 Accent 4"/>
-    <w:lsdException w:name="Dark List Accent 4"/>
-    <w:lsdException w:name="Colorful Shading Accent 4"/>
-    <w:lsdException w:name="Colorful List Accent 4"/>
-    <w:lsdException w:name="Colorful Grid Accent 4"/>
-    <w:lsdException w:name="Light Shading Accent 5"/>
-    <w:lsdException w:name="Light List Accent 5"/>
-    <w:lsdException w:name="Light Grid Accent 5"/>
-    <w:lsdException w:name="Medium Shading 1 Accent 5"/>
-    <w:lsdException w:name="Medium Shading 2 Accent 5"/>
-    <w:lsdException w:name="Medium List 1 Accent 5"/>
-    <w:lsdException w:name="Medium List 2 Accent 5"/>
-    <w:lsdException w:name="Medium Grid 1 Accent 5"/>
-    <w:lsdException w:name="Medium Grid 2 Accent 5"/>
-    <w:lsdException w:name="Medium Grid 3 Accent 5"/>
-    <w:lsdException w:name="Dark List Accent 5"/>
-    <w:lsdException w:name="Colorful Shading Accent 5"/>
-    <w:lsdException w:name="Colorful List Accent 5"/>
-    <w:lsdException w:name="Colorful Grid Accent 5"/>
-    <w:lsdException w:name="Light Shading Accent 6"/>
-    <w:lsdException w:name="Light List Accent 6"/>
-    <w:lsdException w:name="Light Grid Accent 6"/>
-    <w:lsdException w:name="Medium Shading 1 Accent 6"/>
-    <w:lsdException w:name="Medium Shading 2 Accent 6"/>
-    <w:lsdException w:name="Medium List 1 Accent 6"/>
-    <w:lsdException w:name="Medium List 2 Accent 6"/>
-    <w:lsdException w:name="Medium Grid 1 Accent 6"/>
-    <w:lsdException w:name="Medium Grid 2 Accent 6"/>
-    <w:lsdException w:name="Medium Grid 3 Accent 6"/>
-    <w:lsdException w:name="Dark List Accent 6"/>
-    <w:lsdException w:name="Colorful Shading Accent 6"/>
-    <w:lsdException w:name="Colorful List Accent 6"/>
-    <w:lsdException w:name="Colorful Grid Accent 6"/>
-    <w:lsdException w:name="Grid Table 4" w:uiPriority="49"/>
-    <w:lsdException w:name="Grid Table 5 Dark" w:uiPriority="50"/>
-    <w:lsdException w:name="Grid Table 6 Colorful" w:uiPriority="51"/>
-    <w:lsdException w:name="Grid Table 7 Colorful" w:uiPriority="52"/>
-    <w:lsdException w:name="Grid Table 1 Light Accent 1" w:uiPriority="46"/>
-    <w:lsdException w:name="Grid Table 2 Accent 1" w:uiPriority="47"/>
-    <w:lsdException w:name="Grid Table 3 Accent 1" w:uiPriority="48"/>
-    <w:lsdException w:name="Grid Table 4 Accent 1" w:uiPriority="49"/>
-    <w:lsdException w:name="Grid Table 5 Dark Accent 1" w:uiPriority="50"/>
-    <w:lsdException w:name="Grid Table 6 Colorful Accent 1" w:uiPriority="51"/>
-    <w:lsdException w:name="Grid Table 7 Colorful Accent 1" w:uiPriority="52"/>
-    <w:lsdException w:name="Grid Table 1 Light Accent 2" w:uiPriority="46"/>
-    <w:lsdException w:name="Grid Table 2 Accent 2" w:uiPriority="47"/>
-    <w:lsdException w:name="Grid Table 3 Accent 2" w:uiPriority="48"/>
-    <w:lsdException w:name="Grid Table 4 Accent 2" w:uiPriority="49"/>
-    <w:lsdException w:name="Grid Table 5 Dark Accent 2" w:uiPriority="50"/>
-    <w:lsdException w:name="Grid Table 6 Colorful Accent 2" w:uiPriority="51"/>
-    <w:lsdException w:name="Grid Table 7 Colorful Accent 2" w:uiPriority="52"/>
-    <w:lsdException w:name="Grid Table 1 Light Accent 3" w:uiPriority="46"/>
-    <w:lsdException w:name="Grid Table 2 Accent 3" w:uiPriority="47"/>
-    <w:lsdException w:name="Grid Table 3 Accent 3" w:uiPriority="48"/>
-    <w:lsdException w:name="Grid Table 4 Accent 3" w:uiPriority="49"/>
-    <w:lsdException w:name="Grid Table 5 Dark Accent 3" w:uiPriority="50"/>
-    <w:lsdException w:name="Grid Table 6 Colorful Accent 3" w:uiPriority="51"/>
-    <w:lsdException w:name="Grid Table 7 Colorful Accent 3" w:uiPriority="52"/>
-    <w:lsdException w:name="Grid Table 1 Light Accent 4" w:uiPriority="46"/>
-    <w:lsdException w:name="Grid Table 2 Accent 4" w:uiPriority="47"/>
-    <w:lsdException w:name="Grid Table 3 Accent 4" w:uiPriority="48"/>
-    <w:lsdException w:name="Grid Table 4 Accent 4" w:uiPriority="49"/>
-    <w:lsdException w:name="Grid Table 5 Dark Accent 4" w:uiPriority="50"/>
-    <w:lsdException w:name="Grid Table 6 Colorful Accent 4" w:uiPriority="51"/>
-    <w:lsdException w:name="Grid Table 7 Colorful Accent 4" w:uiPriority="52"/>
-    <w:lsdException w:name="Grid Table 1 Light Accent 5" w:uiPriority="46"/>
-    <w:lsdException w:name="Grid Table 2 Accent 5" w:uiPriority="47"/>
-    <w:lsdException w:name="Grid Table 3 Accent 5" w:uiPriority="48"/>
-    <w:lsdException w:name="Grid Table 4 Accent 5" w:uiPriority="49"/>
-    <w:lsdException w:name="Grid Table 5 Dark Accent 5" w:uiPriority="50"/>
-    <w:lsdException w:name="Grid Table 6 Colorful Accent 5" w:uiPriority="51"/>
-    <w:lsdException w:name="Grid Table 7 Colorful Accent 5" w:uiPriority="52"/>
-    <w:lsdException w:name="Grid Table 1 Light Accent 6" w:uiPriority="46"/>
-    <w:lsdException w:name="Grid Table 2 Accent 6" w:uiPriority="47"/>
-    <w:lsdException w:name="Grid Table 3 Accent 6" w:uiPriority="48"/>
-    <w:lsdException w:name="Grid Table 4 Accent 6" w:uiPriority="49"/>
-    <w:lsdException w:name="Grid Table 5 Dark Accent 6" w:uiPriority="50"/>
-    <w:lsdException w:name="Grid Table 6 Colorful Accent 6" w:uiPriority="51"/>
-    <w:lsdException w:name="Grid Table 7 Colorful Accent 6" w:uiPriority="52"/>
-    <w:lsdException w:name="List Table 1 Light" w:uiPriority="46"/>
-    <w:lsdException w:name="List Table 2" w:uiPriority="47"/>
-    <w:lsdException w:name="List Table 3" w:uiPriority="48"/>
-    <w:lsdException w:name="List Table 4" w:uiPriority="49"/>
-    <w:lsdException w:name="List Table 5 Dark" w:uiPriority="50"/>
-    <w:lsdException w:name="List Table 6 Colorful" w:uiPriority="51"/>
-    <w:lsdException w:name="List Table 7 Colorful" w:uiPriority="52"/>
-    <w:lsdException w:name="List Table 1 Light Accent 1" w:uiPriority="46"/>
-    <w:lsdException w:name="List Table 2 Accent 1" w:uiPriority="47"/>
-    <w:lsdException w:name="List Table 3 Accent 1" w:uiPriority="48"/>
-    <w:lsdException w:name="List Table 4 Accent 1" w:uiPriority="49"/>
-    <w:lsdException w:name="List Table 5 Dark Accent 1" w:uiPriority="50"/>
-    <w:lsdException w:name="List Table 6 Colorful Accent 1" w:uiPriority="51"/>
-    <w:lsdException w:name="List Table 7 Colorful Accent 1" w:uiPriority="52"/>
-    <w:lsdException w:name="List Table 1 Light Accent 2" w:uiPriority="46"/>
-    <w:lsdException w:name="List Table 2 Accent 2" w:uiPriority="47"/>
-    <w:lsdException w:name="List Table 3 Accent 2" w:uiPriority="48"/>
-    <w:lsdException w:name="List Table 4 Accent 2" w:uiPriority="49"/>
-    <w:lsdException w:name="List Table 5 Dark Accent 2" w:uiPriority="50"/>
-    <w:lsdException w:name="List Table 6 Colorful Accent 2" w:uiPriority="51"/>
-    <w:lsdException w:name="List Table 7 Colorful Accent 2" w:uiPriority="52"/>
-    <w:lsdException w:name="List Table 1 Light Accent 3" w:uiPriority="46"/>
-    <w:lsdException w:name="List Table 2 Accent 3" w:uiPriority="47"/>
-    <w:lsdException w:name="List Table 3 Accent 3" w:uiPriority="48"/>
-    <w:lsdException w:name="List Table 4 Accent 3" w:uiPriority="49"/>
-    <w:lsdException w:name="List Table 5 Dark Accent 3" w:uiPriority="50"/>
-    <w:lsdException w:name="List Table 6 Colorful Accent 3" w:uiPriority="51"/>
-    <w:lsdException w:name="List Table 7 Colorful Accent 3" w:uiPriority="52"/>
-    <w:lsdException w:name="List Table 1 Light Accent 4" w:uiPriority="46"/>
-    <w:lsdException w:name="List Table 2 Accent 4" w:uiPriority="47"/>
-    <w:lsdException w:name="List Table 3 Accent 4" w:uiPriority="48"/>
-    <w:lsdException w:name="List Table 4 Accent 4" w:uiPriority="49"/>
-    <w:lsdException w:name="List Table 5 Dark Accent 4" w:uiPriority="50"/>
-    <w:lsdException w:name="List Table 6 Colorful Accent 4" w:uiPriority="51"/>
-    <w:lsdException w:name="List Table 7 Colorful Accent 4" w:uiPriority="52"/>
-    <w:lsdException w:name="List Table 1 Light Accent 5" w:uiPriority="46"/>
-    <w:lsdException w:name="List Table 2 Accent 5" w:uiPriority="47"/>
-    <w:lsdException w:name="List Table 3 Accent 5" w:uiPriority="48"/>
-    <w:lsdException w:name="List Table 4 Accent 5" w:uiPriority="49"/>
-    <w:lsdException w:name="List Table 5 Dark Accent 5" w:uiPriority="50"/>
-    <w:lsdException w:name="List Table 6 Colorful Accent 5" w:uiPriority="51"/>
-    <w:lsdException w:name="List Table 7 Colorful Accent 5" w:uiPriority="52"/>
-    <w:lsdException w:name="List Table 1 Light Accent 6" w:uiPriority="46"/>
-    <w:lsdException w:name="List Table 2 Accent 6" w:uiPriority="47"/>
-    <w:lsdException w:name="List Table 3 Accent 6" w:uiPriority="48"/>
-    <w:lsdException w:name="List Table 4 Accent 6" w:uiPriority="49"/>
-    <w:lsdException w:name="List Table 5 Dark Accent 6" w:uiPriority="50"/>
-    <w:lsdException w:name="List Table 6 Colorful Accent 6" w:uiPriority="51"/>
-    <w:lsdException w:name="List Table 7 Colorful Accent 6" w:uiPriority="52"/>
-    <w:lsdException w:name="Mention" w:semiHidden="1" w:uiPriority="99" w:unhideWhenUsed="1"/>
-    <w:lsdException w:name="Smart Hyperlink" w:semiHidden="1" w:uiPriority="99" w:unhideWhenUsed="1"/>
-    <w:lsdException w:name="Hashtag" w:semiHidden="1" w:uiPriority="99" w:unhideWhenUsed="1"/>
-    <w:lsdException w:name="Unresolved Mention" w:semiHidden="1" w:uiPriority="99" w:unhideWhenUsed="1"/>
-    <w:lsdException w:name="Smart Link" w:semiHidden="1" w:uiPriority="99" w:unhideWhenUsed="1"/>
-  </w:latentStyles>
-  <w:style w:type="paragraph" w:default="1" w:styleId="Normal">
+  <w:latentStyles w:count="276" w:defLockedState="0" w:defQFormat="0" w:defSemiHidden="0" w:defUIPriority="0" w:defUnhideWhenUsed="0"/>
+  <w:style w:default="1" w:styleId="Normal" w:type="paragraph">
     <w:name w:val="Normal"/>
     <w:qFormat/>
     <w:rPr>
-      <w:rFonts w:ascii="Segoe UI" w:eastAsia="Segoe UI" w:hAnsi="Segoe UI" w:cs="Segoe UI"/>
+      <w:rFonts w:ascii="Segoe UI" w:cs="Segoe UI" w:eastAsia="Segoe UI" w:hAnsi="Segoe UI"/>
       <w:color w:val="242424"/>
       <w:sz w:val="21"/>
     </w:rPr>
   </w:style>
-  <w:style w:type="paragraph" w:styleId="Heading1">
+  <w:style w:styleId="BodyText" w:type="paragraph">
+    <w:name w:val="Body Text"/>
+    <w:basedOn w:val="Normal"/>
+    <w:link w:val="BodyTextChar"/>
+    <w:qFormat/>
+    <w:pPr>
+      <w:spacing w:after="120" w:before="180"/>
+    </w:pPr>
+    <w:rPr>
+      <w:rFonts w:ascii="Segoe UI" w:cs="Segoe UI" w:eastAsia="Segoe UI" w:hAnsi="Segoe UI"/>
+      <w:color w:val="242424"/>
+      <w:sz w:val="21"/>
+    </w:rPr>
+  </w:style>
+  <w:style w:customStyle="1" w:styleId="FirstParagraph" w:type="paragraph">
+    <w:name w:val="First Paragraph"/>
+    <w:basedOn w:val="BodyText"/>
+    <w:next w:val="BodyText"/>
+    <w:qFormat/>
+    <w:rPr>
+      <w:rFonts w:ascii="Segoe UI" w:cs="Segoe UI" w:eastAsia="Segoe UI" w:hAnsi="Segoe UI"/>
+      <w:color w:val="242424"/>
+      <w:sz w:val="21"/>
+    </w:rPr>
+  </w:style>
+  <w:style w:customStyle="1" w:styleId="Compact" w:type="paragraph">
+    <w:name w:val="Compact"/>
+    <w:basedOn w:val="BodyText"/>
+    <w:qFormat/>
+    <w:pPr>
+      <w:spacing w:after="36" w:before="36"/>
+    </w:pPr>
+    <w:rPr>
+      <w:rFonts w:ascii="Segoe UI" w:cs="Segoe UI" w:eastAsia="Segoe UI" w:hAnsi="Segoe UI"/>
+      <w:color w:val="242424"/>
+      <w:sz w:val="21"/>
+    </w:rPr>
+  </w:style>
+  <w:style w:styleId="Title" w:type="paragraph">
+    <w:name w:val="Title"/>
+    <w:basedOn w:val="Normal"/>
+    <w:next w:val="BodyText"/>
+    <w:link w:val="TitleChar"/>
+    <w:uiPriority w:val="10"/>
+    <w:qFormat/>
+    <w:rsid w:val="00A10FD9"/>
+    <w:pPr>
+      <w:spacing w:after="80" w:line="240" w:lineRule="auto"/>
+      <w:contextualSpacing/>
+      <w:jc w:val="center"/>
+    </w:pPr>
+    <w:rPr>
+      <w:rFonts w:ascii="Segoe UI Semibold" w:cs="Segoe UI Semibold" w:eastAsia="Segoe UI Semibold" w:hAnsi="Segoe UI Semibold"/>
+      <w:color w:val="3B1041"/>
+      <w:sz w:val="48"/>
+      <w:szCs w:val="56"/>
+    </w:rPr>
+  </w:style>
+  <w:style w:customStyle="1" w:styleId="TitleChar" w:type="character">
+    <w:name w:val="Title Char"/>
+    <w:basedOn w:val="DefaultParagraphFont"/>
+    <w:link w:val="Title"/>
+    <w:uiPriority w:val="10"/>
+    <w:rsid w:val="00A10FD9"/>
+    <w:rPr>
+      <w:rFonts w:asciiTheme="majorHAnsi" w:cstheme="majorBidi" w:eastAsiaTheme="majorEastAsia" w:hAnsiTheme="majorHAnsi"/>
+      <w:sz w:val="56"/>
+      <w:szCs w:val="56"/>
+    </w:rPr>
+  </w:style>
+  <w:style w:styleId="Subtitle" w:type="paragraph">
+    <w:name w:val="Subtitle"/>
+    <w:basedOn w:val="Title"/>
+    <w:next w:val="BodyText"/>
+    <w:link w:val="SubtitleChar"/>
+    <w:uiPriority w:val="11"/>
+    <w:qFormat/>
+    <w:rsid w:val="00A10FD9"/>
+    <w:pPr>
+      <w:numPr>
+        <w:ilvl w:val="1"/>
+      </w:numPr>
+    </w:pPr>
+    <w:rPr>
+      <w:rFonts w:cstheme="majorBidi" w:eastAsiaTheme="majorEastAsia"/>
+      <w:spacing w:val="15"/>
+      <w:sz w:val="28"/>
+      <w:szCs w:val="28"/>
+    </w:rPr>
+  </w:style>
+  <w:style w:customStyle="1" w:styleId="SubtitleChar" w:type="character">
+    <w:name w:val="Subtitle Char"/>
+    <w:basedOn w:val="DefaultParagraphFont"/>
+    <w:link w:val="Subtitle"/>
+    <w:uiPriority w:val="11"/>
+    <w:rsid w:val="00A10FD9"/>
+    <w:rPr>
+      <w:rFonts w:cstheme="majorBidi" w:eastAsiaTheme="majorEastAsia"/>
+      <w:color w:themeColor="text1" w:themeTint="A6" w:val="595959"/>
+      <w:spacing w:val="15"/>
+      <w:sz w:val="28"/>
+      <w:szCs w:val="28"/>
+    </w:rPr>
+  </w:style>
+  <w:style w:customStyle="1" w:styleId="Author" w:type="paragraph">
+    <w:name w:val="Author"/>
+    <w:basedOn w:val="Title"/>
+    <w:next w:val="BodyText"/>
+    <w:qFormat/>
+    <w:pPr>
+      <w:keepNext/>
+      <w:keepLines/>
+    </w:pPr>
+    <w:rPr>
+      <w:sz w:val="24"/>
+      <w:szCs w:val="24"/>
+    </w:rPr>
+  </w:style>
+  <w:style w:styleId="Date" w:type="paragraph">
+    <w:name w:val="Date"/>
+    <w:basedOn w:val="Title"/>
+    <w:next w:val="BodyText"/>
+    <w:qFormat/>
+    <w:pPr>
+      <w:keepNext/>
+      <w:keepLines/>
+    </w:pPr>
+    <w:rPr>
+      <w:sz w:val="24"/>
+      <w:szCs w:val="24"/>
+    </w:rPr>
+  </w:style>
+  <w:style w:customStyle="1" w:styleId="AbstractTitle" w:type="paragraph">
+    <w:name w:val="Abstract Title"/>
+    <w:basedOn w:val="Normal"/>
+    <w:next w:val="Abstract"/>
+    <w:qFormat/>
+    <w:pPr>
+      <w:keepNext/>
+      <w:keepLines/>
+      <w:spacing w:after="0" w:before="300"/>
+      <w:jc w:val="center"/>
+    </w:pPr>
+    <w:rPr>
+      <w:b/>
+      <w:sz w:val="20"/>
+      <w:szCs w:val="20"/>
+    </w:rPr>
+  </w:style>
+  <w:style w:customStyle="1" w:styleId="Abstract" w:type="paragraph">
+    <w:name w:val="Abstract"/>
+    <w:basedOn w:val="Normal"/>
+    <w:next w:val="BodyText"/>
+    <w:qFormat/>
+    <w:pPr>
+      <w:keepNext/>
+      <w:keepLines/>
+      <w:spacing w:after="300" w:before="100"/>
+    </w:pPr>
+    <w:rPr>
+      <w:sz w:val="20"/>
+      <w:szCs w:val="20"/>
+    </w:rPr>
+  </w:style>
+  <w:style w:styleId="Bibliography" w:type="paragraph">
+    <w:name w:val="Bibliography"/>
+    <w:basedOn w:val="Normal"/>
+    <w:next w:val="Bibliography"/>
+    <w:qFormat/>
+    <w:pPr/>
+    <w:rPr/>
+  </w:style>
+  <w:style w:styleId="Heading1" w:type="paragraph">
     <w:name w:val="heading 1"/>
     <w:basedOn w:val="Normal"/>
     <w:next w:val="BodyText"/>
@@ -2465,17 +2950,19 @@
     <w:pPr>
       <w:keepNext/>
       <w:keepLines/>
-      <w:spacing w:before="240" w:after="80"/>
+      <w:spacing w:after="80" w:before="240"/>
       <w:outlineLvl w:val="0"/>
     </w:pPr>
     <w:rPr>
-      <w:rFonts w:ascii="Segoe UI Semibold" w:eastAsia="Segoe UI Semibold" w:hAnsi="Segoe UI Semibold" w:cs="Segoe UI Semibold"/>
+      <w:rFonts w:ascii="Segoe UI Semibold" w:cs="Segoe UI Semibold" w:eastAsia="Segoe UI Semibold" w:hAnsi="Segoe UI Semibold"/>
+      <w:b w:val="0"/>
+      <w:i w:val="0"/>
       <w:color w:val="3B1041"/>
       <w:sz w:val="40"/>
       <w:szCs w:val="40"/>
     </w:rPr>
   </w:style>
-  <w:style w:type="paragraph" w:styleId="Heading2">
+  <w:style w:styleId="Heading2" w:type="paragraph">
     <w:name w:val="heading 2"/>
     <w:basedOn w:val="Normal"/>
     <w:next w:val="BodyText"/>
@@ -2488,17 +2975,19 @@
     <w:pPr>
       <w:keepNext/>
       <w:keepLines/>
-      <w:spacing w:before="280" w:after="80"/>
+      <w:spacing w:after="80" w:before="280"/>
       <w:outlineLvl w:val="1"/>
     </w:pPr>
     <w:rPr>
-      <w:rFonts w:ascii="Segoe UI Semibold" w:eastAsia="Segoe UI Semibold" w:hAnsi="Segoe UI Semibold" w:cs="Segoe UI Semibold"/>
+      <w:rFonts w:ascii="Segoe UI Semibold" w:cs="Segoe UI Semibold" w:eastAsia="Segoe UI Semibold" w:hAnsi="Segoe UI Semibold"/>
+      <w:b w:val="0"/>
+      <w:i w:val="0"/>
       <w:color w:val="3B1041"/>
       <w:sz w:val="30"/>
       <w:szCs w:val="32"/>
     </w:rPr>
   </w:style>
-  <w:style w:type="paragraph" w:styleId="Heading3">
+  <w:style w:styleId="Heading3" w:type="paragraph">
     <w:name w:val="heading 3"/>
     <w:basedOn w:val="Normal"/>
     <w:next w:val="BodyText"/>
@@ -2511,17 +3000,19 @@
     <w:pPr>
       <w:keepNext/>
       <w:keepLines/>
-      <w:spacing w:before="200" w:after="80"/>
+      <w:spacing w:after="80" w:before="200"/>
       <w:outlineLvl w:val="2"/>
     </w:pPr>
     <w:rPr>
-      <w:rFonts w:ascii="Segoe UI Semibold" w:eastAsia="Segoe UI Semibold" w:hAnsi="Segoe UI Semibold" w:cs="Segoe UI Semibold"/>
+      <w:rFonts w:ascii="Segoe UI Semibold" w:cs="Segoe UI Semibold" w:eastAsia="Segoe UI Semibold" w:hAnsi="Segoe UI Semibold"/>
+      <w:b w:val="0"/>
+      <w:i w:val="0"/>
       <w:color w:val="3B1041"/>
       <w:sz w:val="25"/>
       <w:szCs w:val="28"/>
     </w:rPr>
   </w:style>
-  <w:style w:type="paragraph" w:styleId="Heading4">
+  <w:style w:styleId="Heading4" w:type="paragraph">
     <w:name w:val="heading 4"/>
     <w:basedOn w:val="Normal"/>
     <w:next w:val="BodyText"/>
@@ -2534,16 +3025,19 @@
     <w:pPr>
       <w:keepNext/>
       <w:keepLines/>
-      <w:spacing w:before="160" w:after="80"/>
+      <w:spacing w:after="80" w:before="160"/>
       <w:outlineLvl w:val="3"/>
     </w:pPr>
     <w:rPr>
-      <w:rFonts w:ascii="Segoe UI Semibold" w:eastAsia="Segoe UI Semibold" w:hAnsi="Segoe UI Semibold" w:cs="Segoe UI Semibold"/>
+      <w:rFonts w:ascii="Segoe UI Semibold" w:cs="Segoe UI Semibold" w:eastAsia="Segoe UI Semibold" w:hAnsi="Segoe UI Semibold"/>
+      <w:b w:val="0"/>
+      <w:i w:val="0"/>
       <w:iCs/>
+      <w:color w:val="242424"/>
       <w:sz w:val="22"/>
     </w:rPr>
   </w:style>
-  <w:style w:type="paragraph" w:styleId="Heading5">
+  <w:style w:styleId="Heading5" w:type="paragraph">
     <w:name w:val="heading 5"/>
     <w:basedOn w:val="Normal"/>
     <w:next w:val="BodyText"/>
@@ -2556,14 +3050,18 @@
     <w:pPr>
       <w:keepNext/>
       <w:keepLines/>
-      <w:spacing w:before="120" w:after="80"/>
+      <w:spacing w:after="80" w:before="120"/>
       <w:outlineLvl w:val="4"/>
     </w:pPr>
     <w:rPr>
-      <w:rFonts w:ascii="Segoe UI Semibold" w:eastAsia="Segoe UI Semibold" w:hAnsi="Segoe UI Semibold" w:cs="Segoe UI Semibold"/>
-    </w:rPr>
-  </w:style>
-  <w:style w:type="paragraph" w:styleId="Heading6">
+      <w:rFonts w:ascii="Segoe UI Semibold" w:cs="Segoe UI Semibold" w:eastAsia="Segoe UI Semibold" w:hAnsi="Segoe UI Semibold"/>
+      <w:b w:val="0"/>
+      <w:i w:val="0"/>
+      <w:color w:val="242424"/>
+      <w:sz w:val="21"/>
+    </w:rPr>
+  </w:style>
+  <w:style w:styleId="Heading6" w:type="paragraph">
     <w:name w:val="heading 6"/>
     <w:basedOn w:val="Normal"/>
     <w:next w:val="BodyText"/>
@@ -2576,17 +3074,17 @@
     <w:pPr>
       <w:keepNext/>
       <w:keepLines/>
-      <w:spacing w:before="40" w:after="0"/>
+      <w:spacing w:after="0" w:before="40"/>
       <w:outlineLvl w:val="5"/>
     </w:pPr>
     <w:rPr>
-      <w:rFonts w:eastAsiaTheme="majorEastAsia" w:cstheme="majorBidi"/>
+      <w:rFonts w:cstheme="majorBidi" w:eastAsiaTheme="majorEastAsia"/>
       <w:i/>
       <w:iCs/>
-      <w:color w:val="595959" w:themeColor="text1" w:themeTint="A6"/>
-    </w:rPr>
-  </w:style>
-  <w:style w:type="paragraph" w:styleId="Heading7">
+      <w:color w:themeColor="text1" w:themeTint="A6" w:val="595959"/>
+    </w:rPr>
+  </w:style>
+  <w:style w:styleId="Heading7" w:type="paragraph">
     <w:name w:val="heading 7"/>
     <w:basedOn w:val="Normal"/>
     <w:next w:val="BodyText"/>
@@ -2599,15 +3097,15 @@
     <w:pPr>
       <w:keepNext/>
       <w:keepLines/>
-      <w:spacing w:before="40" w:after="0"/>
+      <w:spacing w:after="0" w:before="40"/>
       <w:outlineLvl w:val="6"/>
     </w:pPr>
     <w:rPr>
-      <w:rFonts w:eastAsiaTheme="majorEastAsia" w:cstheme="majorBidi"/>
-      <w:color w:val="595959" w:themeColor="text1" w:themeTint="A6"/>
-    </w:rPr>
-  </w:style>
-  <w:style w:type="paragraph" w:styleId="Heading8">
+      <w:rFonts w:cstheme="majorBidi" w:eastAsiaTheme="majorEastAsia"/>
+      <w:color w:themeColor="text1" w:themeTint="A6" w:val="595959"/>
+    </w:rPr>
+  </w:style>
+  <w:style w:styleId="Heading8" w:type="paragraph">
     <w:name w:val="heading 8"/>
     <w:basedOn w:val="Normal"/>
     <w:next w:val="BodyText"/>
@@ -2624,13 +3122,13 @@
       <w:outlineLvl w:val="7"/>
     </w:pPr>
     <w:rPr>
-      <w:rFonts w:eastAsiaTheme="majorEastAsia" w:cstheme="majorBidi"/>
+      <w:rFonts w:cstheme="majorBidi" w:eastAsiaTheme="majorEastAsia"/>
       <w:i/>
       <w:iCs/>
-      <w:color w:val="272727" w:themeColor="text1" w:themeTint="D8"/>
-    </w:rPr>
-  </w:style>
-  <w:style w:type="paragraph" w:styleId="Heading9">
+      <w:color w:themeColor="text1" w:themeTint="D8" w:val="272727"/>
+    </w:rPr>
+  </w:style>
+  <w:style w:styleId="Heading9" w:type="paragraph">
     <w:name w:val="heading 9"/>
     <w:basedOn w:val="Normal"/>
     <w:next w:val="BodyText"/>
@@ -2647,204 +3145,24 @@
       <w:outlineLvl w:val="8"/>
     </w:pPr>
     <w:rPr>
-      <w:rFonts w:eastAsiaTheme="majorEastAsia" w:cstheme="majorBidi"/>
-      <w:color w:val="272727" w:themeColor="text1" w:themeTint="D8"/>
-    </w:rPr>
-  </w:style>
-  <w:style w:type="character" w:default="1" w:styleId="DefaultParagraphFont">
-    <w:name w:val="Default Paragraph Font"/>
-    <w:uiPriority w:val="1"/>
-    <w:semiHidden/>
-    <w:unhideWhenUsed/>
-  </w:style>
-  <w:style w:type="table" w:default="1" w:styleId="TableNormal">
-    <w:name w:val="Normal Table"/>
-    <w:uiPriority w:val="99"/>
-    <w:semiHidden/>
-    <w:unhideWhenUsed/>
-    <w:tblPr>
-      <w:tblInd w:w="0" w:type="dxa"/>
-      <w:tblCellMar>
-        <w:top w:w="0" w:type="dxa"/>
-        <w:left w:w="108" w:type="dxa"/>
-        <w:bottom w:w="0" w:type="dxa"/>
-        <w:right w:w="108" w:type="dxa"/>
-      </w:tblCellMar>
-    </w:tblPr>
-  </w:style>
-  <w:style w:type="numbering" w:default="1" w:styleId="NoList">
-    <w:name w:val="No List"/>
-    <w:uiPriority w:val="99"/>
-    <w:semiHidden/>
-    <w:unhideWhenUsed/>
-  </w:style>
-  <w:style w:type="paragraph" w:styleId="BodyText">
-    <w:name w:val="Body Text"/>
-    <w:basedOn w:val="Normal"/>
-    <w:qFormat/>
-    <w:pPr>
-      <w:spacing w:before="180" w:after="120"/>
-    </w:pPr>
-  </w:style>
-  <w:style w:type="paragraph" w:customStyle="1" w:styleId="FirstParagraph">
-    <w:name w:val="First Paragraph"/>
-    <w:basedOn w:val="BodyText"/>
-    <w:next w:val="BodyText"/>
-    <w:qFormat/>
-  </w:style>
-  <w:style w:type="paragraph" w:customStyle="1" w:styleId="Compact">
-    <w:name w:val="Compact"/>
-    <w:basedOn w:val="BodyText"/>
-    <w:qFormat/>
-    <w:pPr>
-      <w:spacing w:before="36" w:after="36"/>
-    </w:pPr>
-  </w:style>
-  <w:style w:type="paragraph" w:styleId="Title">
-    <w:name w:val="Title"/>
-    <w:basedOn w:val="Normal"/>
-    <w:next w:val="BodyText"/>
-    <w:link w:val="TitleChar"/>
-    <w:uiPriority w:val="10"/>
-    <w:qFormat/>
-    <w:rsid w:val="00A10FD9"/>
-    <w:pPr>
-      <w:spacing w:after="80"/>
-      <w:contextualSpacing/>
-      <w:jc w:val="center"/>
-    </w:pPr>
-    <w:rPr>
-      <w:rFonts w:ascii="Segoe UI Semibold" w:eastAsia="Segoe UI Semibold" w:hAnsi="Segoe UI Semibold" w:cs="Segoe UI Semibold"/>
-      <w:color w:val="3B1041"/>
-      <w:sz w:val="48"/>
-      <w:szCs w:val="56"/>
-    </w:rPr>
-  </w:style>
-  <w:style w:type="character" w:customStyle="1" w:styleId="TitleChar">
-    <w:name w:val="Title Char"/>
-    <w:basedOn w:val="DefaultParagraphFont"/>
-    <w:link w:val="Title"/>
-    <w:uiPriority w:val="10"/>
-    <w:rsid w:val="00A10FD9"/>
-    <w:rPr>
-      <w:rFonts w:asciiTheme="majorHAnsi" w:eastAsiaTheme="majorEastAsia" w:hAnsiTheme="majorHAnsi" w:cstheme="majorBidi"/>
-      <w:sz w:val="56"/>
-      <w:szCs w:val="56"/>
-    </w:rPr>
-  </w:style>
-  <w:style w:type="paragraph" w:styleId="Subtitle">
-    <w:name w:val="Subtitle"/>
-    <w:basedOn w:val="Title"/>
-    <w:next w:val="BodyText"/>
-    <w:link w:val="SubtitleChar"/>
-    <w:uiPriority w:val="11"/>
-    <w:qFormat/>
-    <w:rsid w:val="00A10FD9"/>
-    <w:pPr>
-      <w:numPr>
-        <w:ilvl w:val="1"/>
-      </w:numPr>
-    </w:pPr>
-    <w:rPr>
-      <w:rFonts w:eastAsiaTheme="majorEastAsia" w:cstheme="majorBidi"/>
-      <w:spacing w:val="15"/>
-      <w:sz w:val="28"/>
-      <w:szCs w:val="28"/>
-    </w:rPr>
-  </w:style>
-  <w:style w:type="character" w:customStyle="1" w:styleId="SubtitleChar">
-    <w:name w:val="Subtitle Char"/>
-    <w:basedOn w:val="DefaultParagraphFont"/>
-    <w:link w:val="Subtitle"/>
-    <w:uiPriority w:val="11"/>
-    <w:rsid w:val="00A10FD9"/>
-    <w:rPr>
-      <w:rFonts w:eastAsiaTheme="majorEastAsia" w:cstheme="majorBidi"/>
-      <w:color w:val="595959" w:themeColor="text1" w:themeTint="A6"/>
-      <w:spacing w:val="15"/>
-      <w:sz w:val="28"/>
-      <w:szCs w:val="28"/>
-    </w:rPr>
-  </w:style>
-  <w:style w:type="paragraph" w:customStyle="1" w:styleId="Author">
-    <w:name w:val="Author"/>
-    <w:basedOn w:val="Title"/>
-    <w:next w:val="BodyText"/>
-    <w:qFormat/>
-    <w:pPr>
-      <w:keepNext/>
-      <w:keepLines/>
-    </w:pPr>
-    <w:rPr>
-      <w:sz w:val="24"/>
-      <w:szCs w:val="24"/>
-    </w:rPr>
-  </w:style>
-  <w:style w:type="paragraph" w:styleId="Date">
-    <w:name w:val="Date"/>
-    <w:basedOn w:val="Title"/>
-    <w:next w:val="BodyText"/>
-    <w:qFormat/>
-    <w:pPr>
-      <w:keepNext/>
-      <w:keepLines/>
-    </w:pPr>
-    <w:rPr>
-      <w:sz w:val="24"/>
-      <w:szCs w:val="24"/>
-    </w:rPr>
-  </w:style>
-  <w:style w:type="paragraph" w:customStyle="1" w:styleId="AbstractTitle">
-    <w:name w:val="Abstract Title"/>
-    <w:basedOn w:val="Normal"/>
-    <w:next w:val="Abstract"/>
-    <w:qFormat/>
-    <w:pPr>
-      <w:keepNext/>
-      <w:keepLines/>
-      <w:spacing w:before="300" w:after="0"/>
-      <w:jc w:val="center"/>
-    </w:pPr>
-    <w:rPr>
-      <w:b/>
-      <w:sz w:val="20"/>
-      <w:szCs w:val="20"/>
-    </w:rPr>
-  </w:style>
-  <w:style w:type="paragraph" w:customStyle="1" w:styleId="Abstract">
-    <w:name w:val="Abstract"/>
-    <w:basedOn w:val="Normal"/>
-    <w:next w:val="BodyText"/>
-    <w:qFormat/>
-    <w:pPr>
-      <w:keepNext/>
-      <w:keepLines/>
-      <w:spacing w:before="100" w:after="300"/>
-    </w:pPr>
-    <w:rPr>
-      <w:sz w:val="20"/>
-      <w:szCs w:val="20"/>
-    </w:rPr>
-  </w:style>
-  <w:style w:type="paragraph" w:styleId="Bibliography">
-    <w:name w:val="Bibliography"/>
-    <w:basedOn w:val="Normal"/>
-    <w:qFormat/>
-  </w:style>
-  <w:style w:type="character" w:customStyle="1" w:styleId="Heading1Char">
+      <w:rFonts w:cstheme="majorBidi" w:eastAsiaTheme="majorEastAsia"/>
+      <w:color w:themeColor="text1" w:themeTint="D8" w:val="272727"/>
+    </w:rPr>
+  </w:style>
+  <w:style w:customStyle="1" w:styleId="Heading1Char" w:type="character">
     <w:name w:val="Heading 1 Char"/>
     <w:basedOn w:val="DefaultParagraphFont"/>
     <w:link w:val="Heading1"/>
     <w:uiPriority w:val="9"/>
     <w:rsid w:val="00A10FD9"/>
     <w:rPr>
-      <w:rFonts w:asciiTheme="majorHAnsi" w:eastAsiaTheme="majorEastAsia" w:hAnsiTheme="majorHAnsi" w:cstheme="majorBidi"/>
-      <w:color w:val="0F4761" w:themeColor="accent1" w:themeShade="BF"/>
+      <w:rFonts w:asciiTheme="majorHAnsi" w:cstheme="majorBidi" w:eastAsiaTheme="majorEastAsia" w:hAnsiTheme="majorHAnsi"/>
+      <w:color w:themeColor="accent1" w:themeShade="BF" w:val="0F4761"/>
       <w:sz w:val="40"/>
       <w:szCs w:val="40"/>
     </w:rPr>
   </w:style>
-  <w:style w:type="character" w:customStyle="1" w:styleId="Heading2Char">
+  <w:style w:customStyle="1" w:styleId="Heading2Char" w:type="character">
     <w:name w:val="Heading 2 Char"/>
     <w:basedOn w:val="DefaultParagraphFont"/>
     <w:link w:val="Heading2"/>
@@ -2852,13 +3170,13 @@
     <w:semiHidden/>
     <w:rsid w:val="00A10FD9"/>
     <w:rPr>
-      <w:rFonts w:asciiTheme="majorHAnsi" w:eastAsiaTheme="majorEastAsia" w:hAnsiTheme="majorHAnsi" w:cstheme="majorBidi"/>
-      <w:color w:val="0F4761" w:themeColor="accent1" w:themeShade="BF"/>
+      <w:rFonts w:asciiTheme="majorHAnsi" w:cstheme="majorBidi" w:eastAsiaTheme="majorEastAsia" w:hAnsiTheme="majorHAnsi"/>
+      <w:color w:themeColor="accent1" w:themeShade="BF" w:val="0F4761"/>
       <w:sz w:val="32"/>
       <w:szCs w:val="32"/>
     </w:rPr>
   </w:style>
-  <w:style w:type="character" w:customStyle="1" w:styleId="Heading3Char">
+  <w:style w:customStyle="1" w:styleId="Heading3Char" w:type="character">
     <w:name w:val="Heading 3 Char"/>
     <w:basedOn w:val="DefaultParagraphFont"/>
     <w:link w:val="Heading3"/>
@@ -2866,13 +3184,13 @@
     <w:semiHidden/>
     <w:rsid w:val="00A10FD9"/>
     <w:rPr>
-      <w:rFonts w:eastAsiaTheme="majorEastAsia" w:cstheme="majorBidi"/>
-      <w:color w:val="0F4761" w:themeColor="accent1" w:themeShade="BF"/>
+      <w:rFonts w:cstheme="majorBidi" w:eastAsiaTheme="majorEastAsia"/>
+      <w:color w:themeColor="accent1" w:themeShade="BF" w:val="0F4761"/>
       <w:sz w:val="28"/>
       <w:szCs w:val="28"/>
     </w:rPr>
   </w:style>
-  <w:style w:type="character" w:customStyle="1" w:styleId="Heading4Char">
+  <w:style w:customStyle="1" w:styleId="Heading4Char" w:type="character">
     <w:name w:val="Heading 4 Char"/>
     <w:basedOn w:val="DefaultParagraphFont"/>
     <w:link w:val="Heading4"/>
@@ -2880,13 +3198,13 @@
     <w:semiHidden/>
     <w:rsid w:val="00A10FD9"/>
     <w:rPr>
-      <w:rFonts w:eastAsiaTheme="majorEastAsia" w:cstheme="majorBidi"/>
+      <w:rFonts w:cstheme="majorBidi" w:eastAsiaTheme="majorEastAsia"/>
       <w:i/>
       <w:iCs/>
-      <w:color w:val="0F4761" w:themeColor="accent1" w:themeShade="BF"/>
-    </w:rPr>
-  </w:style>
-  <w:style w:type="character" w:customStyle="1" w:styleId="Heading5Char">
+      <w:color w:themeColor="accent1" w:themeShade="BF" w:val="0F4761"/>
+    </w:rPr>
+  </w:style>
+  <w:style w:customStyle="1" w:styleId="Heading5Char" w:type="character">
     <w:name w:val="Heading 5 Char"/>
     <w:basedOn w:val="DefaultParagraphFont"/>
     <w:link w:val="Heading5"/>
@@ -2894,11 +3212,11 @@
     <w:semiHidden/>
     <w:rsid w:val="00A10FD9"/>
     <w:rPr>
-      <w:rFonts w:eastAsiaTheme="majorEastAsia" w:cstheme="majorBidi"/>
-      <w:color w:val="0F4761" w:themeColor="accent1" w:themeShade="BF"/>
-    </w:rPr>
-  </w:style>
-  <w:style w:type="character" w:customStyle="1" w:styleId="Heading6Char">
+      <w:rFonts w:cstheme="majorBidi" w:eastAsiaTheme="majorEastAsia"/>
+      <w:color w:themeColor="accent1" w:themeShade="BF" w:val="0F4761"/>
+    </w:rPr>
+  </w:style>
+  <w:style w:customStyle="1" w:styleId="Heading6Char" w:type="character">
     <w:name w:val="Heading 6 Char"/>
     <w:basedOn w:val="DefaultParagraphFont"/>
     <w:link w:val="Heading6"/>
@@ -2906,13 +3224,13 @@
     <w:semiHidden/>
     <w:rsid w:val="00A10FD9"/>
     <w:rPr>
-      <w:rFonts w:eastAsiaTheme="majorEastAsia" w:cstheme="majorBidi"/>
+      <w:rFonts w:cstheme="majorBidi" w:eastAsiaTheme="majorEastAsia"/>
       <w:i/>
       <w:iCs/>
-      <w:color w:val="595959" w:themeColor="text1" w:themeTint="A6"/>
-    </w:rPr>
-  </w:style>
-  <w:style w:type="character" w:customStyle="1" w:styleId="Heading7Char">
+      <w:color w:themeColor="text1" w:themeTint="A6" w:val="595959"/>
+    </w:rPr>
+  </w:style>
+  <w:style w:customStyle="1" w:styleId="Heading7Char" w:type="character">
     <w:name w:val="Heading 7 Char"/>
     <w:basedOn w:val="DefaultParagraphFont"/>
     <w:link w:val="Heading7"/>
@@ -2920,11 +3238,11 @@
     <w:semiHidden/>
     <w:rsid w:val="00A10FD9"/>
     <w:rPr>
-      <w:rFonts w:eastAsiaTheme="majorEastAsia" w:cstheme="majorBidi"/>
-      <w:color w:val="595959" w:themeColor="text1" w:themeTint="A6"/>
-    </w:rPr>
-  </w:style>
-  <w:style w:type="character" w:customStyle="1" w:styleId="Heading8Char">
+      <w:rFonts w:cstheme="majorBidi" w:eastAsiaTheme="majorEastAsia"/>
+      <w:color w:themeColor="text1" w:themeTint="A6" w:val="595959"/>
+    </w:rPr>
+  </w:style>
+  <w:style w:customStyle="1" w:styleId="Heading8Char" w:type="character">
     <w:name w:val="Heading 8 Char"/>
     <w:basedOn w:val="DefaultParagraphFont"/>
     <w:link w:val="Heading8"/>
@@ -2932,13 +3250,13 @@
     <w:semiHidden/>
     <w:rsid w:val="00A10FD9"/>
     <w:rPr>
-      <w:rFonts w:eastAsiaTheme="majorEastAsia" w:cstheme="majorBidi"/>
+      <w:rFonts w:cstheme="majorBidi" w:eastAsiaTheme="majorEastAsia"/>
       <w:i/>
       <w:iCs/>
-      <w:color w:val="272727" w:themeColor="text1" w:themeTint="D8"/>
-    </w:rPr>
-  </w:style>
-  <w:style w:type="character" w:customStyle="1" w:styleId="Heading9Char">
+      <w:color w:themeColor="text1" w:themeTint="D8" w:val="272727"/>
+    </w:rPr>
+  </w:style>
+  <w:style w:customStyle="1" w:styleId="Heading9Char" w:type="character">
     <w:name w:val="Heading 9 Char"/>
     <w:basedOn w:val="DefaultParagraphFont"/>
     <w:link w:val="Heading9"/>
@@ -2946,11 +3264,11 @@
     <w:semiHidden/>
     <w:rsid w:val="00A10FD9"/>
     <w:rPr>
-      <w:rFonts w:eastAsiaTheme="majorEastAsia" w:cstheme="majorBidi"/>
-      <w:color w:val="272727" w:themeColor="text1" w:themeTint="D8"/>
-    </w:rPr>
-  </w:style>
-  <w:style w:type="paragraph" w:styleId="BlockText">
+      <w:rFonts w:cstheme="majorBidi" w:eastAsiaTheme="majorEastAsia"/>
+      <w:color w:themeColor="text1" w:themeTint="D8" w:val="272727"/>
+    </w:rPr>
+  </w:style>
+  <w:style w:styleId="BlockText" w:type="paragraph">
     <w:name w:val="Block Text"/>
     <w:basedOn w:val="BodyText"/>
     <w:next w:val="BodyText"/>
@@ -2958,22 +3276,29 @@
     <w:unhideWhenUsed/>
     <w:qFormat/>
     <w:pPr>
+      <w:spacing w:after="40" w:before="40"/>
+      <w:ind w:firstLine="0" w:left="288" w:right="144"/>
       <w:pBdr>
-        <w:left w:val="single" w:sz="18" w:space="8" w:color="3B1041"/>
+        <w:left w:color="3B1041" w:space="8" w:sz="18" w:val="single"/>
       </w:pBdr>
-      <w:shd w:val="clear" w:color="auto" w:fill="FBF6FD"/>
-      <w:spacing w:before="40" w:after="40"/>
-      <w:ind w:left="288" w:right="144"/>
+      <w:shd w:color="auto" w:fill="FBF6FD" w:val="clear"/>
     </w:pPr>
-  </w:style>
-  <w:style w:type="paragraph" w:styleId="FootnoteText">
-    <w:name w:val="footnote text"/>
+    <w:rPr>
+      <w:rFonts w:ascii="Segoe UI" w:cs="Segoe UI" w:eastAsia="Segoe UI" w:hAnsi="Segoe UI"/>
+      <w:i w:val="0"/>
+      <w:color w:val="242424"/>
+      <w:sz w:val="21"/>
+    </w:rPr>
+  </w:style>
+  <w:style w:styleId="FootnoteText" w:type="paragraph">
+    <w:name w:val="Footnote Text"/>
     <w:basedOn w:val="Normal"/>
+    <w:next w:val="FootnoteText"/>
     <w:uiPriority w:val="9"/>
     <w:unhideWhenUsed/>
     <w:qFormat/>
   </w:style>
-  <w:style w:type="paragraph" w:customStyle="1" w:styleId="FootnoteBlockText">
+  <w:style w:styleId="FootnoteBlockText" w:type="paragraph">
     <w:name w:val="Footnote Block Text"/>
     <w:basedOn w:val="FootnoteText"/>
     <w:next w:val="FootnoteText"/>
@@ -2981,35 +3306,40 @@
     <w:unhideWhenUsed/>
     <w:qFormat/>
     <w:pPr>
-      <w:spacing w:before="100" w:after="100"/>
-      <w:ind w:left="480" w:right="480"/>
+      <w:spacing w:after="100" w:before="100"/>
+      <w:ind w:firstLine="0" w:left="480" w:right="480"/>
     </w:pPr>
   </w:style>
-  <w:style w:type="table" w:customStyle="1" w:styleId="Table">
+  <w:style w:default="1" w:styleId="DefaultParagraphFont" w:type="character">
+    <w:name w:val="Default Paragraph Font"/>
+    <w:semiHidden/>
+    <w:unhideWhenUsed/>
+  </w:style>
+  <w:style w:default="1" w:styleId="Table" w:type="table">
     <w:name w:val="Table"/>
+    <w:basedOn w:val="TableNormal"/>
     <w:semiHidden/>
     <w:unhideWhenUsed/>
     <w:qFormat/>
     <w:tblPr>
-      <w:tblInd w:w="0" w:type="dxa"/>
+      <w:tblInd w:type="dxa" w:w="0"/>
       <w:tblCellMar>
-        <w:top w:w="0" w:type="dxa"/>
-        <w:left w:w="108" w:type="dxa"/>
-        <w:bottom w:w="0" w:type="dxa"/>
-        <w:right w:w="108" w:type="dxa"/>
+        <w:top w:type="dxa" w:w="0"/>
+        <w:left w:type="dxa" w:w="108"/>
+        <w:bottom w:type="dxa" w:w="0"/>
+        <w:right w:type="dxa" w:w="108"/>
       </w:tblCellMar>
     </w:tblPr>
     <w:tblStylePr w:type="firstRow">
-      <w:tblPr/>
       <w:tcPr>
         <w:tcBorders>
-          <w:bottom w:val="single" w:sz="0" w:space="0" w:color="auto"/>
+          <w:bottom w:val="single"/>
         </w:tcBorders>
         <w:vAlign w:val="bottom"/>
       </w:tcPr>
     </w:tblStylePr>
   </w:style>
-  <w:style w:type="paragraph" w:customStyle="1" w:styleId="DefinitionTerm">
+  <w:style w:customStyle="1" w:styleId="DefinitionTerm" w:type="paragraph">
     <w:name w:val="Definition Term"/>
     <w:basedOn w:val="Normal"/>
     <w:next w:val="Definition"/>
@@ -3022,77 +3352,76 @@
       <w:b/>
     </w:rPr>
   </w:style>
-  <w:style w:type="paragraph" w:customStyle="1" w:styleId="Definition">
+  <w:style w:customStyle="1" w:styleId="Definition" w:type="paragraph">
     <w:name w:val="Definition"/>
     <w:basedOn w:val="Normal"/>
   </w:style>
-  <w:style w:type="paragraph" w:styleId="Caption">
-    <w:name w:val="caption"/>
+  <w:style w:styleId="Caption" w:type="paragraph">
+    <w:name w:val="Caption"/>
     <w:basedOn w:val="Normal"/>
-    <w:link w:val="CaptionChar"/>
+    <w:link w:val="BodyTextChar"/>
     <w:pPr>
-      <w:spacing w:after="120"/>
+      <w:spacing w:after="120" w:before="0"/>
     </w:pPr>
     <w:rPr>
       <w:i/>
     </w:rPr>
   </w:style>
-  <w:style w:type="paragraph" w:customStyle="1" w:styleId="TableCaption">
+  <w:style w:customStyle="1" w:styleId="TableCaption" w:type="paragraph">
     <w:name w:val="Table Caption"/>
     <w:basedOn w:val="Caption"/>
     <w:pPr>
       <w:keepNext/>
     </w:pPr>
   </w:style>
-  <w:style w:type="paragraph" w:customStyle="1" w:styleId="ImageCaption">
+  <w:style w:customStyle="1" w:styleId="ImageCaption" w:type="paragraph">
     <w:name w:val="Image Caption"/>
     <w:basedOn w:val="Caption"/>
   </w:style>
-  <w:style w:type="paragraph" w:customStyle="1" w:styleId="Figure">
+  <w:style w:customStyle="1" w:styleId="Figure" w:type="paragraph">
     <w:name w:val="Figure"/>
     <w:basedOn w:val="Normal"/>
   </w:style>
-  <w:style w:type="paragraph" w:customStyle="1" w:styleId="CaptionedFigure">
+  <w:style w:customStyle="1" w:styleId="CaptionedFigure" w:type="paragraph">
     <w:name w:val="Captioned Figure"/>
     <w:basedOn w:val="Figure"/>
     <w:pPr>
       <w:keepNext/>
     </w:pPr>
   </w:style>
-  <w:style w:type="character" w:customStyle="1" w:styleId="CaptionChar">
-    <w:name w:val="Caption Char"/>
+  <w:style w:customStyle="1" w:styleId="BodyTextChar" w:type="character">
+    <w:name w:val="Body Text Char"/>
     <w:basedOn w:val="DefaultParagraphFont"/>
-    <w:link w:val="Caption"/>
-  </w:style>
-  <w:style w:type="character" w:customStyle="1" w:styleId="VerbatimChar">
+    <w:link w:val="BodyText"/>
+  </w:style>
+  <w:style w:customStyle="1" w:styleId="VerbatimChar" w:type="character">
     <w:name w:val="Verbatim Char"/>
-    <w:basedOn w:val="CaptionChar"/>
-    <w:link w:val="SourceCode"/>
-    <w:rPr>
-      <w:rFonts w:ascii="Consolas" w:eastAsia="Consolas" w:hAnsi="Consolas" w:cs="Consolas"/>
+    <w:basedOn w:val="BodyTextChar"/>
+    <w:rPr>
+      <w:rFonts w:ascii="Consolas" w:cs="Consolas" w:eastAsia="Consolas" w:hAnsi="Consolas"/>
       <w:color w:val="5B2A63"/>
       <w:sz w:val="19"/>
     </w:rPr>
   </w:style>
-  <w:style w:type="character" w:customStyle="1" w:styleId="SectionNumber">
+  <w:style w:customStyle="1" w:styleId="SectionNumber" w:type="character">
     <w:name w:val="Section Number"/>
-    <w:basedOn w:val="CaptionChar"/>
-  </w:style>
-  <w:style w:type="character" w:styleId="FootnoteReference">
-    <w:name w:val="footnote reference"/>
-    <w:basedOn w:val="CaptionChar"/>
+    <w:basedOn w:val="BodyTextChar"/>
+  </w:style>
+  <w:style w:styleId="FootnoteReference" w:type="character">
+    <w:name w:val="Footnote Reference"/>
+    <w:basedOn w:val="BodyTextChar"/>
     <w:rPr>
       <w:vertAlign w:val="superscript"/>
     </w:rPr>
   </w:style>
-  <w:style w:type="character" w:styleId="Hyperlink">
+  <w:style w:styleId="Hyperlink" w:type="character">
     <w:name w:val="Hyperlink"/>
-    <w:basedOn w:val="CaptionChar"/>
+    <w:basedOn w:val="BodyTextChar"/>
     <w:rPr>
       <w:color w:val="0F6CBD"/>
     </w:rPr>
   </w:style>
-  <w:style w:type="paragraph" w:styleId="TOCHeading">
+  <w:style w:styleId="TOCHeading" w:type="paragraph">
     <w:name w:val="TOC Heading"/>
     <w:basedOn w:val="Heading1"/>
     <w:next w:val="BodyText"/>
@@ -3100,49 +3429,53 @@
     <w:unhideWhenUsed/>
     <w:qFormat/>
     <w:pPr>
-      <w:spacing w:line="259" w:lineRule="auto"/>
+      <w:spacing w:before="240" w:line="259" w:lineRule="auto"/>
       <w:outlineLvl w:val="9"/>
     </w:pPr>
     <w:rPr>
+      <w:rFonts w:ascii="Segoe UI Semibold" w:cs="Segoe UI Semibold" w:eastAsia="Segoe UI Semibold" w:hAnsi="Segoe UI Semibold"/>
+      <w:b w:val="0"/>
+      <w:bCs w:val="0"/>
+      <w:color w:val="3B1041"/>
       <w:sz w:val="30"/>
     </w:rPr>
   </w:style>
-  <w:style w:type="paragraph" w:customStyle="1" w:styleId="CalloutMarker">
+  <w:style w:customStyle="1" w:styleId="CalloutMarker" w:type="paragraph">
     <w:name w:val="Callout Marker"/>
     <w:basedOn w:val="Normal"/>
     <w:pPr>
-      <w:spacing w:after="0"/>
+      <w:spacing w:after="0" w:before="0"/>
     </w:pPr>
     <w:rPr>
       <w:sz w:val="4"/>
     </w:rPr>
   </w:style>
-  <w:style w:type="character" w:customStyle="1" w:styleId="PromptGoal">
+  <w:style w:customStyle="1" w:styleId="PromptGoal" w:type="character">
     <w:name w:val="Prompt Goal"/>
     <w:rPr>
       <w:color w:val="1F4E99"/>
-      <w:shd w:val="clear" w:color="auto" w:fill="DCEBFF"/>
-    </w:rPr>
-  </w:style>
-  <w:style w:type="character" w:customStyle="1" w:styleId="PromptSource">
+      <w:shd w:color="auto" w:fill="DCEBFF" w:val="clear"/>
+    </w:rPr>
+  </w:style>
+  <w:style w:customStyle="1" w:styleId="PromptSource" w:type="character">
     <w:name w:val="Prompt Source"/>
     <w:rPr>
       <w:color w:val="1E6B32"/>
-      <w:shd w:val="clear" w:color="auto" w:fill="DFF5E1"/>
-    </w:rPr>
-  </w:style>
-  <w:style w:type="character" w:customStyle="1" w:styleId="PromptExpectations">
+      <w:shd w:color="auto" w:fill="DFF5E1" w:val="clear"/>
+    </w:rPr>
+  </w:style>
+  <w:style w:customStyle="1" w:styleId="PromptExpectations" w:type="character">
     <w:name w:val="Prompt Expectations"/>
     <w:rPr>
       <w:color w:val="8A4B00"/>
-      <w:shd w:val="clear" w:color="auto" w:fill="FFE9CC"/>
-    </w:rPr>
-  </w:style>
-  <w:style w:type="character" w:customStyle="1" w:styleId="PromptConstraints">
+      <w:shd w:color="auto" w:fill="FFE9CC" w:val="clear"/>
+    </w:rPr>
+  </w:style>
+  <w:style w:customStyle="1" w:styleId="PromptConstraints" w:type="character">
     <w:name w:val="Prompt Constraints"/>
     <w:rPr>
       <w:color w:val="5B2C91"/>
-      <w:shd w:val="clear" w:color="auto" w:fill="EDE3FA"/>
+      <w:shd w:color="auto" w:fill="EDE3FA" w:val="clear"/>
     </w:rPr>
   </w:style>
   <w:style w:type="paragraph" w:customStyle="1" w:styleId="SourceCode">
@@ -3150,350 +3483,234 @@
     <w:basedOn w:val="Normal"/>
     <w:link w:val="VerbatimChar"/>
     <w:pPr>
-      <w:wordWrap w:val="0"/>
+      <w:wordWrap w:val="off"/>
     </w:pPr>
   </w:style>
   <w:style w:type="character" w:customStyle="1" w:styleId="KeywordTok">
     <w:name w:val="KeywordTok"/>
     <w:basedOn w:val="VerbatimChar"/>
     <w:rPr>
-      <w:rFonts w:ascii="Consolas" w:eastAsia="Consolas" w:hAnsi="Consolas" w:cs="Consolas"/>
       <w:b/>
       <w:color w:val="007020"/>
-      <w:sz w:val="19"/>
     </w:rPr>
   </w:style>
   <w:style w:type="character" w:customStyle="1" w:styleId="DataTypeTok">
     <w:name w:val="DataTypeTok"/>
     <w:basedOn w:val="VerbatimChar"/>
     <w:rPr>
-      <w:rFonts w:ascii="Consolas" w:eastAsia="Consolas" w:hAnsi="Consolas" w:cs="Consolas"/>
       <w:color w:val="902000"/>
-      <w:sz w:val="19"/>
     </w:rPr>
   </w:style>
   <w:style w:type="character" w:customStyle="1" w:styleId="DecValTok">
     <w:name w:val="DecValTok"/>
     <w:basedOn w:val="VerbatimChar"/>
     <w:rPr>
-      <w:rFonts w:ascii="Consolas" w:eastAsia="Consolas" w:hAnsi="Consolas" w:cs="Consolas"/>
-      <w:color w:val="40A070"/>
-      <w:sz w:val="19"/>
+      <w:color w:val="40a070"/>
     </w:rPr>
   </w:style>
   <w:style w:type="character" w:customStyle="1" w:styleId="BaseNTok">
     <w:name w:val="BaseNTok"/>
     <w:basedOn w:val="VerbatimChar"/>
     <w:rPr>
-      <w:rFonts w:ascii="Consolas" w:eastAsia="Consolas" w:hAnsi="Consolas" w:cs="Consolas"/>
-      <w:color w:val="40A070"/>
-      <w:sz w:val="19"/>
+      <w:color w:val="40a070"/>
     </w:rPr>
   </w:style>
   <w:style w:type="character" w:customStyle="1" w:styleId="FloatTok">
     <w:name w:val="FloatTok"/>
     <w:basedOn w:val="VerbatimChar"/>
     <w:rPr>
-      <w:rFonts w:ascii="Consolas" w:eastAsia="Consolas" w:hAnsi="Consolas" w:cs="Consolas"/>
-      <w:color w:val="40A070"/>
-      <w:sz w:val="19"/>
+      <w:color w:val="40a070"/>
     </w:rPr>
   </w:style>
   <w:style w:type="character" w:customStyle="1" w:styleId="ConstantTok">
     <w:name w:val="ConstantTok"/>
     <w:basedOn w:val="VerbatimChar"/>
     <w:rPr>
-      <w:rFonts w:ascii="Consolas" w:eastAsia="Consolas" w:hAnsi="Consolas" w:cs="Consolas"/>
       <w:color w:val="880000"/>
-      <w:sz w:val="19"/>
     </w:rPr>
   </w:style>
   <w:style w:type="character" w:customStyle="1" w:styleId="CharTok">
     <w:name w:val="CharTok"/>
     <w:basedOn w:val="VerbatimChar"/>
     <w:rPr>
-      <w:rFonts w:ascii="Consolas" w:eastAsia="Consolas" w:hAnsi="Consolas" w:cs="Consolas"/>
-      <w:color w:val="4070A0"/>
-      <w:sz w:val="19"/>
+      <w:color w:val="4070a0"/>
     </w:rPr>
   </w:style>
   <w:style w:type="character" w:customStyle="1" w:styleId="SpecialCharTok">
     <w:name w:val="SpecialCharTok"/>
     <w:basedOn w:val="VerbatimChar"/>
     <w:rPr>
-      <w:rFonts w:ascii="Consolas" w:eastAsia="Consolas" w:hAnsi="Consolas" w:cs="Consolas"/>
-      <w:color w:val="4070A0"/>
-      <w:sz w:val="19"/>
+      <w:color w:val="4070a0"/>
     </w:rPr>
   </w:style>
   <w:style w:type="character" w:customStyle="1" w:styleId="StringTok">
     <w:name w:val="StringTok"/>
     <w:basedOn w:val="VerbatimChar"/>
     <w:rPr>
-      <w:rFonts w:ascii="Consolas" w:eastAsia="Consolas" w:hAnsi="Consolas" w:cs="Consolas"/>
-      <w:color w:val="4070A0"/>
-      <w:sz w:val="19"/>
+      <w:color w:val="4070a0"/>
     </w:rPr>
   </w:style>
   <w:style w:type="character" w:customStyle="1" w:styleId="VerbatimStringTok">
     <w:name w:val="VerbatimStringTok"/>
     <w:basedOn w:val="VerbatimChar"/>
     <w:rPr>
-      <w:rFonts w:ascii="Consolas" w:eastAsia="Consolas" w:hAnsi="Consolas" w:cs="Consolas"/>
-      <w:color w:val="4070A0"/>
-      <w:sz w:val="19"/>
+      <w:color w:val="4070a0"/>
     </w:rPr>
   </w:style>
   <w:style w:type="character" w:customStyle="1" w:styleId="SpecialStringTok">
     <w:name w:val="SpecialStringTok"/>
     <w:basedOn w:val="VerbatimChar"/>
     <w:rPr>
-      <w:rFonts w:ascii="Consolas" w:eastAsia="Consolas" w:hAnsi="Consolas" w:cs="Consolas"/>
-      <w:color w:val="BB6688"/>
-      <w:sz w:val="19"/>
+      <w:color w:val="bb6688"/>
     </w:rPr>
   </w:style>
   <w:style w:type="character" w:customStyle="1" w:styleId="ImportTok">
     <w:name w:val="ImportTok"/>
     <w:basedOn w:val="VerbatimChar"/>
     <w:rPr>
-      <w:rFonts w:ascii="Consolas" w:eastAsia="Consolas" w:hAnsi="Consolas" w:cs="Consolas"/>
       <w:b/>
       <w:color w:val="008000"/>
-      <w:sz w:val="19"/>
     </w:rPr>
   </w:style>
   <w:style w:type="character" w:customStyle="1" w:styleId="CommentTok">
     <w:name w:val="CommentTok"/>
     <w:basedOn w:val="VerbatimChar"/>
     <w:rPr>
-      <w:rFonts w:ascii="Consolas" w:eastAsia="Consolas" w:hAnsi="Consolas" w:cs="Consolas"/>
       <w:i/>
-      <w:color w:val="60A0B0"/>
-      <w:sz w:val="19"/>
+      <w:color w:val="60a0b0"/>
     </w:rPr>
   </w:style>
   <w:style w:type="character" w:customStyle="1" w:styleId="DocumentationTok">
     <w:name w:val="DocumentationTok"/>
     <w:basedOn w:val="VerbatimChar"/>
     <w:rPr>
-      <w:rFonts w:ascii="Consolas" w:eastAsia="Consolas" w:hAnsi="Consolas" w:cs="Consolas"/>
       <w:i/>
-      <w:color w:val="BA2121"/>
-      <w:sz w:val="19"/>
+      <w:color w:val="ba2121"/>
     </w:rPr>
   </w:style>
   <w:style w:type="character" w:customStyle="1" w:styleId="AnnotationTok">
     <w:name w:val="AnnotationTok"/>
     <w:basedOn w:val="VerbatimChar"/>
     <w:rPr>
-      <w:rFonts w:ascii="Consolas" w:eastAsia="Consolas" w:hAnsi="Consolas" w:cs="Consolas"/>
       <w:b/>
       <w:i/>
-      <w:color w:val="60A0B0"/>
-      <w:sz w:val="19"/>
+      <w:color w:val="60a0b0"/>
     </w:rPr>
   </w:style>
   <w:style w:type="character" w:customStyle="1" w:styleId="CommentVarTok">
     <w:name w:val="CommentVarTok"/>
     <w:basedOn w:val="VerbatimChar"/>
     <w:rPr>
-      <w:rFonts w:ascii="Consolas" w:eastAsia="Consolas" w:hAnsi="Consolas" w:cs="Consolas"/>
       <w:b/>
       <w:i/>
-      <w:color w:val="60A0B0"/>
-      <w:sz w:val="19"/>
+      <w:color w:val="60a0b0"/>
     </w:rPr>
   </w:style>
   <w:style w:type="character" w:customStyle="1" w:styleId="OtherTok">
     <w:name w:val="OtherTok"/>
     <w:basedOn w:val="VerbatimChar"/>
     <w:rPr>
-      <w:rFonts w:ascii="Consolas" w:eastAsia="Consolas" w:hAnsi="Consolas" w:cs="Consolas"/>
       <w:color w:val="007020"/>
-      <w:sz w:val="19"/>
     </w:rPr>
   </w:style>
   <w:style w:type="character" w:customStyle="1" w:styleId="FunctionTok">
     <w:name w:val="FunctionTok"/>
     <w:basedOn w:val="VerbatimChar"/>
     <w:rPr>
-      <w:rFonts w:ascii="Consolas" w:eastAsia="Consolas" w:hAnsi="Consolas" w:cs="Consolas"/>
-      <w:color w:val="06287E"/>
-      <w:sz w:val="19"/>
+      <w:color w:val="06287e"/>
     </w:rPr>
   </w:style>
   <w:style w:type="character" w:customStyle="1" w:styleId="VariableTok">
     <w:name w:val="VariableTok"/>
     <w:basedOn w:val="VerbatimChar"/>
     <w:rPr>
-      <w:rFonts w:ascii="Consolas" w:eastAsia="Consolas" w:hAnsi="Consolas" w:cs="Consolas"/>
-      <w:color w:val="19177C"/>
-      <w:sz w:val="19"/>
+      <w:color w:val="19177c"/>
     </w:rPr>
   </w:style>
   <w:style w:type="character" w:customStyle="1" w:styleId="ControlFlowTok">
     <w:name w:val="ControlFlowTok"/>
     <w:basedOn w:val="VerbatimChar"/>
     <w:rPr>
-      <w:rFonts w:ascii="Consolas" w:eastAsia="Consolas" w:hAnsi="Consolas" w:cs="Consolas"/>
       <w:b/>
       <w:color w:val="007020"/>
-      <w:sz w:val="19"/>
     </w:rPr>
   </w:style>
   <w:style w:type="character" w:customStyle="1" w:styleId="OperatorTok">
     <w:name w:val="OperatorTok"/>
     <w:basedOn w:val="VerbatimChar"/>
     <w:rPr>
-      <w:rFonts w:ascii="Consolas" w:eastAsia="Consolas" w:hAnsi="Consolas" w:cs="Consolas"/>
       <w:color w:val="666666"/>
-      <w:sz w:val="19"/>
     </w:rPr>
   </w:style>
   <w:style w:type="character" w:customStyle="1" w:styleId="BuiltInTok">
     <w:name w:val="BuiltInTok"/>
     <w:basedOn w:val="VerbatimChar"/>
     <w:rPr>
-      <w:rFonts w:ascii="Consolas" w:eastAsia="Consolas" w:hAnsi="Consolas" w:cs="Consolas"/>
       <w:color w:val="008000"/>
-      <w:sz w:val="19"/>
     </w:rPr>
   </w:style>
   <w:style w:type="character" w:customStyle="1" w:styleId="ExtensionTok">
     <w:name w:val="ExtensionTok"/>
     <w:basedOn w:val="VerbatimChar"/>
-    <w:rPr>
-      <w:rFonts w:ascii="Consolas" w:eastAsia="Consolas" w:hAnsi="Consolas" w:cs="Consolas"/>
-      <w:color w:val="5B2A63"/>
-      <w:sz w:val="19"/>
-    </w:rPr>
+    <w:rPr/>
   </w:style>
   <w:style w:type="character" w:customStyle="1" w:styleId="PreprocessorTok">
     <w:name w:val="PreprocessorTok"/>
     <w:basedOn w:val="VerbatimChar"/>
     <w:rPr>
-      <w:rFonts w:ascii="Consolas" w:eastAsia="Consolas" w:hAnsi="Consolas" w:cs="Consolas"/>
-      <w:color w:val="BC7A00"/>
-      <w:sz w:val="19"/>
+      <w:color w:val="bc7a00"/>
     </w:rPr>
   </w:style>
   <w:style w:type="character" w:customStyle="1" w:styleId="AttributeTok">
     <w:name w:val="AttributeTok"/>
     <w:basedOn w:val="VerbatimChar"/>
     <w:rPr>
-      <w:rFonts w:ascii="Consolas" w:eastAsia="Consolas" w:hAnsi="Consolas" w:cs="Consolas"/>
-      <w:color w:val="7D9029"/>
-      <w:sz w:val="19"/>
+      <w:color w:val="7d9029"/>
     </w:rPr>
   </w:style>
   <w:style w:type="character" w:customStyle="1" w:styleId="RegionMarkerTok">
     <w:name w:val="RegionMarkerTok"/>
     <w:basedOn w:val="VerbatimChar"/>
-    <w:rPr>
-      <w:rFonts w:ascii="Consolas" w:eastAsia="Consolas" w:hAnsi="Consolas" w:cs="Consolas"/>
-      <w:color w:val="5B2A63"/>
-      <w:sz w:val="19"/>
-    </w:rPr>
+    <w:rPr/>
   </w:style>
   <w:style w:type="character" w:customStyle="1" w:styleId="InformationTok">
     <w:name w:val="InformationTok"/>
     <w:basedOn w:val="VerbatimChar"/>
     <w:rPr>
-      <w:rFonts w:ascii="Consolas" w:eastAsia="Consolas" w:hAnsi="Consolas" w:cs="Consolas"/>
       <w:b/>
       <w:i/>
-      <w:color w:val="60A0B0"/>
-      <w:sz w:val="19"/>
+      <w:color w:val="60a0b0"/>
     </w:rPr>
   </w:style>
   <w:style w:type="character" w:customStyle="1" w:styleId="WarningTok">
     <w:name w:val="WarningTok"/>
     <w:basedOn w:val="VerbatimChar"/>
     <w:rPr>
-      <w:rFonts w:ascii="Consolas" w:eastAsia="Consolas" w:hAnsi="Consolas" w:cs="Consolas"/>
       <w:b/>
       <w:i/>
-      <w:color w:val="60A0B0"/>
-      <w:sz w:val="19"/>
+      <w:color w:val="60a0b0"/>
     </w:rPr>
   </w:style>
   <w:style w:type="character" w:customStyle="1" w:styleId="AlertTok">
     <w:name w:val="AlertTok"/>
     <w:basedOn w:val="VerbatimChar"/>
     <w:rPr>
-      <w:rFonts w:ascii="Consolas" w:eastAsia="Consolas" w:hAnsi="Consolas" w:cs="Consolas"/>
       <w:b/>
-      <w:color w:val="FF0000"/>
-      <w:sz w:val="19"/>
+      <w:color w:val="ff0000"/>
     </w:rPr>
   </w:style>
   <w:style w:type="character" w:customStyle="1" w:styleId="ErrorTok">
     <w:name w:val="ErrorTok"/>
     <w:basedOn w:val="VerbatimChar"/>
     <w:rPr>
-      <w:rFonts w:ascii="Consolas" w:eastAsia="Consolas" w:hAnsi="Consolas" w:cs="Consolas"/>
       <w:b/>
-      <w:color w:val="FF0000"/>
-      <w:sz w:val="19"/>
+      <w:color w:val="ff0000"/>
     </w:rPr>
   </w:style>
   <w:style w:type="character" w:customStyle="1" w:styleId="NormalTok">
     <w:name w:val="NormalTok"/>
     <w:basedOn w:val="VerbatimChar"/>
-    <w:rPr>
-      <w:rFonts w:ascii="Consolas" w:eastAsia="Consolas" w:hAnsi="Consolas" w:cs="Consolas"/>
-      <w:color w:val="5B2A63"/>
-      <w:sz w:val="19"/>
-    </w:rPr>
-  </w:style>
-  <w:style w:type="paragraph" w:styleId="Header">
-    <w:name w:val="header"/>
-    <w:basedOn w:val="Normal"/>
-    <w:link w:val="HeaderChar"/>
-    <w:rsid w:val="00AF2460"/>
-    <w:pPr>
-      <w:tabs>
-        <w:tab w:val="center" w:pos="4513"/>
-        <w:tab w:val="right" w:pos="9026"/>
-      </w:tabs>
-      <w:spacing w:after="0"/>
-    </w:pPr>
-  </w:style>
-  <w:style w:type="character" w:customStyle="1" w:styleId="HeaderChar">
-    <w:name w:val="Header Char"/>
-    <w:basedOn w:val="DefaultParagraphFont"/>
-    <w:link w:val="Header"/>
-    <w:rsid w:val="00AF2460"/>
-    <w:rPr>
-      <w:rFonts w:ascii="Segoe UI" w:eastAsia="Segoe UI" w:hAnsi="Segoe UI" w:cs="Segoe UI"/>
-      <w:color w:val="242424"/>
-      <w:sz w:val="21"/>
-    </w:rPr>
-  </w:style>
-  <w:style w:type="paragraph" w:styleId="Footer">
-    <w:name w:val="footer"/>
-    <w:basedOn w:val="Normal"/>
-    <w:link w:val="FooterChar"/>
-    <w:rsid w:val="00AF2460"/>
-    <w:pPr>
-      <w:tabs>
-        <w:tab w:val="center" w:pos="4513"/>
-        <w:tab w:val="right" w:pos="9026"/>
-      </w:tabs>
-      <w:spacing w:after="0"/>
-    </w:pPr>
-  </w:style>
-  <w:style w:type="character" w:customStyle="1" w:styleId="FooterChar">
-    <w:name w:val="Footer Char"/>
-    <w:basedOn w:val="DefaultParagraphFont"/>
-    <w:link w:val="Footer"/>
-    <w:rsid w:val="00AF2460"/>
-    <w:rPr>
-      <w:rFonts w:ascii="Segoe UI" w:eastAsia="Segoe UI" w:hAnsi="Segoe UI" w:cs="Segoe UI"/>
-      <w:color w:val="242424"/>
-      <w:sz w:val="21"/>
-    </w:rPr>
+    <w:rPr/>
   </w:style>
 </w:styles>
 </file>
@@ -3791,10 +4008,4 @@
     </a:ext>
   </a:extLst>
 </a:theme>
-</file>
-
-<file path=docMetadata/LabelInfo.xml><?xml version="1.0" encoding="utf-8"?>
-<clbl:labelList xmlns:clbl="http://schemas.microsoft.com/office/2020/mipLabelMetadata">
-  <clbl:label id="{f42aa342-8706-4288-bd11-ebb85995028c}" enabled="1" method="Standard" siteId="{72f988bf-86f1-41af-91ab-2d7cd011db47}" contentBits="0" removed="0"/>
-</clbl:labelList>
 </file>